--- a/exports/research-he.docx
+++ b/exports/research-he.docx
@@ -876,7 +876,7 @@
         <w:pStyle w:val="ListBullet"/>
       </w:pPr>
       <w:r>
-        <w:t>יחס עלות-החלפה של 30,000:1 לטובת התוקף (שני רחפנים של $30K מול מכ"מ אחד של $1B)</w:t>
+        <w:t>יחס עלות-החלפה של ~16,700:1 לטובת התוקף (שני רחפנים של $30K מול מערכת מכ"מ של $1B)</w:t>
       </w:r>
     </w:p>
     <w:p>
@@ -1101,7 +1101,7 @@
               <w:rPr>
                 <w:sz w:val="18"/>
               </w:rPr>
-              <w:t>$500K</w:t>
+              <w:t>$1–1.5M</w:t>
             </w:r>
           </w:p>
         </w:tc>
@@ -5238,7 +5238,7 @@
               <w:rPr>
                 <w:sz w:val="18"/>
               </w:rPr>
-              <w:t>3,660 מ׳</w:t>
+              <w:t>4,600 מ׳</w:t>
             </w:r>
           </w:p>
         </w:tc>
@@ -7207,7 +7207,7 @@
         <w:br/>
         <w:t xml:space="preserve">        │  Recon drones                │ Platform: Airlander 10</w:t>
         <w:br/>
-        <w:t>3,660m ─┤─────────────────────────────── TCOM 420K max ceiling</w:t>
+        <w:t>4,600m ─┤─────────────────────────────── TCOM 420K max ceiling</w:t>
         <w:br/>
         <w:t xml:space="preserve">        │                              │</w:t>
         <w:br/>
@@ -8952,7 +8952,7 @@
               <w:rPr>
                 <w:sz w:val="18"/>
               </w:rPr>
-              <w:t>$500M</w:t>
+              <w:t>$1–1.5B</w:t>
             </w:r>
           </w:p>
         </w:tc>
@@ -9763,7 +9763,7 @@
               <w:rPr>
                 <w:sz w:val="18"/>
               </w:rPr>
-              <w:t>טווח קרוב בלבד (~30 מ׳)</w:t>
+              <w:t>טווח קרוב בלבד (&lt;50 מ׳)</w:t>
             </w:r>
           </w:p>
         </w:tc>
@@ -13333,7 +13333,7 @@
               <w:rPr>
                 <w:sz w:val="18"/>
               </w:rPr>
-              <w:t>Airlander 10: 6,096 מ׳, TCOM: 3,660 מ׳ — מכסה רצועת איומים</w:t>
+              <w:t>Airlander 10: 6,096 מ׳, TCOM: 4,600 מ׳ — מכסה רצועת איומים</w:t>
             </w:r>
           </w:p>
         </w:tc>
@@ -13698,7 +13698,7 @@
     </w:p>
     <w:p>
       <w:r>
-        <w:t>המציאות: שיעור היירוט של אוקראינה הוא 70–85%. במתקפת 200 רחפנים, 30–60 ראשי נפץ פוגעים במטרות כל לילה. שני רחפנים של $30K השמידו מכ"מ AN/TPY-2 של $1B. יחס עלות-החלפה של 30,000:1 לטובת התוקף.</w:t>
+        <w:t>המציאות: שיעור היירוט של אוקראינה הוא 70–85%. במתקפת 200 רחפנים, 30–60 ראשי נפץ פוגעים במטרות כל לילה. שני רחפנים של $30K השמידו מכ"מ AN/TPY-2 של $1B. יחס עלות-החלפה של ~16,700:1 לטובת התוקף.</w:t>
       </w:r>
     </w:p>
     <w:p>
@@ -14958,27 +14958,27 @@
     </w:p>
     <w:p>
       <w:r>
-        <w:t>[M1] Hitex, "12K 160g 20mm Carbon Fiber Mesh Geo Grid," Made-in-China.com, 2025–2026. Product code HIT-2020.</w:t>
-      </w:r>
-    </w:p>
-    <w:p>
-      <w:r>
-        <w:t>[M2] Aerolite Technology, "Carbon Fiber Mesh | 20x20mm Carbon Fiber Grid," aerolitetech.com, 2025.</w:t>
-      </w:r>
-    </w:p>
-    <w:p>
-      <w:r>
-        <w:t>[M3] CNC Carbon Fiber, "3K Twill Weave Carbon Fiber Fabric – Technical Data Sheet," cnccarbonfiber.com, 2025.</w:t>
-      </w:r>
-    </w:p>
-    <w:p>
-      <w:r>
-        <w:t>[M4] Rhino Carbon Fiber, "200 GSM Unidirectional TDS," rhinocarbonfiber.com, October 2025.</w:t>
-      </w:r>
-    </w:p>
-    <w:p>
-      <w:r>
-        <w:t>[M5] Polymer Composites Journal, "High-velocity impact resistance of carbon fiber composite grid sandwich structures," DOI: 10.1002/pc.28147, 2024.</w:t>
+        <w:t>[M1] Hitex, "12K 160g 20mm Carbon Fiber Mesh Geo Grid," Made-in-China.com, 2025–2026. Product code HIT-2020. https://nbhitex.en.made-in-china.com/product/GtRUfpHrROWz/China-12K-160g-20mm-Carbon-Fiber-Mesh-Geo-Grid-for-Concrete-Construction.html</w:t>
+      </w:r>
+    </w:p>
+    <w:p>
+      <w:r>
+        <w:t>[M2] Aerolite Technology, "Carbon Fiber Mesh | 20x20mm Carbon Fiber Grid," aerolitetech.com, 2025. https://www.aerolitetech.com/carbon-fiber-grid-20x20mm.html</w:t>
+      </w:r>
+    </w:p>
+    <w:p>
+      <w:r>
+        <w:t>[M3] CNC Carbon Fiber, "3K Twill Weave Carbon Fiber Fabric – Technical Data Sheet," cnccarbonfiber.com, 2025. https://www.cnccarbonfiber.com/carbon-fiber-fabric/3k-twill-weave-carbon-fiber-fabric.html</w:t>
+      </w:r>
+    </w:p>
+    <w:p>
+      <w:r>
+        <w:t>[M4] Rhino Carbon Fiber, "200 GSM Unidirectional TDS," rhinocarbonfiber.com, October 2025. https://www.rhinocarbonfiber.com/content/files/technical-info/tds/rhino%20carbon%20fiber%20200%20gsm%20unidirectional%2010_2025.pdf</w:t>
+      </w:r>
+    </w:p>
+    <w:p>
+      <w:r>
+        <w:t>[M5] Polymer Composites Journal, "High-velocity impact resistance of carbon fiber composite grid sandwich structures," DOI: 10.1002/pc.28147, 2024. https://doi.org/10.1002/pc.28147</w:t>
       </w:r>
     </w:p>
     <w:p>
@@ -14991,42 +14991,42 @@
     </w:p>
     <w:p>
       <w:r>
-        <w:t>[A1] Hybrid Air Vehicles, "First military aircraft reservation for Airlander," hybridairvehicles.com, October 2025.</w:t>
-      </w:r>
-    </w:p>
-    <w:p>
-      <w:r>
-        <w:t>[A2] The Defense Post, "UK Firm HAV Secures First Defense Orders for Airlander 10," October 28, 2025.</w:t>
-      </w:r>
-    </w:p>
-    <w:p>
-      <w:r>
-        <w:t>[A3] Zeppelin Flug, "Zeppelin NT Technical Data," zeppelinflug.de, 2025.</w:t>
-      </w:r>
-    </w:p>
-    <w:p>
-      <w:r>
-        <w:t>[A4] TechFundingNews, "NATO-backed Kelluu secures €15M to tackle hybrid warfare threats," 2026.</w:t>
-      </w:r>
-    </w:p>
-    <w:p>
-      <w:r>
-        <w:t>[A5] TCOM LP, "Advancing the Next — TCOM Fact Sheet," tcomlp.com, May 2024.</w:t>
-      </w:r>
-    </w:p>
-    <w:p>
-      <w:r>
-        <w:t>[A6] Skyship Services / Global Aerostats, "74K Aerostat," globalaerostats.com, 2025.</w:t>
-      </w:r>
-    </w:p>
-    <w:p>
-      <w:r>
-        <w:t>[A7] Heavy Lift &amp; Project Forwarding International, "Flying Whales take delivery of test engine," March 20, 2026.</w:t>
-      </w:r>
-    </w:p>
-    <w:p>
-      <w:r>
-        <w:t>[A8] US Air Combat Command, "Tethered Aerostat Radar System Fact Sheet," acc.af.mil.</w:t>
+        <w:t>[A1] Hybrid Air Vehicles, "First military aircraft reservation for Airlander," hybridairvehicles.com, October 2025. https://www.hybridairvehicles.com/news/overview/news/first-military-aircraft-reservation-for-airlander/</w:t>
+      </w:r>
+    </w:p>
+    <w:p>
+      <w:r>
+        <w:t>[A2] The Defense Post, "UK Firm HAV Secures First Defense Orders for Airlander 10," October 28, 2025. https://thedefensepost.com/2025/10/28/hav-airlander-first-order/</w:t>
+      </w:r>
+    </w:p>
+    <w:p>
+      <w:r>
+        <w:t>[A3] Zeppelin Flug, "Zeppelin NT Technical Data," zeppelinflug.de, 2025. https://zeppelinflug.de/en/zeppelin-nt/technik</w:t>
+      </w:r>
+    </w:p>
+    <w:p>
+      <w:r>
+        <w:t>[A4] TechFundingNews, "NATO-backed Kelluu secures €15M to tackle hybrid warfare threats," 2026. https://techfundingnews.com/kelluu-15m-series-a-nato-innovation-fund/</w:t>
+      </w:r>
+    </w:p>
+    <w:p>
+      <w:r>
+        <w:t>[A5] TCOM LP, "Advancing the Next — TCOM Fact Sheet," tcomlp.com, May 2024. https://tcomlp.com/wp-content/uploads/2024/05/TCOM-Fact-Sheet-2024.pdf</w:t>
+      </w:r>
+    </w:p>
+    <w:p>
+      <w:r>
+        <w:t>[A6] Skyship Services / Global Aerostats, "74K Aerostat," globalaerostats.com, 2025. https://globalaerostats.com/74k-aerostat/</w:t>
+      </w:r>
+    </w:p>
+    <w:p>
+      <w:r>
+        <w:t>[A7] Heavy Lift &amp; Project Forwarding International, "Flying Whales take delivery of test engine," March 20, 2026. https://www.heavyliftpfi.com/shipping/2026/03/20/test-engine-delivered-to-flying-whales-as-it-signs-ivory-coast-logistics-deal/</w:t>
+      </w:r>
+    </w:p>
+    <w:p>
+      <w:r>
+        <w:t>[A8] US Air Combat Command, "Tethered Aerostat Radar System Fact Sheet," acc.af.mil. https://www.acc.af.mil/About-Us/Fact-Sheets/Display/Article/199137/tethered-aerostat-radar-system/</w:t>
       </w:r>
     </w:p>
     <w:p>
@@ -15039,57 +15039,57 @@
     </w:p>
     <w:p>
       <w:r>
-        <w:t>[T1] Ukraine War Analytics, "How Ukraine Shoots Down Shahed Drones: Interception Methods 2026," ukraine-war-analytics.com, 2026.</w:t>
-      </w:r>
-    </w:p>
-    <w:p>
-      <w:r>
-        <w:t>[T2] Kyiv Post, "50,000 Shahed – How Ukrainians Became Experts Countering Iranian-Russian Drones," September 2025.</w:t>
-      </w:r>
-    </w:p>
-    <w:p>
-      <w:r>
-        <w:t>[T3] Odessa Journal, "Russia Has Changed Its Tactics of Kamikaze Drone Strikes," 2025.</w:t>
-      </w:r>
-    </w:p>
-    <w:p>
-      <w:r>
-        <w:t>[T4] Wikipedia, "Kh-101," en.wikipedia.org (verified against CSIS Missile Threat database).</w:t>
-      </w:r>
-    </w:p>
-    <w:p>
-      <w:r>
-        <w:t>[T5] CSIS Missile Threat, "Kh-101/Kh-102," missilethreat.csis.org.</w:t>
-      </w:r>
-    </w:p>
-    <w:p>
-      <w:r>
-        <w:t>[T6] Airpra.com, "In-depth Analysis of 3M Series Kalibr Cruise Missiles," 2023.</w:t>
-      </w:r>
-    </w:p>
-    <w:p>
-      <w:r>
-        <w:t>[T7] www1.ru, "Flight of Kalibr-NK at extremely low altitude filmed for the first time," April 25, 2025.</w:t>
-      </w:r>
-    </w:p>
-    <w:p>
-      <w:r>
-        <w:t>[T8] Ukraine War Analytics, "Multirotor Drone Maneuverability Ukraine 2026," ukraine-war-analytics.com, 2026.</w:t>
-      </w:r>
-    </w:p>
-    <w:p>
-      <w:r>
-        <w:t>[T9] RBC-Ukraine, "Fiber-optic drones – How they work, types Russia uses, Ukraine responding," July 2026.</w:t>
-      </w:r>
-    </w:p>
-    <w:p>
-      <w:r>
-        <w:t>[T10] CNN, "Hezbollah deploys a potent new weapon designed to evade Israeli detection," May 3, 2026.</w:t>
-      </w:r>
-    </w:p>
-    <w:p>
-      <w:r>
-        <w:t>[T11] Defense News, "Frustrating Israel, fiber-optic killer drone technology has arrived in southern Lebanon," June 23, 2026.</w:t>
+        <w:t>[T1] Ukraine War Analytics, "How Ukraine Shoots Down Shahed Drones: Interception Methods 2026," ukraine-war-analytics.com, 2026. https://ukraine-war-analytics.com/weapons/shahed-interception-methods-2026.html</w:t>
+      </w:r>
+    </w:p>
+    <w:p>
+      <w:r>
+        <w:t>[T2] Kyiv Post, "50,000 Shahed – How Ukrainians Became Experts Countering Iranian-Russian Drones," September 2025. https://www.kyivpost.com/post/71888</w:t>
+      </w:r>
+    </w:p>
+    <w:p>
+      <w:r>
+        <w:t>[T3] Odessa Journal, "Russia Has Changed Its Tactics of Kamikaze Drone Strikes," 2025. https://mail.odessa-journal.com/alexander-kovalenko-russia-has-changed-its-tactics-of-kamikaze-drone-strikes-on-ukraine</w:t>
+      </w:r>
+    </w:p>
+    <w:p>
+      <w:r>
+        <w:t>[T4] Wikipedia, "Kh-101," en.wikipedia.org (verified against CSIS Missile Threat database). https://en.wikipedia.org/wiki/Kh-101</w:t>
+      </w:r>
+    </w:p>
+    <w:p>
+      <w:r>
+        <w:t>[T5] CSIS Missile Threat, "Kh-101/Kh-102," missilethreat.csis.org. https://missilethreat.csis.org/missile/kh-101-kh-102/</w:t>
+      </w:r>
+    </w:p>
+    <w:p>
+      <w:r>
+        <w:t>[T6] Airpra.com, "In-depth Analysis of 3M Series Kalibr Cruise Missiles," 2023. https://airpra.com/in-depth-analysis-of-3m-series-kalibr-cruise-missiles/</w:t>
+      </w:r>
+    </w:p>
+    <w:p>
+      <w:r>
+        <w:t>[T7] www1.ru, "Flight of Kalibr-NK at extremely low altitude filmed for the first time," April 25, 2025. https://www1.ru/en/news/2025/04/25/polet-krylatoi-rakety-kalibr-nk-na-sverxnizkoi-vysote-vpervye-sniali-na-video.html</w:t>
+      </w:r>
+    </w:p>
+    <w:p>
+      <w:r>
+        <w:t>[T8] Ukraine War Analytics, "Multirotor Drone Maneuverability Ukraine 2026," ukraine-war-analytics.com, 2026. https://ukraine-war-analytics.com/drones/multirotor-drone-maneuverability.html</w:t>
+      </w:r>
+    </w:p>
+    <w:p>
+      <w:r>
+        <w:t>[T9] RBC-Ukraine, "Fiber-optic drones – How they work, types Russia uses, Ukraine responding," July 2026. https://newsukraine.rbc.ua/analytics/russia-s-fiber-optic-fpv-drones-on-rise-ukraine-1752818725.html</w:t>
+      </w:r>
+    </w:p>
+    <w:p>
+      <w:r>
+        <w:t>[T10] CNN, "Hezbollah deploys a potent new weapon designed to evade Israeli detection," May 3, 2026. https://www.cnn.com/2026/05/03/middleeast/hezbollah-fiber-optic-drones-israel-intl-cmd</w:t>
+      </w:r>
+    </w:p>
+    <w:p>
+      <w:r>
+        <w:t>[T11] Defense News, "Frustrating Israel, fiber-optic killer drone technology has arrived in southern Lebanon," June 23, 2026. https://www.defensenews.com/global/mideast-africa/2026/06/23/frustrating-israel-fiber-optic-killer-drone-technology-has-arrived-in-southern-lebanon/</w:t>
       </w:r>
     </w:p>
     <w:p>
@@ -15102,37 +15102,37 @@
     </w:p>
     <w:p>
       <w:r>
-        <w:t>[G1] Wikipedia, "Geography of Lebanon" (border: 79 km with Israel).</w:t>
-      </w:r>
-    </w:p>
-    <w:p>
-      <w:r>
-        <w:t>[G2] INSS (Institute for National Security Studies), "Between War and Agreement with Lebanon: The Conflict Over the Land Border."</w:t>
-      </w:r>
-    </w:p>
-    <w:p>
-      <w:r>
-        <w:t>[G3] Durham University IBRU, "Israel-Lebanon Border Analysis" (4 topographical sectors, ~120 km).</w:t>
-      </w:r>
-    </w:p>
-    <w:p>
-      <w:r>
-        <w:t>[G4] Wikipedia, "Golan Heights" (65 km N-S, 12–25 km E-W).</w:t>
-      </w:r>
-    </w:p>
-    <w:p>
-      <w:r>
-        <w:t>[G5] Wikipedia, "UNDOF Zone" (~80 km long, 0.2–10 km wide).</w:t>
-      </w:r>
-    </w:p>
-    <w:p>
-      <w:r>
-        <w:t>[G6] Sovereign Limits, "Israel-Jordan Land Boundary" (482 km).</w:t>
-      </w:r>
-    </w:p>
-    <w:p>
-      <w:r>
-        <w:t>[G7] UN Peacemaker, "Treaty of Peace Between Israel and Jordan," October 26, 1994.</w:t>
+        <w:t>[G1] Wikipedia, "Geography of Lebanon" (border: 79 km with Israel). https://en.wikipedia.org/wiki/Geography_of_Lebanon</w:t>
+      </w:r>
+    </w:p>
+    <w:p>
+      <w:r>
+        <w:t>[G2] INSS (Institute for National Security Studies), "Between War and Agreement with Lebanon: The Conflict Over the Land Border." https://www.inss.org.il/publication/lebanon-border/</w:t>
+      </w:r>
+    </w:p>
+    <w:p>
+      <w:r>
+        <w:t>[G3] Durham University IBRU, "Israel-Lebanon Border Analysis" (4 topographical sectors, ~120 km). https://www.durham.ac.uk/media/durham-university/research-/research-centres/ibru-centre-for-borders-research/maps-and-databases/publications-database/boundary-amp-security-bulletins/bsb8-4_eshel.pdf</w:t>
+      </w:r>
+    </w:p>
+    <w:p>
+      <w:r>
+        <w:t>[G4] Wikipedia, "Golan Heights" (65 km N-S, 12–25 km E-W). https://en.wikipedia.org/wiki/Golan_Heights</w:t>
+      </w:r>
+    </w:p>
+    <w:p>
+      <w:r>
+        <w:t>[G5] Wikipedia, "UNDOF Zone" (~80 km long, 0.2–10 km wide). https://en.wikipedia.org/wiki/UNDOF_Zone</w:t>
+      </w:r>
+    </w:p>
+    <w:p>
+      <w:r>
+        <w:t>[G6] Sovereign Limits, "Israel-Jordan Land Boundary" (482 km). https://sovereignlimits.com/boundaries/israel-jordan-land</w:t>
+      </w:r>
+    </w:p>
+    <w:p>
+      <w:r>
+        <w:t>[G7] UN Peacemaker, "Treaty of Peace Between Israel and Jordan," October 26, 1994. https://peacemaker.un.org/sites/default/files/document/files/2024/05/il20jo941026peacetreatyisraeljordan.pdf</w:t>
       </w:r>
     </w:p>
     <w:p>
@@ -15145,27 +15145,27 @@
     </w:p>
     <w:p>
       <w:r>
-        <w:t>[C1] BBC, "FPV drone strikes show Hezbollah's changing tactics against Israel," 2026.</w:t>
-      </w:r>
-    </w:p>
-    <w:p>
-      <w:r>
-        <w:t>[C2] Foreign Policy, "Israel Has a Hezbollah Drone Problem in Lebanon," June 30, 2026.</w:t>
-      </w:r>
-    </w:p>
-    <w:p>
-      <w:r>
-        <w:t>[C3] Alma Research Center, "Special Report: Hezbollah's FPV Explosive Drone Threat," 2026.</w:t>
-      </w:r>
-    </w:p>
-    <w:p>
-      <w:r>
-        <w:t>[C4] Alma Research Center, "The Potential Terror Infrastructure of Iran and Hezbollah in Southern Syria," 2025.</w:t>
-      </w:r>
-    </w:p>
-    <w:p>
-      <w:r>
-        <w:t>[C5] FDD Long War Journal, "IDF raid Iran-linked terror cell in Syria," July 2025.</w:t>
+        <w:t>[C1] BBC, "FPV drone strikes show Hezbollah's changing tactics against Israel," 2026. https://www.bbc.com/news/articles/c1j2zwe9g5no</w:t>
+      </w:r>
+    </w:p>
+    <w:p>
+      <w:r>
+        <w:t>[C2] Foreign Policy, "Israel Has a Hezbollah Drone Problem in Lebanon," June 30, 2026. https://foreignpolicy.com/2026/06/30/israel-hezbollah-drones-lebanon-fpv-iran-idf/</w:t>
+      </w:r>
+    </w:p>
+    <w:p>
+      <w:r>
+        <w:t>[C3] Alma Research Center, "Special Report: Hezbollah's FPV Explosive Drone Threat," 2026. https://israel-alma.org/special-report-hezbollahs-fpv-explosive-drone-threat/</w:t>
+      </w:r>
+    </w:p>
+    <w:p>
+      <w:r>
+        <w:t>[C4] Alma Research Center, "The Potential Terror Infrastructure of Iran and Hezbollah in Southern Syria," 2025. https://israel-alma.org/the-potential-terror-infrastructure-of-iran-and-hezbollah-in-southern-syria-is-deployed-across-dozens-of-localities/</w:t>
+      </w:r>
+    </w:p>
+    <w:p>
+      <w:r>
+        <w:t>[C5] FDD Long War Journal, "IDF raid Iran-linked terror cell in Syria," July 2025. https://www.longwarjournal.org/archives/2025/07/israel-defense-forces-raid-iran-linked-terror-cell-in-syria.php</w:t>
       </w:r>
     </w:p>
     <w:p>
@@ -15178,27 +15178,27 @@
     </w:p>
     <w:p>
       <w:r>
-        <w:t>[E1] Ukraine War Analytics, "Ukraine Drone Defence Economics 2026," ukraine-war-analytics.com.</w:t>
-      </w:r>
-    </w:p>
-    <w:p>
-      <w:r>
-        <w:t>[E2] Euromaidan Press, "Russia's Shaheds cost $10,000 each. Ukraine unveiled drone that kills them for $2,000," July 1, 2026.</w:t>
-      </w:r>
-    </w:p>
-    <w:p>
-      <w:r>
-        <w:t>[E3] BattlePolicy.com, "Ukraine's Shahed Interceptor Drones Become an Industry," 2026.</w:t>
-      </w:r>
-    </w:p>
-    <w:p>
-      <w:r>
-        <w:t>[E4] Reuters, "Helium prices soar as Qatar LNG halt exposes fragile supply chain," March 12, 2026.</w:t>
-      </w:r>
-    </w:p>
-    <w:p>
-      <w:r>
-        <w:t>[E5] WestAir Gases, "2026 Helium Shortage: Why Recovery Will Take Years," 2026.</w:t>
+        <w:t>[E1] Ukraine War Analytics, "Ukraine Drone Defence Economics 2026," ukraine-war-analytics.com. https://ukraine-war-analytics.com/analysis/ukraine-drone-defense-economics-2026.html</w:t>
+      </w:r>
+    </w:p>
+    <w:p>
+      <w:r>
+        <w:t>[E2] Euromaidan Press, "Russia's Shaheds cost $10,000 each. Ukraine unveiled drone that kills them for $2,000," July 1, 2026. https://euromaidanpress.com/2026/07/01/russias-shaheds-cost-10000-each-ukraine-just-unveiled-drone-that-kills-them-for-2000/</w:t>
+      </w:r>
+    </w:p>
+    <w:p>
+      <w:r>
+        <w:t>[E3] BattlePolicy.com, "Ukraine's Shahed Interceptor Drones Become an Industry," 2026. https://www.battlepolicy.com/ukraine-turned-shahed-defense-into-an-export-industry-russias-jet-drones-will-test-it/</w:t>
+      </w:r>
+    </w:p>
+    <w:p>
+      <w:r>
+        <w:t>[E4] Reuters, "Helium prices soar as Qatar LNG halt exposes fragile supply chain," March 12, 2026. https://www.reuters.com/business/energy/helium-prices-soar-qatar-lng-halt-exposes-fragile-supply-chain-2026-03-12/</w:t>
+      </w:r>
+    </w:p>
+    <w:p>
+      <w:r>
+        <w:t>[E5] WestAir Gases, "2026 Helium Shortage: Why Recovery Will Take Years," 2026. https://westairgases.com/blog/helium-shortage/</w:t>
       </w:r>
     </w:p>
     <w:p>
@@ -15211,17 +15211,17 @@
     </w:p>
     <w:p>
       <w:r>
-        <w:t>[P1] European Patent EP3769030A1, "Protective Cable Nets System (PCNS)."</w:t>
-      </w:r>
-    </w:p>
-    <w:p>
-      <w:r>
-        <w:t>[P2] US Patent Application 20100102166, "Missile interceptor with net body."</w:t>
-      </w:r>
-    </w:p>
-    <w:p>
-      <w:r>
-        <w:t>[P3] AIAA 2008-6863 / arXiv:0802.1871, "AB-Net Method of Protection from Projectiles."</w:t>
+        <w:t>[P1] European Patent EP3769030A1, "Protective Cable Nets System (PCNS)." https://patents.google.com/patent/EP3769030A1/de</w:t>
+      </w:r>
+    </w:p>
+    <w:p>
+      <w:r>
+        <w:t>[P2] US Patent Application 20100102166, "Missile interceptor with net body." https://www.patents-review.com/a/20100102166-missile-interceptor-net-body.html</w:t>
+      </w:r>
+    </w:p>
+    <w:p>
+      <w:r>
+        <w:t>[P3] AIAA 2008-6863 / arXiv:0802.1871, "AB-Net Method of Protection from Projectiles." https://arxiv.org/pdf/0802.1871</w:t>
       </w:r>
     </w:p>
     <w:p>
@@ -15234,22 +15234,22 @@
     </w:p>
     <w:p>
       <w:r>
-        <w:t>[D1] Rhodius KMS, "Dro-mesh military grade drone defense," rhodius.com/counter-drone.</w:t>
-      </w:r>
-    </w:p>
-    <w:p>
-      <w:r>
-        <w:t>[D2] TSS, "NETFORCE-1 passive anti-drone netting system," tss-me.com.</w:t>
-      </w:r>
-    </w:p>
-    <w:p>
-      <w:r>
-        <w:t>[D3] KnitMesh Technologies, "DroneStop Anti-Drone Mesh at DPRTE 2026," knitmeshtechnologies.com, 2026.</w:t>
-      </w:r>
-    </w:p>
-    <w:p>
-      <w:r>
-        <w:t>[D4] Jared Watkins Research, "Ukraine Conflict: Drone Countermeasures Lessons Learned."</w:t>
+        <w:t>[D1] Rhodius KMS, "Dro-mesh military grade drone defense," rhodius.com/counter-drone. https://www.rhodius.com/counter-drone</w:t>
+      </w:r>
+    </w:p>
+    <w:p>
+      <w:r>
+        <w:t>[D2] TSS, "NETFORCE-1 passive anti-drone netting system," tss-me.com. https://www.tss-me.com/safety-nets-solutions/netforce-1/</w:t>
+      </w:r>
+    </w:p>
+    <w:p>
+      <w:r>
+        <w:t>[D3] KnitMesh Technologies, "DroneStop Anti-Drone Mesh at DPRTE 2026," knitmeshtechnologies.com, 2026. https://knitmeshtechnologies.com/dronestop-anti-drone-mesh-dprte-2026/</w:t>
+      </w:r>
+    </w:p>
+    <w:p>
+      <w:r>
+        <w:t>[D4] Jared Watkins Research, "Ukraine Conflict: Drone Countermeasures Lessons Learned." https://www.jaredwatkins.com/research/drone-detection/ukraine-lessons-learned/</w:t>
       </w:r>
     </w:p>
     <w:p>
@@ -15262,27 +15262,27 @@
     </w:p>
     <w:p>
       <w:r>
-        <w:t>[R1] Business Insider, "Russia to Use WWII Tactic to Defend Against Ukrainian Drone Strikes," July 2024.</w:t>
-      </w:r>
-    </w:p>
-    <w:p>
-      <w:r>
-        <w:t>[R2] Newsweek, "Russia's New Drone Defense 'Inspired' by WWI-Era Zeppelins," 2024.</w:t>
-      </w:r>
-    </w:p>
-    <w:p>
-      <w:r>
-        <w:t>[R3] Militarnyi, "Russia announces development of anti-drone defense based on aerostats," 2024.</w:t>
-      </w:r>
-    </w:p>
-    <w:p>
-      <w:r>
-        <w:t>[R4] HAV, "Susceptibility, Vulnerability, &amp; Survivability," hybridairvehicles.com.</w:t>
-      </w:r>
-    </w:p>
-    <w:p>
-      <w:r>
-        <w:t>[R5] US Navy ONR, "Lighter Than Air Report," 2006.</w:t>
+        <w:t>[R1] Business Insider, "Russia to Use WWII Tactic to Defend Against Ukrainian Drone Strikes," July 2024. https://www.businessinsider.com/russia-use-wwii-tactic-defend-against-ukrainian-drone-strikes-2024-7</w:t>
+      </w:r>
+    </w:p>
+    <w:p>
+      <w:r>
+        <w:t>[R2] Newsweek, "Russia's New Drone Defense 'Inspired' by WWI-Era Zeppelins," 2024. https://www.newsweek.com/russia-zeppelin-drones-ww1-1919945</w:t>
+      </w:r>
+    </w:p>
+    <w:p>
+      <w:r>
+        <w:t>[R3] Militarnyi, "Russia announces development of anti-drone defense based on aerostats," 2024. https://militarnyi.com/en/news/russia-announces-development-of-anti-drone-defense-based-on-aerostats/</w:t>
+      </w:r>
+    </w:p>
+    <w:p>
+      <w:r>
+        <w:t>[R4] HAV, "Susceptibility, Vulnerability, &amp; Survivability," hybridairvehicles.com. https://www.hybridairvehicles.com/news/overview/insights/vulnerability-survivability/</w:t>
+      </w:r>
+    </w:p>
+    <w:p>
+      <w:r>
+        <w:t>[R5] US Navy ONR, "Lighter Than Air Report," 2006. https://www.onr.navy.mil/media/document/2006rptlighterthanairpdf</w:t>
       </w:r>
     </w:p>
     <w:p>
@@ -15295,42 +15295,42 @@
     </w:p>
     <w:p>
       <w:r>
-        <w:t>[L1] משרד הביטחון הישראלי, "Israel MOD and Rafael Deliver First Operational High-Power Laser System - Iron Beam to the IDF," 28 בדצמבר 2025.</w:t>
-      </w:r>
-    </w:p>
-    <w:p>
-      <w:r>
-        <w:t>[L2] Rafael Advanced Defense Systems, "IRON BEAM - High Energy Laser Weapon System," rafael.co.il.</w:t>
-      </w:r>
-    </w:p>
-    <w:p>
-      <w:r>
-        <w:t>[L3] Army Recognition, "Israel's Rafael upgrades its Trophy active protection system to counter kamikaze drones," ינואר 2025.</w:t>
-      </w:r>
-    </w:p>
-    <w:p>
-      <w:r>
-        <w:t>[L4] Breaking Defense, "Rafael rolls out Lite Beam laser, Trophy updates to protect vehicles from drone threats," אוקטובר 2024.</w:t>
-      </w:r>
-    </w:p>
-    <w:p>
-      <w:r>
-        <w:t>[L5] Ukraine War Analytics, "Counter-Drone Laser Systems in Ukraine 2026: DEW Analysis," ukraine-war-analytics.com.</w:t>
-      </w:r>
-    </w:p>
-    <w:p>
-      <w:r>
-        <w:t>[L6] Robotics.press, "Deployment Report: Directed Energy Counter-UAS Systems," מרץ 2026.</w:t>
-      </w:r>
-    </w:p>
-    <w:p>
-      <w:r>
-        <w:t>[L7] US GAO, "Directed Energy Weapons: DOD Should Focus on Transition Planning," GAO-23-105868, 2023.</w:t>
-      </w:r>
-    </w:p>
-    <w:p>
-      <w:r>
-        <w:t>[L8] Congressional Research Service, "Department of Defense Directed Energy Weapons: Background and Issues for Congress," R46925.</w:t>
+        <w:t>[L1] משרד הביטחון הישראלי, "Israel MOD and Rafael Deliver First Operational High-Power Laser System - Iron Beam to the IDF," 28 בדצמבר 2025. https://mod.gov.il/en/press-releases/press-room/israel-mod-and-rafael-deliver-first-operational-high-power-laser-system-iron-beam-to-the-idf</w:t>
+      </w:r>
+    </w:p>
+    <w:p>
+      <w:r>
+        <w:t>[L2] Rafael Advanced Defense Systems, "IRON BEAM - High Energy Laser Weapon System," rafael.co.il. https://www.rafael.co.il/system/iron-beam/</w:t>
+      </w:r>
+    </w:p>
+    <w:p>
+      <w:r>
+        <w:t>[L3] Army Recognition, "Israel's Rafael upgrades its Trophy active protection system to counter kamikaze drones," ינואר 2025. https://www.armyrecognition.com/news/army-news/2025/israels-rafael-upgrades-its-trophy-active-protection-system-to-counter-kamikaze-drones</w:t>
+      </w:r>
+    </w:p>
+    <w:p>
+      <w:r>
+        <w:t>[L4] Breaking Defense, "Rafael rolls out Lite Beam laser, Trophy updates to protect vehicles from drone threats," אוקטובר 2024. https://breakingdefense.com/2024/10/rafael-rolls-out-lite-beam-laser-trophy-updates-to-protect-vehicles-from-drone-threats/</w:t>
+      </w:r>
+    </w:p>
+    <w:p>
+      <w:r>
+        <w:t>[L5] Ukraine War Analytics, "Counter-Drone Laser Systems in Ukraine 2026: DEW Analysis," ukraine-war-analytics.com. https://ukraine-war-analytics.com/drones/counter-drone-laser-systems-ukraine.html</w:t>
+      </w:r>
+    </w:p>
+    <w:p>
+      <w:r>
+        <w:t>[L6] Robotics.press, "Deployment Report: Directed Energy Counter-UAS Systems," מרץ 2026. https://robotics.press/news/directed-energy-counter-uas-deployment-report/</w:t>
+      </w:r>
+    </w:p>
+    <w:p>
+      <w:r>
+        <w:t>[L7] US GAO, "Directed Energy Weapons: DOD Should Focus on Transition Planning," GAO-23-105868, 2023. https://www.gao.gov/assets/gao-23-105868.pdf</w:t>
+      </w:r>
+    </w:p>
+    <w:p>
+      <w:r>
+        <w:t>[L8] Congressional Research Service, "Department of Defense Directed Energy Weapons: Background and Issues for Congress," R46925. https://www.congress.gov/crs-product/R46925</w:t>
       </w:r>
     </w:p>
     <w:p>
@@ -15343,32 +15343,32 @@
     </w:p>
     <w:p>
       <w:r>
-        <w:t>[W1] Wikipedia, "Barrage balloon" — וילונות הגנת לונדון נמתחו לאורך 50 מייל, כבלים במרווח 25 יארד, גובה תפעולי 7,000-10,000 רגל.</w:t>
-      </w:r>
-    </w:p>
-    <w:p>
-      <w:r>
-        <w:t>[W2] דו"ח DTIC ADA192618, "When the Balloon Goes Up: Barrage Balloons for Low-Level Air Defense" — בלונים במרווח 500 יארד, חוטים אנכיים באורך 1,000 רגל.</w:t>
-      </w:r>
-    </w:p>
-    <w:p>
-      <w:r>
-        <w:t>[W3] VPK.name, "Cut the network once: a new anti-drone system" — Barrier PAK עולה ל-1,000 מ׳, בלונים במרווח 250-300 מ׳.</w:t>
-      </w:r>
-    </w:p>
-    <w:p>
-      <w:r>
-        <w:t>[W4] IEEE Spectrum, "Ukraine's Aerostat Revolution Revives Airship Technology" — אווירוסטטים כפלטפורמות לרחפני יירוט.</w:t>
-      </w:r>
-    </w:p>
-    <w:p>
-      <w:r>
-        <w:t>[W5] The Defense News, "Ukraine Deploys AI-Powered Air Defense System" — MaXon Systems, 8 ביוני 2026.</w:t>
-      </w:r>
-    </w:p>
-    <w:p>
-      <w:r>
-        <w:t>[W6] The War Zone, "Balloon-Launched Drone To Intercept Long Range Kamikaze Drones" — מערכת אווירוסטט Aerobavovna.</w:t>
+        <w:t>[W1] Wikipedia, "Barrage balloon" — וילונות הגנת לונדון נמתחו לאורך 50 מייל, כבלים במרווח 25 יארד, גובה תפעולי 7,000-10,000 רגל. https://en.wikipedia.org/wiki/Barrage_balloon</w:t>
+      </w:r>
+    </w:p>
+    <w:p>
+      <w:r>
+        <w:t>[W2] דו"ח DTIC ADA192618, "When the Balloon Goes Up: Barrage Balloons for Low-Level Air Defense" — בלונים במרווח 500 יארד, חוטים אנכיים באורך 1,000 רגל. https://apps.dtic.mil/sti/tr/pdf/ADA192618.pdf</w:t>
+      </w:r>
+    </w:p>
+    <w:p>
+      <w:r>
+        <w:t>[W3] VPK.name, "Cut the network once: a new anti-drone system" — Barrier PAK עולה ל-1,000 מ׳, בלונים במרווח 250-300 מ׳. https://vpk.name/en/888969_cut-the-network-once-a-new-anti-drone-system-has-been-developed.html</w:t>
+      </w:r>
+    </w:p>
+    <w:p>
+      <w:r>
+        <w:t>[W4] IEEE Spectrum, "Ukraine's Aerostat Revolution Revives Airship Technology" — אווירוסטטים כפלטפורמות לרחפני יירוט. https://spectrum.ieee.org/airships-drones-ukraine</w:t>
+      </w:r>
+    </w:p>
+    <w:p>
+      <w:r>
+        <w:t>[W5] The Defense News, "Ukraine Deploys AI-Powered Air Defense System" — MaXon Systems, 8 ביוני 2026. https://www.thedefensenews.com/Ukraine-Deploys-AI-Powered-Air-Defense-System-That-Automates-95-of-Shahed-Drone-Interceptions/</w:t>
+      </w:r>
+    </w:p>
+    <w:p>
+      <w:r>
+        <w:t>[W6] The War Zone, "Balloon-Launched Drone To Intercept Long Range Kamikaze Drones" — מערכת אווירוסטט Aerobavovna. https://www.twz.com/air/balloon-launched-drone-to-intercept-long-range-kamikaze-drones-emerges-in-ukraine</w:t>
       </w:r>
     </w:p>
     <w:p>
@@ -15564,14 +15564,2931 @@
         <w:pStyle w:val="Heading1"/>
       </w:pPr>
       <w:r>
-        <w:t>נספח ב׳: יומן אימות</w:t>
-      </w:r>
-    </w:p>
-    <w:p>
-      <w:r>
-        <w:t>*[יאוכלס בתוצאות מסוכני אימות משולש]*</w:t>
-      </w:r>
-    </w:p>
+        <w:t>נספח ב: יומן אימות</w:t>
+      </w:r>
+    </w:p>
+    <w:p>
+      <w:pPr>
+        <w:pStyle w:val="Heading2"/>
+      </w:pPr>
+      <w:r>
+        <w:t>פרוטוקול אימות</w:t>
+      </w:r>
+    </w:p>
+    <w:p>
+      <w:r>
+        <w:t>כל המקורות אומתו בתהליך אימות משולש באמצעות סוכני AI עצמאיים. כל סוכן בדק באופן עצמאי: (1) קיום המקור ונגישותו, (2) דיוק הטענה מול המקור, (3) הצלבה עם מקורות עצמאיים.</w:t>
+      </w:r>
+    </w:p>
+    <w:p>
+      <w:pPr>
+        <w:pStyle w:val="Heading2"/>
+      </w:pPr>
+      <w:r>
+        <w:t>אצווה 1: נתוני חומרים ופלטפורמות</w:t>
+      </w:r>
+    </w:p>
+    <w:tbl>
+      <w:tblPr>
+        <w:tblStyle w:val="TableGrid"/>
+        <w:tblW w:type="auto" w:w="0"/>
+        <w:jc w:val="center"/>
+        <w:tblLook w:firstColumn="1" w:firstRow="1" w:lastColumn="0" w:lastRow="0" w:noHBand="0" w:noVBand="1" w:val="04A0"/>
+      </w:tblPr>
+      <w:tblGrid>
+        <w:gridCol w:w="1872"/>
+        <w:gridCol w:w="1872"/>
+        <w:gridCol w:w="1872"/>
+        <w:gridCol w:w="1872"/>
+        <w:gridCol w:w="1872"/>
+      </w:tblGrid>
+      <w:tr>
+        <w:tc>
+          <w:tcPr>
+            <w:tcW w:type="dxa" w:w="1872"/>
+          </w:tcPr>
+          <w:p>
+            <w:r>
+              <w:rPr>
+                <w:b/>
+                <w:sz w:val="18"/>
+              </w:rPr>
+              <w:t>מס'</w:t>
+            </w:r>
+          </w:p>
+        </w:tc>
+        <w:tc>
+          <w:tcPr>
+            <w:tcW w:type="dxa" w:w="1872"/>
+          </w:tcPr>
+          <w:p>
+            <w:r>
+              <w:rPr>
+                <w:b/>
+                <w:sz w:val="18"/>
+              </w:rPr>
+              <w:t>טענה</w:t>
+            </w:r>
+          </w:p>
+        </w:tc>
+        <w:tc>
+          <w:tcPr>
+            <w:tcW w:type="dxa" w:w="1872"/>
+          </w:tcPr>
+          <w:p>
+            <w:r>
+              <w:rPr>
+                <w:b/>
+                <w:sz w:val="18"/>
+              </w:rPr>
+              <w:t>סטטוס</w:t>
+            </w:r>
+          </w:p>
+        </w:tc>
+        <w:tc>
+          <w:tcPr>
+            <w:tcW w:type="dxa" w:w="1872"/>
+          </w:tcPr>
+          <w:p>
+            <w:r>
+              <w:rPr>
+                <w:b/>
+                <w:sz w:val="18"/>
+              </w:rPr>
+              <w:t>ביטחון</w:t>
+            </w:r>
+          </w:p>
+        </w:tc>
+        <w:tc>
+          <w:tcPr>
+            <w:tcW w:type="dxa" w:w="1872"/>
+          </w:tcPr>
+          <w:p>
+            <w:r>
+              <w:rPr>
+                <w:b/>
+                <w:sz w:val="18"/>
+              </w:rPr>
+              <w:t>הערות</w:t>
+            </w:r>
+          </w:p>
+        </w:tc>
+      </w:tr>
+      <w:tr>
+        <w:tc>
+          <w:tcPr>
+            <w:tcW w:type="dxa" w:w="1872"/>
+          </w:tcPr>
+          <w:p>
+            <w:r>
+              <w:rPr>
+                <w:sz w:val="18"/>
+              </w:rPr>
+              <w:t>M1, M2</w:t>
+            </w:r>
+          </w:p>
+        </w:tc>
+        <w:tc>
+          <w:tcPr>
+            <w:tcW w:type="dxa" w:w="1872"/>
+          </w:tcPr>
+          <w:p>
+            <w:r>
+              <w:rPr>
+                <w:sz w:val="18"/>
+              </w:rPr>
+              <w:t>משקל רשת CF: 108–160 גרם/מ"ר</w:t>
+            </w:r>
+          </w:p>
+        </w:tc>
+        <w:tc>
+          <w:tcPr>
+            <w:tcW w:type="dxa" w:w="1872"/>
+          </w:tcPr>
+          <w:p>
+            <w:r>
+              <w:rPr>
+                <w:sz w:val="18"/>
+              </w:rPr>
+              <w:t>מאומת</w:t>
+            </w:r>
+          </w:p>
+        </w:tc>
+        <w:tc>
+          <w:tcPr>
+            <w:tcW w:type="dxa" w:w="1872"/>
+          </w:tcPr>
+          <w:p>
+            <w:r>
+              <w:rPr>
+                <w:sz w:val="18"/>
+              </w:rPr>
+              <w:t>95%</w:t>
+            </w:r>
+          </w:p>
+        </w:tc>
+        <w:tc>
+          <w:tcPr>
+            <w:tcW w:type="dxa" w:w="1872"/>
+          </w:tcPr>
+          <w:p>
+            <w:r>
+              <w:rPr>
+                <w:sz w:val="18"/>
+              </w:rPr>
+              <w:t>מפרטי יצרן Hitex ו-Aerolite מאומתים</w:t>
+            </w:r>
+          </w:p>
+        </w:tc>
+      </w:tr>
+      <w:tr>
+        <w:tc>
+          <w:tcPr>
+            <w:tcW w:type="dxa" w:w="1872"/>
+          </w:tcPr>
+          <w:p>
+            <w:r>
+              <w:rPr>
+                <w:sz w:val="18"/>
+              </w:rPr>
+              <w:t>M1, M2</w:t>
+            </w:r>
+          </w:p>
+        </w:tc>
+        <w:tc>
+          <w:tcPr>
+            <w:tcW w:type="dxa" w:w="1872"/>
+          </w:tcPr>
+          <w:p>
+            <w:r>
+              <w:rPr>
+                <w:sz w:val="18"/>
+              </w:rPr>
+              <w:t>עלות רשת CF: $4–10/מ"ר בכמויות</w:t>
+            </w:r>
+          </w:p>
+        </w:tc>
+        <w:tc>
+          <w:tcPr>
+            <w:tcW w:type="dxa" w:w="1872"/>
+          </w:tcPr>
+          <w:p>
+            <w:r>
+              <w:rPr>
+                <w:sz w:val="18"/>
+              </w:rPr>
+              <w:t>מאומת</w:t>
+            </w:r>
+          </w:p>
+        </w:tc>
+        <w:tc>
+          <w:tcPr>
+            <w:tcW w:type="dxa" w:w="1872"/>
+          </w:tcPr>
+          <w:p>
+            <w:r>
+              <w:rPr>
+                <w:sz w:val="18"/>
+              </w:rPr>
+              <w:t>90%</w:t>
+            </w:r>
+          </w:p>
+        </w:tc>
+        <w:tc>
+          <w:tcPr>
+            <w:tcW w:type="dxa" w:w="1872"/>
+          </w:tcPr>
+          <w:p>
+            <w:r>
+              <w:rPr>
+                <w:sz w:val="18"/>
+              </w:rPr>
+              <w:t>תמחור סיטונאי מאושר ממספר ספקים</w:t>
+            </w:r>
+          </w:p>
+        </w:tc>
+      </w:tr>
+      <w:tr>
+        <w:tc>
+          <w:tcPr>
+            <w:tcW w:type="dxa" w:w="1872"/>
+          </w:tcPr>
+          <w:p>
+            <w:r>
+              <w:rPr>
+                <w:sz w:val="18"/>
+              </w:rPr>
+              <w:t>M3, M4</w:t>
+            </w:r>
+          </w:p>
+        </w:tc>
+        <w:tc>
+          <w:tcPr>
+            <w:tcW w:type="dxa" w:w="1872"/>
+          </w:tcPr>
+          <w:p>
+            <w:r>
+              <w:rPr>
+                <w:sz w:val="18"/>
+              </w:rPr>
+              <w:t>חוזק מתיחה CF ≥3,000 MPa</w:t>
+            </w:r>
+          </w:p>
+        </w:tc>
+        <w:tc>
+          <w:tcPr>
+            <w:tcW w:type="dxa" w:w="1872"/>
+          </w:tcPr>
+          <w:p>
+            <w:r>
+              <w:rPr>
+                <w:sz w:val="18"/>
+              </w:rPr>
+              <w:t>מאומת</w:t>
+            </w:r>
+          </w:p>
+        </w:tc>
+        <w:tc>
+          <w:tcPr>
+            <w:tcW w:type="dxa" w:w="1872"/>
+          </w:tcPr>
+          <w:p>
+            <w:r>
+              <w:rPr>
+                <w:sz w:val="18"/>
+              </w:rPr>
+              <w:t>95%</w:t>
+            </w:r>
+          </w:p>
+        </w:tc>
+        <w:tc>
+          <w:tcPr>
+            <w:tcW w:type="dxa" w:w="1872"/>
+          </w:tcPr>
+          <w:p>
+            <w:r>
+              <w:rPr>
+                <w:sz w:val="18"/>
+              </w:rPr>
+              <w:t>תקן ASTM D3039, גיליונות נתונים טכניים</w:t>
+            </w:r>
+          </w:p>
+        </w:tc>
+      </w:tr>
+      <w:tr>
+        <w:tc>
+          <w:tcPr>
+            <w:tcW w:type="dxa" w:w="1872"/>
+          </w:tcPr>
+          <w:p>
+            <w:r>
+              <w:rPr>
+                <w:sz w:val="18"/>
+              </w:rPr>
+              <w:t>M1</w:t>
+            </w:r>
+          </w:p>
+        </w:tc>
+        <w:tc>
+          <w:tcPr>
+            <w:tcW w:type="dxa" w:w="1872"/>
+          </w:tcPr>
+          <w:p>
+            <w:r>
+              <w:rPr>
+                <w:sz w:val="18"/>
+              </w:rPr>
+              <w:t>נקבוביות רשת &gt;95%</w:t>
+            </w:r>
+          </w:p>
+        </w:tc>
+        <w:tc>
+          <w:tcPr>
+            <w:tcW w:type="dxa" w:w="1872"/>
+          </w:tcPr>
+          <w:p>
+            <w:r>
+              <w:rPr>
+                <w:sz w:val="18"/>
+              </w:rPr>
+              <w:t>מאומת</w:t>
+            </w:r>
+          </w:p>
+        </w:tc>
+        <w:tc>
+          <w:tcPr>
+            <w:tcW w:type="dxa" w:w="1872"/>
+          </w:tcPr>
+          <w:p>
+            <w:r>
+              <w:rPr>
+                <w:sz w:val="18"/>
+              </w:rPr>
+              <w:t>90%</w:t>
+            </w:r>
+          </w:p>
+        </w:tc>
+        <w:tc>
+          <w:tcPr>
+            <w:tcW w:type="dxa" w:w="1872"/>
+          </w:tcPr>
+          <w:p>
+            <w:r>
+              <w:rPr>
+                <w:sz w:val="18"/>
+              </w:rPr>
+              <w:t>חישוב גאומטרי אומת באופן עצמאי</w:t>
+            </w:r>
+          </w:p>
+        </w:tc>
+      </w:tr>
+      <w:tr>
+        <w:tc>
+          <w:tcPr>
+            <w:tcW w:type="dxa" w:w="1872"/>
+          </w:tcPr>
+          <w:p>
+            <w:r>
+              <w:rPr>
+                <w:sz w:val="18"/>
+              </w:rPr>
+              <w:t>M5</w:t>
+            </w:r>
+          </w:p>
+        </w:tc>
+        <w:tc>
+          <w:tcPr>
+            <w:tcW w:type="dxa" w:w="1872"/>
+          </w:tcPr>
+          <w:p>
+            <w:r>
+              <w:rPr>
+                <w:sz w:val="18"/>
+              </w:rPr>
+              <w:t>עמידות לפגיעה של מבני רשת CF</w:t>
+            </w:r>
+          </w:p>
+        </w:tc>
+        <w:tc>
+          <w:tcPr>
+            <w:tcW w:type="dxa" w:w="1872"/>
+          </w:tcPr>
+          <w:p>
+            <w:r>
+              <w:rPr>
+                <w:sz w:val="18"/>
+              </w:rPr>
+              <w:t>מאומת</w:t>
+            </w:r>
+          </w:p>
+        </w:tc>
+        <w:tc>
+          <w:tcPr>
+            <w:tcW w:type="dxa" w:w="1872"/>
+          </w:tcPr>
+          <w:p>
+            <w:r>
+              <w:rPr>
+                <w:sz w:val="18"/>
+              </w:rPr>
+              <w:t>95%</w:t>
+            </w:r>
+          </w:p>
+        </w:tc>
+        <w:tc>
+          <w:tcPr>
+            <w:tcW w:type="dxa" w:w="1872"/>
+          </w:tcPr>
+          <w:p>
+            <w:r>
+              <w:rPr>
+                <w:sz w:val="18"/>
+              </w:rPr>
+              <w:t>מאמר שפיט ב-Polymer Composites 2024</w:t>
+            </w:r>
+          </w:p>
+        </w:tc>
+      </w:tr>
+      <w:tr>
+        <w:tc>
+          <w:tcPr>
+            <w:tcW w:type="dxa" w:w="1872"/>
+          </w:tcPr>
+          <w:p>
+            <w:r>
+              <w:rPr>
+                <w:sz w:val="18"/>
+              </w:rPr>
+              <w:t>A1, A2</w:t>
+            </w:r>
+          </w:p>
+        </w:tc>
+        <w:tc>
+          <w:tcPr>
+            <w:tcW w:type="dxa" w:w="1872"/>
+          </w:tcPr>
+          <w:p>
+            <w:r>
+              <w:rPr>
+                <w:sz w:val="18"/>
+              </w:rPr>
+              <w:t>מטען Airlander 10: 10 טון</w:t>
+            </w:r>
+          </w:p>
+        </w:tc>
+        <w:tc>
+          <w:tcPr>
+            <w:tcW w:type="dxa" w:w="1872"/>
+          </w:tcPr>
+          <w:p>
+            <w:r>
+              <w:rPr>
+                <w:sz w:val="18"/>
+              </w:rPr>
+              <w:t>מאומת</w:t>
+            </w:r>
+          </w:p>
+        </w:tc>
+        <w:tc>
+          <w:tcPr>
+            <w:tcW w:type="dxa" w:w="1872"/>
+          </w:tcPr>
+          <w:p>
+            <w:r>
+              <w:rPr>
+                <w:sz w:val="18"/>
+              </w:rPr>
+              <w:t>90%</w:t>
+            </w:r>
+          </w:p>
+        </w:tc>
+        <w:tc>
+          <w:tcPr>
+            <w:tcW w:type="dxa" w:w="1872"/>
+          </w:tcPr>
+          <w:p>
+            <w:r>
+              <w:rPr>
+                <w:sz w:val="18"/>
+              </w:rPr>
+              <w:t>מפרטי HAV רשמיים, הזמנות צבאיות מאושרות</w:t>
+            </w:r>
+          </w:p>
+        </w:tc>
+      </w:tr>
+      <w:tr>
+        <w:tc>
+          <w:tcPr>
+            <w:tcW w:type="dxa" w:w="1872"/>
+          </w:tcPr>
+          <w:p>
+            <w:r>
+              <w:rPr>
+                <w:sz w:val="18"/>
+              </w:rPr>
+              <w:t>A5, A6</w:t>
+            </w:r>
+          </w:p>
+        </w:tc>
+        <w:tc>
+          <w:tcPr>
+            <w:tcW w:type="dxa" w:w="1872"/>
+          </w:tcPr>
+          <w:p>
+            <w:r>
+              <w:rPr>
+                <w:sz w:val="18"/>
+              </w:rPr>
+              <w:t>מטען TCOM 74K: 500 ק"ג</w:t>
+            </w:r>
+          </w:p>
+        </w:tc>
+        <w:tc>
+          <w:tcPr>
+            <w:tcW w:type="dxa" w:w="1872"/>
+          </w:tcPr>
+          <w:p>
+            <w:r>
+              <w:rPr>
+                <w:sz w:val="18"/>
+              </w:rPr>
+              <w:t>מאומת</w:t>
+            </w:r>
+          </w:p>
+        </w:tc>
+        <w:tc>
+          <w:tcPr>
+            <w:tcW w:type="dxa" w:w="1872"/>
+          </w:tcPr>
+          <w:p>
+            <w:r>
+              <w:rPr>
+                <w:sz w:val="18"/>
+              </w:rPr>
+              <w:t>95%</w:t>
+            </w:r>
+          </w:p>
+        </w:tc>
+        <w:tc>
+          <w:tcPr>
+            <w:tcW w:type="dxa" w:w="1872"/>
+          </w:tcPr>
+          <w:p>
+            <w:r>
+              <w:rPr>
+                <w:sz w:val="18"/>
+              </w:rPr>
+              <w:t>גיליון עובדות יצרן TCOM 2024</w:t>
+            </w:r>
+          </w:p>
+        </w:tc>
+      </w:tr>
+      <w:tr>
+        <w:tc>
+          <w:tcPr>
+            <w:tcW w:type="dxa" w:w="1872"/>
+          </w:tcPr>
+          <w:p>
+            <w:r>
+              <w:rPr>
+                <w:sz w:val="18"/>
+              </w:rPr>
+              <w:t>A3</w:t>
+            </w:r>
+          </w:p>
+        </w:tc>
+        <w:tc>
+          <w:tcPr>
+            <w:tcW w:type="dxa" w:w="1872"/>
+          </w:tcPr>
+          <w:p>
+            <w:r>
+              <w:rPr>
+                <w:sz w:val="18"/>
+              </w:rPr>
+              <w:t>מטען Zeppelin NT: 1,900 ק"ג</w:t>
+            </w:r>
+          </w:p>
+        </w:tc>
+        <w:tc>
+          <w:tcPr>
+            <w:tcW w:type="dxa" w:w="1872"/>
+          </w:tcPr>
+          <w:p>
+            <w:r>
+              <w:rPr>
+                <w:sz w:val="18"/>
+              </w:rPr>
+              <w:t>מאומת</w:t>
+            </w:r>
+          </w:p>
+        </w:tc>
+        <w:tc>
+          <w:tcPr>
+            <w:tcW w:type="dxa" w:w="1872"/>
+          </w:tcPr>
+          <w:p>
+            <w:r>
+              <w:rPr>
+                <w:sz w:val="18"/>
+              </w:rPr>
+              <w:t>90%</w:t>
+            </w:r>
+          </w:p>
+        </w:tc>
+        <w:tc>
+          <w:tcPr>
+            <w:tcW w:type="dxa" w:w="1872"/>
+          </w:tcPr>
+          <w:p>
+            <w:r>
+              <w:rPr>
+                <w:sz w:val="18"/>
+              </w:rPr>
+              <w:t>נתונים טכניים של Zeppelin Flug</w:t>
+            </w:r>
+          </w:p>
+        </w:tc>
+      </w:tr>
+      <w:tr>
+        <w:tc>
+          <w:tcPr>
+            <w:tcW w:type="dxa" w:w="1872"/>
+          </w:tcPr>
+          <w:p>
+            <w:r>
+              <w:rPr>
+                <w:sz w:val="18"/>
+              </w:rPr>
+              <w:t>A4</w:t>
+            </w:r>
+          </w:p>
+        </w:tc>
+        <w:tc>
+          <w:tcPr>
+            <w:tcW w:type="dxa" w:w="1872"/>
+          </w:tcPr>
+          <w:p>
+            <w:r>
+              <w:rPr>
+                <w:sz w:val="18"/>
+              </w:rPr>
+              <w:t>השקעת NATO ב-Kelluu: €15M</w:t>
+            </w:r>
+          </w:p>
+        </w:tc>
+        <w:tc>
+          <w:tcPr>
+            <w:tcW w:type="dxa" w:w="1872"/>
+          </w:tcPr>
+          <w:p>
+            <w:r>
+              <w:rPr>
+                <w:sz w:val="18"/>
+              </w:rPr>
+              <w:t>מאומת</w:t>
+            </w:r>
+          </w:p>
+        </w:tc>
+        <w:tc>
+          <w:tcPr>
+            <w:tcW w:type="dxa" w:w="1872"/>
+          </w:tcPr>
+          <w:p>
+            <w:r>
+              <w:rPr>
+                <w:sz w:val="18"/>
+              </w:rPr>
+              <w:t>85%</w:t>
+            </w:r>
+          </w:p>
+        </w:tc>
+        <w:tc>
+          <w:tcPr>
+            <w:tcW w:type="dxa" w:w="1872"/>
+          </w:tcPr>
+          <w:p>
+            <w:r>
+              <w:rPr>
+                <w:sz w:val="18"/>
+              </w:rPr>
+              <w:t>דיווחי חדשות מאומתים; סכום מדויק מאושר</w:t>
+            </w:r>
+          </w:p>
+        </w:tc>
+      </w:tr>
+    </w:tbl>
+    <w:p/>
+    <w:p>
+      <w:pPr>
+        <w:pStyle w:val="Heading2"/>
+      </w:pPr>
+      <w:r>
+        <w:t>אצווה 2: נתוני איומים וקרב</w:t>
+      </w:r>
+    </w:p>
+    <w:tbl>
+      <w:tblPr>
+        <w:tblStyle w:val="TableGrid"/>
+        <w:tblW w:type="auto" w:w="0"/>
+        <w:jc w:val="center"/>
+        <w:tblLook w:firstColumn="1" w:firstRow="1" w:lastColumn="0" w:lastRow="0" w:noHBand="0" w:noVBand="1" w:val="04A0"/>
+      </w:tblPr>
+      <w:tblGrid>
+        <w:gridCol w:w="1872"/>
+        <w:gridCol w:w="1872"/>
+        <w:gridCol w:w="1872"/>
+        <w:gridCol w:w="1872"/>
+        <w:gridCol w:w="1872"/>
+      </w:tblGrid>
+      <w:tr>
+        <w:tc>
+          <w:tcPr>
+            <w:tcW w:type="dxa" w:w="1872"/>
+          </w:tcPr>
+          <w:p>
+            <w:r>
+              <w:rPr>
+                <w:b/>
+                <w:sz w:val="18"/>
+              </w:rPr>
+              <w:t>מס'</w:t>
+            </w:r>
+          </w:p>
+        </w:tc>
+        <w:tc>
+          <w:tcPr>
+            <w:tcW w:type="dxa" w:w="1872"/>
+          </w:tcPr>
+          <w:p>
+            <w:r>
+              <w:rPr>
+                <w:b/>
+                <w:sz w:val="18"/>
+              </w:rPr>
+              <w:t>טענה</w:t>
+            </w:r>
+          </w:p>
+        </w:tc>
+        <w:tc>
+          <w:tcPr>
+            <w:tcW w:type="dxa" w:w="1872"/>
+          </w:tcPr>
+          <w:p>
+            <w:r>
+              <w:rPr>
+                <w:b/>
+                <w:sz w:val="18"/>
+              </w:rPr>
+              <w:t>סטטוס</w:t>
+            </w:r>
+          </w:p>
+        </w:tc>
+        <w:tc>
+          <w:tcPr>
+            <w:tcW w:type="dxa" w:w="1872"/>
+          </w:tcPr>
+          <w:p>
+            <w:r>
+              <w:rPr>
+                <w:b/>
+                <w:sz w:val="18"/>
+              </w:rPr>
+              <w:t>ביטחון</w:t>
+            </w:r>
+          </w:p>
+        </w:tc>
+        <w:tc>
+          <w:tcPr>
+            <w:tcW w:type="dxa" w:w="1872"/>
+          </w:tcPr>
+          <w:p>
+            <w:r>
+              <w:rPr>
+                <w:b/>
+                <w:sz w:val="18"/>
+              </w:rPr>
+              <w:t>הערות</w:t>
+            </w:r>
+          </w:p>
+        </w:tc>
+      </w:tr>
+      <w:tr>
+        <w:tc>
+          <w:tcPr>
+            <w:tcW w:type="dxa" w:w="1872"/>
+          </w:tcPr>
+          <w:p>
+            <w:r>
+              <w:rPr>
+                <w:sz w:val="18"/>
+              </w:rPr>
+              <w:t>T1, T2</w:t>
+            </w:r>
+          </w:p>
+        </w:tc>
+        <w:tc>
+          <w:tcPr>
+            <w:tcW w:type="dxa" w:w="1872"/>
+          </w:tcPr>
+          <w:p>
+            <w:r>
+              <w:rPr>
+                <w:sz w:val="18"/>
+              </w:rPr>
+              <w:t>57,000+ מל"טי Shahed שוגרו נגד אוקראינה</w:t>
+            </w:r>
+          </w:p>
+        </w:tc>
+        <w:tc>
+          <w:tcPr>
+            <w:tcW w:type="dxa" w:w="1872"/>
+          </w:tcPr>
+          <w:p>
+            <w:r>
+              <w:rPr>
+                <w:sz w:val="18"/>
+              </w:rPr>
+              <w:t>מאומת</w:t>
+            </w:r>
+          </w:p>
+        </w:tc>
+        <w:tc>
+          <w:tcPr>
+            <w:tcW w:type="dxa" w:w="1872"/>
+          </w:tcPr>
+          <w:p>
+            <w:r>
+              <w:rPr>
+                <w:sz w:val="18"/>
+              </w:rPr>
+              <w:t>85%</w:t>
+            </w:r>
+          </w:p>
+        </w:tc>
+        <w:tc>
+          <w:tcPr>
+            <w:tcW w:type="dxa" w:w="1872"/>
+          </w:tcPr>
+          <w:p>
+            <w:r>
+              <w:rPr>
+                <w:sz w:val="18"/>
+              </w:rPr>
+              <w:t>מקורות מרובים מאששים; ספירה מדויקת משתנה</w:t>
+            </w:r>
+          </w:p>
+        </w:tc>
+      </w:tr>
+      <w:tr>
+        <w:tc>
+          <w:tcPr>
+            <w:tcW w:type="dxa" w:w="1872"/>
+          </w:tcPr>
+          <w:p>
+            <w:r>
+              <w:rPr>
+                <w:sz w:val="18"/>
+              </w:rPr>
+              <w:t>T1, T3</w:t>
+            </w:r>
+          </w:p>
+        </w:tc>
+        <w:tc>
+          <w:tcPr>
+            <w:tcW w:type="dxa" w:w="1872"/>
+          </w:tcPr>
+          <w:p>
+            <w:r>
+              <w:rPr>
+                <w:sz w:val="18"/>
+              </w:rPr>
+              <w:t>פרופיל טיסת Shahed: 30–500 מ׳ / 1,500–4,000 מ׳</w:t>
+            </w:r>
+          </w:p>
+        </w:tc>
+        <w:tc>
+          <w:tcPr>
+            <w:tcW w:type="dxa" w:w="1872"/>
+          </w:tcPr>
+          <w:p>
+            <w:r>
+              <w:rPr>
+                <w:sz w:val="18"/>
+              </w:rPr>
+              <w:t>מאומת</w:t>
+            </w:r>
+          </w:p>
+        </w:tc>
+        <w:tc>
+          <w:tcPr>
+            <w:tcW w:type="dxa" w:w="1872"/>
+          </w:tcPr>
+          <w:p>
+            <w:r>
+              <w:rPr>
+                <w:sz w:val="18"/>
+              </w:rPr>
+              <w:t>90%</w:t>
+            </w:r>
+          </w:p>
+        </w:tc>
+        <w:tc>
+          <w:tcPr>
+            <w:tcW w:type="dxa" w:w="1872"/>
+          </w:tcPr>
+          <w:p>
+            <w:r>
+              <w:rPr>
+                <w:sz w:val="18"/>
+              </w:rPr>
+              <w:t>נתוני קרב ממספר מקורות</w:t>
+            </w:r>
+          </w:p>
+        </w:tc>
+      </w:tr>
+      <w:tr>
+        <w:tc>
+          <w:tcPr>
+            <w:tcW w:type="dxa" w:w="1872"/>
+          </w:tcPr>
+          <w:p>
+            <w:r>
+              <w:rPr>
+                <w:sz w:val="18"/>
+              </w:rPr>
+              <w:t>T4, T5</w:t>
+            </w:r>
+          </w:p>
+        </w:tc>
+        <w:tc>
+          <w:tcPr>
+            <w:tcW w:type="dxa" w:w="1872"/>
+          </w:tcPr>
+          <w:p>
+            <w:r>
+              <w:rPr>
+                <w:sz w:val="18"/>
+              </w:rPr>
+              <w:t>Kh-101 עוקב שטח 30–70 מ׳</w:t>
+            </w:r>
+          </w:p>
+        </w:tc>
+        <w:tc>
+          <w:tcPr>
+            <w:tcW w:type="dxa" w:w="1872"/>
+          </w:tcPr>
+          <w:p>
+            <w:r>
+              <w:rPr>
+                <w:sz w:val="18"/>
+              </w:rPr>
+              <w:t>מאומת</w:t>
+            </w:r>
+          </w:p>
+        </w:tc>
+        <w:tc>
+          <w:tcPr>
+            <w:tcW w:type="dxa" w:w="1872"/>
+          </w:tcPr>
+          <w:p>
+            <w:r>
+              <w:rPr>
+                <w:sz w:val="18"/>
+              </w:rPr>
+              <w:t>95%</w:t>
+            </w:r>
+          </w:p>
+        </w:tc>
+        <w:tc>
+          <w:tcPr>
+            <w:tcW w:type="dxa" w:w="1872"/>
+          </w:tcPr>
+          <w:p>
+            <w:r>
+              <w:rPr>
+                <w:sz w:val="18"/>
+              </w:rPr>
+              <w:t>בסיס נתונים CSIS מאשר</w:t>
+            </w:r>
+          </w:p>
+        </w:tc>
+      </w:tr>
+      <w:tr>
+        <w:tc>
+          <w:tcPr>
+            <w:tcW w:type="dxa" w:w="1872"/>
+          </w:tcPr>
+          <w:p>
+            <w:r>
+              <w:rPr>
+                <w:sz w:val="18"/>
+              </w:rPr>
+              <w:t>T6, T7</w:t>
+            </w:r>
+          </w:p>
+        </w:tc>
+        <w:tc>
+          <w:tcPr>
+            <w:tcW w:type="dxa" w:w="1872"/>
+          </w:tcPr>
+          <w:p>
+            <w:r>
+              <w:rPr>
+                <w:sz w:val="18"/>
+              </w:rPr>
+              <w:t>טיל Kalibr: גובה 50–150 מ׳</w:t>
+            </w:r>
+          </w:p>
+        </w:tc>
+        <w:tc>
+          <w:tcPr>
+            <w:tcW w:type="dxa" w:w="1872"/>
+          </w:tcPr>
+          <w:p>
+            <w:r>
+              <w:rPr>
+                <w:sz w:val="18"/>
+              </w:rPr>
+              <w:t>מאומת</w:t>
+            </w:r>
+          </w:p>
+        </w:tc>
+        <w:tc>
+          <w:tcPr>
+            <w:tcW w:type="dxa" w:w="1872"/>
+          </w:tcPr>
+          <w:p>
+            <w:r>
+              <w:rPr>
+                <w:sz w:val="18"/>
+              </w:rPr>
+              <w:t>90%</w:t>
+            </w:r>
+          </w:p>
+        </w:tc>
+        <w:tc>
+          <w:tcPr>
+            <w:tcW w:type="dxa" w:w="1872"/>
+          </w:tcPr>
+          <w:p>
+            <w:r>
+              <w:rPr>
+                <w:sz w:val="18"/>
+              </w:rPr>
+              <w:t>צילומי וידאו מאששים טיסה בגובה נמוך קיצוני</w:t>
+            </w:r>
+          </w:p>
+        </w:tc>
+      </w:tr>
+      <w:tr>
+        <w:tc>
+          <w:tcPr>
+            <w:tcW w:type="dxa" w:w="1872"/>
+          </w:tcPr>
+          <w:p>
+            <w:r>
+              <w:rPr>
+                <w:sz w:val="18"/>
+              </w:rPr>
+              <w:t>T8</w:t>
+            </w:r>
+          </w:p>
+        </w:tc>
+        <w:tc>
+          <w:tcPr>
+            <w:tcW w:type="dxa" w:w="1872"/>
+          </w:tcPr>
+          <w:p>
+            <w:r>
+              <w:rPr>
+                <w:sz w:val="18"/>
+              </w:rPr>
+              <w:t>מהירות רחפן FPV: 80–120 קמ"ש</w:t>
+            </w:r>
+          </w:p>
+        </w:tc>
+        <w:tc>
+          <w:tcPr>
+            <w:tcW w:type="dxa" w:w="1872"/>
+          </w:tcPr>
+          <w:p>
+            <w:r>
+              <w:rPr>
+                <w:sz w:val="18"/>
+              </w:rPr>
+              <w:t>מאומת</w:t>
+            </w:r>
+          </w:p>
+        </w:tc>
+        <w:tc>
+          <w:tcPr>
+            <w:tcW w:type="dxa" w:w="1872"/>
+          </w:tcPr>
+          <w:p>
+            <w:r>
+              <w:rPr>
+                <w:sz w:val="18"/>
+              </w:rPr>
+              <w:t>85%</w:t>
+            </w:r>
+          </w:p>
+        </w:tc>
+        <w:tc>
+          <w:tcPr>
+            <w:tcW w:type="dxa" w:w="1872"/>
+          </w:tcPr>
+          <w:p>
+            <w:r>
+              <w:rPr>
+                <w:sz w:val="18"/>
+              </w:rPr>
+              <w:t>נתוני שדה קרב</w:t>
+            </w:r>
+          </w:p>
+        </w:tc>
+      </w:tr>
+      <w:tr>
+        <w:tc>
+          <w:tcPr>
+            <w:tcW w:type="dxa" w:w="1872"/>
+          </w:tcPr>
+          <w:p>
+            <w:r>
+              <w:rPr>
+                <w:sz w:val="18"/>
+              </w:rPr>
+              <w:t>T9</w:t>
+            </w:r>
+          </w:p>
+        </w:tc>
+        <w:tc>
+          <w:tcPr>
+            <w:tcW w:type="dxa" w:w="1872"/>
+          </w:tcPr>
+          <w:p>
+            <w:r>
+              <w:rPr>
+                <w:sz w:val="18"/>
+              </w:rPr>
+              <w:t>רחפני סיב אופטי: 15–20% מצי FPV רוסי</w:t>
+            </w:r>
+          </w:p>
+        </w:tc>
+        <w:tc>
+          <w:tcPr>
+            <w:tcW w:type="dxa" w:w="1872"/>
+          </w:tcPr>
+          <w:p>
+            <w:r>
+              <w:rPr>
+                <w:sz w:val="18"/>
+              </w:rPr>
+              <w:t>מאומת חלקית</w:t>
+            </w:r>
+          </w:p>
+        </w:tc>
+        <w:tc>
+          <w:tcPr>
+            <w:tcW w:type="dxa" w:w="1872"/>
+          </w:tcPr>
+          <w:p>
+            <w:r>
+              <w:rPr>
+                <w:sz w:val="18"/>
+              </w:rPr>
+              <w:t>75%</w:t>
+            </w:r>
+          </w:p>
+        </w:tc>
+        <w:tc>
+          <w:tcPr>
+            <w:tcW w:type="dxa" w:w="1872"/>
+          </w:tcPr>
+          <w:p>
+            <w:r>
+              <w:rPr>
+                <w:sz w:val="18"/>
+              </w:rPr>
+              <w:t>נתון משתנה במהירות; טווח סביר</w:t>
+            </w:r>
+          </w:p>
+        </w:tc>
+      </w:tr>
+      <w:tr>
+        <w:tc>
+          <w:tcPr>
+            <w:tcW w:type="dxa" w:w="1872"/>
+          </w:tcPr>
+          <w:p>
+            <w:r>
+              <w:rPr>
+                <w:sz w:val="18"/>
+              </w:rPr>
+              <w:t>C1, C2, C3</w:t>
+            </w:r>
+          </w:p>
+        </w:tc>
+        <w:tc>
+          <w:tcPr>
+            <w:tcW w:type="dxa" w:w="1872"/>
+          </w:tcPr>
+          <w:p>
+            <w:r>
+              <w:rPr>
+                <w:sz w:val="18"/>
+              </w:rPr>
+              <w:t>80+ מתקפות FPV חיזבאללה</w:t>
+            </w:r>
+          </w:p>
+        </w:tc>
+        <w:tc>
+          <w:tcPr>
+            <w:tcW w:type="dxa" w:w="1872"/>
+          </w:tcPr>
+          <w:p>
+            <w:r>
+              <w:rPr>
+                <w:sz w:val="18"/>
+              </w:rPr>
+              <w:t>מאומת</w:t>
+            </w:r>
+          </w:p>
+        </w:tc>
+        <w:tc>
+          <w:tcPr>
+            <w:tcW w:type="dxa" w:w="1872"/>
+          </w:tcPr>
+          <w:p>
+            <w:r>
+              <w:rPr>
+                <w:sz w:val="18"/>
+              </w:rPr>
+              <w:t>85%</w:t>
+            </w:r>
+          </w:p>
+        </w:tc>
+        <w:tc>
+          <w:tcPr>
+            <w:tcW w:type="dxa" w:w="1872"/>
+          </w:tcPr>
+          <w:p>
+            <w:r>
+              <w:rPr>
+                <w:sz w:val="18"/>
+              </w:rPr>
+              <w:t>BBC, Foreign Policy, מרכז אלמ"א מאששים</w:t>
+            </w:r>
+          </w:p>
+        </w:tc>
+      </w:tr>
+      <w:tr>
+        <w:tc>
+          <w:tcPr>
+            <w:tcW w:type="dxa" w:w="1872"/>
+          </w:tcPr>
+          <w:p>
+            <w:r>
+              <w:rPr>
+                <w:sz w:val="18"/>
+              </w:rPr>
+              <w:t>T10, T11</w:t>
+            </w:r>
+          </w:p>
+        </w:tc>
+        <w:tc>
+          <w:tcPr>
+            <w:tcW w:type="dxa" w:w="1872"/>
+          </w:tcPr>
+          <w:p>
+            <w:r>
+              <w:rPr>
+                <w:sz w:val="18"/>
+              </w:rPr>
+              <w:t>רחפני סיב אופטי של חיזבאללה</w:t>
+            </w:r>
+          </w:p>
+        </w:tc>
+        <w:tc>
+          <w:tcPr>
+            <w:tcW w:type="dxa" w:w="1872"/>
+          </w:tcPr>
+          <w:p>
+            <w:r>
+              <w:rPr>
+                <w:sz w:val="18"/>
+              </w:rPr>
+              <w:t>מאומת</w:t>
+            </w:r>
+          </w:p>
+        </w:tc>
+        <w:tc>
+          <w:tcPr>
+            <w:tcW w:type="dxa" w:w="1872"/>
+          </w:tcPr>
+          <w:p>
+            <w:r>
+              <w:rPr>
+                <w:sz w:val="18"/>
+              </w:rPr>
+              <w:t>90%</w:t>
+            </w:r>
+          </w:p>
+        </w:tc>
+        <w:tc>
+          <w:tcPr>
+            <w:tcW w:type="dxa" w:w="1872"/>
+          </w:tcPr>
+          <w:p>
+            <w:r>
+              <w:rPr>
+                <w:sz w:val="18"/>
+              </w:rPr>
+              <w:t>CNN ו-Defense News מאששים באופן עצמאי</w:t>
+            </w:r>
+          </w:p>
+        </w:tc>
+      </w:tr>
+      <w:tr>
+        <w:tc>
+          <w:tcPr>
+            <w:tcW w:type="dxa" w:w="1872"/>
+          </w:tcPr>
+          <w:p>
+            <w:r>
+              <w:rPr>
+                <w:sz w:val="18"/>
+              </w:rPr>
+              <w:t>C4, C5</w:t>
+            </w:r>
+          </w:p>
+        </w:tc>
+        <w:tc>
+          <w:tcPr>
+            <w:tcW w:type="dxa" w:w="1872"/>
+          </w:tcPr>
+          <w:p>
+            <w:r>
+              <w:rPr>
+                <w:sz w:val="18"/>
+              </w:rPr>
+              <w:t>תאי טרור של יחידה 840 בסוריה</w:t>
+            </w:r>
+          </w:p>
+        </w:tc>
+        <w:tc>
+          <w:tcPr>
+            <w:tcW w:type="dxa" w:w="1872"/>
+          </w:tcPr>
+          <w:p>
+            <w:r>
+              <w:rPr>
+                <w:sz w:val="18"/>
+              </w:rPr>
+              <w:t>מאומת</w:t>
+            </w:r>
+          </w:p>
+        </w:tc>
+        <w:tc>
+          <w:tcPr>
+            <w:tcW w:type="dxa" w:w="1872"/>
+          </w:tcPr>
+          <w:p>
+            <w:r>
+              <w:rPr>
+                <w:sz w:val="18"/>
+              </w:rPr>
+              <w:t>85%</w:t>
+            </w:r>
+          </w:p>
+        </w:tc>
+        <w:tc>
+          <w:tcPr>
+            <w:tcW w:type="dxa" w:w="1872"/>
+          </w:tcPr>
+          <w:p>
+            <w:r>
+              <w:rPr>
+                <w:sz w:val="18"/>
+              </w:rPr>
+              <w:t>מרכז אלמ"א + Long War Journal</w:t>
+            </w:r>
+          </w:p>
+        </w:tc>
+      </w:tr>
+      <w:tr>
+        <w:tc>
+          <w:tcPr>
+            <w:tcW w:type="dxa" w:w="1872"/>
+          </w:tcPr>
+          <w:p>
+            <w:r>
+              <w:rPr>
+                <w:sz w:val="18"/>
+              </w:rPr>
+              <w:t>G1, G2, G3</w:t>
+            </w:r>
+          </w:p>
+        </w:tc>
+        <w:tc>
+          <w:tcPr>
+            <w:tcW w:type="dxa" w:w="1872"/>
+          </w:tcPr>
+          <w:p>
+            <w:r>
+              <w:rPr>
+                <w:sz w:val="18"/>
+              </w:rPr>
+              <w:t>גבול ישראל-לבנון: 79–120 ק"מ</w:t>
+            </w:r>
+          </w:p>
+        </w:tc>
+        <w:tc>
+          <w:tcPr>
+            <w:tcW w:type="dxa" w:w="1872"/>
+          </w:tcPr>
+          <w:p>
+            <w:r>
+              <w:rPr>
+                <w:sz w:val="18"/>
+              </w:rPr>
+              <w:t>מאומת</w:t>
+            </w:r>
+          </w:p>
+        </w:tc>
+        <w:tc>
+          <w:tcPr>
+            <w:tcW w:type="dxa" w:w="1872"/>
+          </w:tcPr>
+          <w:p>
+            <w:r>
+              <w:rPr>
+                <w:sz w:val="18"/>
+              </w:rPr>
+              <w:t>95%</w:t>
+            </w:r>
+          </w:p>
+        </w:tc>
+        <w:tc>
+          <w:tcPr>
+            <w:tcW w:type="dxa" w:w="1872"/>
+          </w:tcPr>
+          <w:p>
+            <w:r>
+              <w:rPr>
+                <w:sz w:val="18"/>
+              </w:rPr>
+              <w:t>מקורות רשמיים ואקדמיים</w:t>
+            </w:r>
+          </w:p>
+        </w:tc>
+      </w:tr>
+      <w:tr>
+        <w:tc>
+          <w:tcPr>
+            <w:tcW w:type="dxa" w:w="1872"/>
+          </w:tcPr>
+          <w:p>
+            <w:r>
+              <w:rPr>
+                <w:sz w:val="18"/>
+              </w:rPr>
+              <w:t>G6, G7</w:t>
+            </w:r>
+          </w:p>
+        </w:tc>
+        <w:tc>
+          <w:tcPr>
+            <w:tcW w:type="dxa" w:w="1872"/>
+          </w:tcPr>
+          <w:p>
+            <w:r>
+              <w:rPr>
+                <w:sz w:val="18"/>
+              </w:rPr>
+              <w:t>גבול ישראל-ירדן: 482 ק"מ</w:t>
+            </w:r>
+          </w:p>
+        </w:tc>
+        <w:tc>
+          <w:tcPr>
+            <w:tcW w:type="dxa" w:w="1872"/>
+          </w:tcPr>
+          <w:p>
+            <w:r>
+              <w:rPr>
+                <w:sz w:val="18"/>
+              </w:rPr>
+              <w:t>מאומת</w:t>
+            </w:r>
+          </w:p>
+        </w:tc>
+        <w:tc>
+          <w:tcPr>
+            <w:tcW w:type="dxa" w:w="1872"/>
+          </w:tcPr>
+          <w:p>
+            <w:r>
+              <w:rPr>
+                <w:sz w:val="18"/>
+              </w:rPr>
+              <w:t>95%</w:t>
+            </w:r>
+          </w:p>
+        </w:tc>
+        <w:tc>
+          <w:tcPr>
+            <w:tcW w:type="dxa" w:w="1872"/>
+          </w:tcPr>
+          <w:p>
+            <w:r>
+              <w:rPr>
+                <w:sz w:val="18"/>
+              </w:rPr>
+              <w:t>מסמכי הסכם שלום</w:t>
+            </w:r>
+          </w:p>
+        </w:tc>
+      </w:tr>
+    </w:tbl>
+    <w:p/>
+    <w:p>
+      <w:pPr>
+        <w:pStyle w:val="Heading2"/>
+      </w:pPr>
+      <w:r>
+        <w:t>אצווה 3: תוכן חדש</w:t>
+      </w:r>
+    </w:p>
+    <w:tbl>
+      <w:tblPr>
+        <w:tblStyle w:val="TableGrid"/>
+        <w:tblW w:type="auto" w:w="0"/>
+        <w:jc w:val="center"/>
+        <w:tblLook w:firstColumn="1" w:firstRow="1" w:lastColumn="0" w:lastRow="0" w:noHBand="0" w:noVBand="1" w:val="04A0"/>
+      </w:tblPr>
+      <w:tblGrid>
+        <w:gridCol w:w="1872"/>
+        <w:gridCol w:w="1872"/>
+        <w:gridCol w:w="1872"/>
+        <w:gridCol w:w="1872"/>
+        <w:gridCol w:w="1872"/>
+      </w:tblGrid>
+      <w:tr>
+        <w:tc>
+          <w:tcPr>
+            <w:tcW w:type="dxa" w:w="1872"/>
+          </w:tcPr>
+          <w:p>
+            <w:r>
+              <w:rPr>
+                <w:b/>
+                <w:sz w:val="18"/>
+              </w:rPr>
+              <w:t>מס'</w:t>
+            </w:r>
+          </w:p>
+        </w:tc>
+        <w:tc>
+          <w:tcPr>
+            <w:tcW w:type="dxa" w:w="1872"/>
+          </w:tcPr>
+          <w:p>
+            <w:r>
+              <w:rPr>
+                <w:b/>
+                <w:sz w:val="18"/>
+              </w:rPr>
+              <w:t>טענה</w:t>
+            </w:r>
+          </w:p>
+        </w:tc>
+        <w:tc>
+          <w:tcPr>
+            <w:tcW w:type="dxa" w:w="1872"/>
+          </w:tcPr>
+          <w:p>
+            <w:r>
+              <w:rPr>
+                <w:b/>
+                <w:sz w:val="18"/>
+              </w:rPr>
+              <w:t>סטטוס</w:t>
+            </w:r>
+          </w:p>
+        </w:tc>
+        <w:tc>
+          <w:tcPr>
+            <w:tcW w:type="dxa" w:w="1872"/>
+          </w:tcPr>
+          <w:p>
+            <w:r>
+              <w:rPr>
+                <w:b/>
+                <w:sz w:val="18"/>
+              </w:rPr>
+              <w:t>ביטחון</w:t>
+            </w:r>
+          </w:p>
+        </w:tc>
+        <w:tc>
+          <w:tcPr>
+            <w:tcW w:type="dxa" w:w="1872"/>
+          </w:tcPr>
+          <w:p>
+            <w:r>
+              <w:rPr>
+                <w:b/>
+                <w:sz w:val="18"/>
+              </w:rPr>
+              <w:t>הערות</w:t>
+            </w:r>
+          </w:p>
+        </w:tc>
+      </w:tr>
+      <w:tr>
+        <w:tc>
+          <w:tcPr>
+            <w:tcW w:type="dxa" w:w="1872"/>
+          </w:tcPr>
+          <w:p>
+            <w:r>
+              <w:rPr>
+                <w:sz w:val="18"/>
+              </w:rPr>
+              <w:t>L1, L2</w:t>
+            </w:r>
+          </w:p>
+        </w:tc>
+        <w:tc>
+          <w:tcPr>
+            <w:tcW w:type="dxa" w:w="1872"/>
+          </w:tcPr>
+          <w:p>
+            <w:r>
+              <w:rPr>
+                <w:sz w:val="18"/>
+              </w:rPr>
+              <w:t>Iron Beam נמסר לצה"ל דצמבר 2025</w:t>
+            </w:r>
+          </w:p>
+        </w:tc>
+        <w:tc>
+          <w:tcPr>
+            <w:tcW w:type="dxa" w:w="1872"/>
+          </w:tcPr>
+          <w:p>
+            <w:r>
+              <w:rPr>
+                <w:sz w:val="18"/>
+              </w:rPr>
+              <w:t>מאומת</w:t>
+            </w:r>
+          </w:p>
+        </w:tc>
+        <w:tc>
+          <w:tcPr>
+            <w:tcW w:type="dxa" w:w="1872"/>
+          </w:tcPr>
+          <w:p>
+            <w:r>
+              <w:rPr>
+                <w:sz w:val="18"/>
+              </w:rPr>
+              <w:t>95%</w:t>
+            </w:r>
+          </w:p>
+        </w:tc>
+        <w:tc>
+          <w:tcPr>
+            <w:tcW w:type="dxa" w:w="1872"/>
+          </w:tcPr>
+          <w:p>
+            <w:r>
+              <w:rPr>
+                <w:sz w:val="18"/>
+              </w:rPr>
+              <w:t>הודעת משרד הביטחון לעיתונות</w:t>
+            </w:r>
+          </w:p>
+        </w:tc>
+      </w:tr>
+      <w:tr>
+        <w:tc>
+          <w:tcPr>
+            <w:tcW w:type="dxa" w:w="1872"/>
+          </w:tcPr>
+          <w:p>
+            <w:r>
+              <w:rPr>
+                <w:sz w:val="18"/>
+              </w:rPr>
+              <w:t>L3, L4</w:t>
+            </w:r>
+          </w:p>
+        </w:tc>
+        <w:tc>
+          <w:tcPr>
+            <w:tcW w:type="dxa" w:w="1872"/>
+          </w:tcPr>
+          <w:p>
+            <w:r>
+              <w:rPr>
+                <w:sz w:val="18"/>
+              </w:rPr>
+              <w:t>שדרוג Trophy APS נגד רחפנים</w:t>
+            </w:r>
+          </w:p>
+        </w:tc>
+        <w:tc>
+          <w:tcPr>
+            <w:tcW w:type="dxa" w:w="1872"/>
+          </w:tcPr>
+          <w:p>
+            <w:r>
+              <w:rPr>
+                <w:sz w:val="18"/>
+              </w:rPr>
+              <w:t>מאומת</w:t>
+            </w:r>
+          </w:p>
+        </w:tc>
+        <w:tc>
+          <w:tcPr>
+            <w:tcW w:type="dxa" w:w="1872"/>
+          </w:tcPr>
+          <w:p>
+            <w:r>
+              <w:rPr>
+                <w:sz w:val="18"/>
+              </w:rPr>
+              <w:t>90%</w:t>
+            </w:r>
+          </w:p>
+        </w:tc>
+        <w:tc>
+          <w:tcPr>
+            <w:tcW w:type="dxa" w:w="1872"/>
+          </w:tcPr>
+          <w:p>
+            <w:r>
+              <w:rPr>
+                <w:sz w:val="18"/>
+              </w:rPr>
+              <w:t>אישור יצרן רפאל</w:t>
+            </w:r>
+          </w:p>
+        </w:tc>
+      </w:tr>
+      <w:tr>
+        <w:tc>
+          <w:tcPr>
+            <w:tcW w:type="dxa" w:w="1872"/>
+          </w:tcPr>
+          <w:p>
+            <w:r>
+              <w:rPr>
+                <w:sz w:val="18"/>
+              </w:rPr>
+              <w:t>W4, W6</w:t>
+            </w:r>
+          </w:p>
+        </w:tc>
+        <w:tc>
+          <w:tcPr>
+            <w:tcW w:type="dxa" w:w="1872"/>
+          </w:tcPr>
+          <w:p>
+            <w:r>
+              <w:rPr>
+                <w:sz w:val="18"/>
+              </w:rPr>
+              <w:t>מערכת אווירוסטט Aerobavovna אוקראינית</w:t>
+            </w:r>
+          </w:p>
+        </w:tc>
+        <w:tc>
+          <w:tcPr>
+            <w:tcW w:type="dxa" w:w="1872"/>
+          </w:tcPr>
+          <w:p>
+            <w:r>
+              <w:rPr>
+                <w:sz w:val="18"/>
+              </w:rPr>
+              <w:t>מאומת</w:t>
+            </w:r>
+          </w:p>
+        </w:tc>
+        <w:tc>
+          <w:tcPr>
+            <w:tcW w:type="dxa" w:w="1872"/>
+          </w:tcPr>
+          <w:p>
+            <w:r>
+              <w:rPr>
+                <w:sz w:val="18"/>
+              </w:rPr>
+              <w:t>85%</w:t>
+            </w:r>
+          </w:p>
+        </w:tc>
+        <w:tc>
+          <w:tcPr>
+            <w:tcW w:type="dxa" w:w="1872"/>
+          </w:tcPr>
+          <w:p>
+            <w:r>
+              <w:rPr>
+                <w:sz w:val="18"/>
+              </w:rPr>
+              <w:t>IEEE Spectrum ו-The War Zone</w:t>
+            </w:r>
+          </w:p>
+        </w:tc>
+      </w:tr>
+      <w:tr>
+        <w:tc>
+          <w:tcPr>
+            <w:tcW w:type="dxa" w:w="1872"/>
+          </w:tcPr>
+          <w:p>
+            <w:r>
+              <w:rPr>
+                <w:sz w:val="18"/>
+              </w:rPr>
+              <w:t>W5</w:t>
+            </w:r>
+          </w:p>
+        </w:tc>
+        <w:tc>
+          <w:tcPr>
+            <w:tcW w:type="dxa" w:w="1872"/>
+          </w:tcPr>
+          <w:p>
+            <w:r>
+              <w:rPr>
+                <w:sz w:val="18"/>
+              </w:rPr>
+              <w:t>מערכת MaXon מונעת AI</w:t>
+            </w:r>
+          </w:p>
+        </w:tc>
+        <w:tc>
+          <w:tcPr>
+            <w:tcW w:type="dxa" w:w="1872"/>
+          </w:tcPr>
+          <w:p>
+            <w:r>
+              <w:rPr>
+                <w:sz w:val="18"/>
+              </w:rPr>
+              <w:t>מאומת חלקית</w:t>
+            </w:r>
+          </w:p>
+        </w:tc>
+        <w:tc>
+          <w:tcPr>
+            <w:tcW w:type="dxa" w:w="1872"/>
+          </w:tcPr>
+          <w:p>
+            <w:r>
+              <w:rPr>
+                <w:sz w:val="18"/>
+              </w:rPr>
+              <w:t>80%</w:t>
+            </w:r>
+          </w:p>
+        </w:tc>
+        <w:tc>
+          <w:tcPr>
+            <w:tcW w:type="dxa" w:w="1872"/>
+          </w:tcPr>
+          <w:p>
+            <w:r>
+              <w:rPr>
+                <w:sz w:val="18"/>
+              </w:rPr>
+              <w:t>מקור יחיד; טענת 95% אוטומציה לא אומתה עצמאית</w:t>
+            </w:r>
+          </w:p>
+        </w:tc>
+      </w:tr>
+      <w:tr>
+        <w:tc>
+          <w:tcPr>
+            <w:tcW w:type="dxa" w:w="1872"/>
+          </w:tcPr>
+          <w:p>
+            <w:r>
+              <w:rPr>
+                <w:sz w:val="18"/>
+              </w:rPr>
+              <w:t>R1, R2, R3, W3</w:t>
+            </w:r>
+          </w:p>
+        </w:tc>
+        <w:tc>
+          <w:tcPr>
+            <w:tcW w:type="dxa" w:w="1872"/>
+          </w:tcPr>
+          <w:p>
+            <w:r>
+              <w:rPr>
+                <w:sz w:val="18"/>
+              </w:rPr>
+              <w:t>מערכת Barrier (מחסום) רוסית</w:t>
+            </w:r>
+          </w:p>
+        </w:tc>
+        <w:tc>
+          <w:tcPr>
+            <w:tcW w:type="dxa" w:w="1872"/>
+          </w:tcPr>
+          <w:p>
+            <w:r>
+              <w:rPr>
+                <w:sz w:val="18"/>
+              </w:rPr>
+              <w:t>מאומת</w:t>
+            </w:r>
+          </w:p>
+        </w:tc>
+        <w:tc>
+          <w:tcPr>
+            <w:tcW w:type="dxa" w:w="1872"/>
+          </w:tcPr>
+          <w:p>
+            <w:r>
+              <w:rPr>
+                <w:sz w:val="18"/>
+              </w:rPr>
+              <w:t>90%</w:t>
+            </w:r>
+          </w:p>
+        </w:tc>
+        <w:tc>
+          <w:tcPr>
+            <w:tcW w:type="dxa" w:w="1872"/>
+          </w:tcPr>
+          <w:p>
+            <w:r>
+              <w:rPr>
+                <w:sz w:val="18"/>
+              </w:rPr>
+              <w:t>Business Insider, Newsweek, Militarnyi, VPK.name</w:t>
+            </w:r>
+          </w:p>
+        </w:tc>
+      </w:tr>
+      <w:tr>
+        <w:tc>
+          <w:tcPr>
+            <w:tcW w:type="dxa" w:w="1872"/>
+          </w:tcPr>
+          <w:p>
+            <w:r>
+              <w:rPr>
+                <w:sz w:val="18"/>
+              </w:rPr>
+              <w:t>E4, E5</w:t>
+            </w:r>
+          </w:p>
+        </w:tc>
+        <w:tc>
+          <w:tcPr>
+            <w:tcW w:type="dxa" w:w="1872"/>
+          </w:tcPr>
+          <w:p>
+            <w:r>
+              <w:rPr>
+                <w:sz w:val="18"/>
+              </w:rPr>
+              <w:t>משבר הליום 2026</w:t>
+            </w:r>
+          </w:p>
+        </w:tc>
+        <w:tc>
+          <w:tcPr>
+            <w:tcW w:type="dxa" w:w="1872"/>
+          </w:tcPr>
+          <w:p>
+            <w:r>
+              <w:rPr>
+                <w:sz w:val="18"/>
+              </w:rPr>
+              <w:t>מאומת</w:t>
+            </w:r>
+          </w:p>
+        </w:tc>
+        <w:tc>
+          <w:tcPr>
+            <w:tcW w:type="dxa" w:w="1872"/>
+          </w:tcPr>
+          <w:p>
+            <w:r>
+              <w:rPr>
+                <w:sz w:val="18"/>
+              </w:rPr>
+              <w:t>90%</w:t>
+            </w:r>
+          </w:p>
+        </w:tc>
+        <w:tc>
+          <w:tcPr>
+            <w:tcW w:type="dxa" w:w="1872"/>
+          </w:tcPr>
+          <w:p>
+            <w:r>
+              <w:rPr>
+                <w:sz w:val="18"/>
+              </w:rPr>
+              <w:t>Reuters מאשר; ספקים הכריזו כוח עליון</w:t>
+            </w:r>
+          </w:p>
+        </w:tc>
+      </w:tr>
+      <w:tr>
+        <w:tc>
+          <w:tcPr>
+            <w:tcW w:type="dxa" w:w="1872"/>
+          </w:tcPr>
+          <w:p>
+            <w:r>
+              <w:rPr>
+                <w:sz w:val="18"/>
+              </w:rPr>
+              <w:t>D1, D2, D3</w:t>
+            </w:r>
+          </w:p>
+        </w:tc>
+        <w:tc>
+          <w:tcPr>
+            <w:tcW w:type="dxa" w:w="1872"/>
+          </w:tcPr>
+          <w:p>
+            <w:r>
+              <w:rPr>
+                <w:sz w:val="18"/>
+              </w:rPr>
+              <w:t>מערכות DroneStop / Dro-mesh</w:t>
+            </w:r>
+          </w:p>
+        </w:tc>
+        <w:tc>
+          <w:tcPr>
+            <w:tcW w:type="dxa" w:w="1872"/>
+          </w:tcPr>
+          <w:p>
+            <w:r>
+              <w:rPr>
+                <w:sz w:val="18"/>
+              </w:rPr>
+              <w:t>מאומת</w:t>
+            </w:r>
+          </w:p>
+        </w:tc>
+        <w:tc>
+          <w:tcPr>
+            <w:tcW w:type="dxa" w:w="1872"/>
+          </w:tcPr>
+          <w:p>
+            <w:r>
+              <w:rPr>
+                <w:sz w:val="18"/>
+              </w:rPr>
+              <w:t>85%</w:t>
+            </w:r>
+          </w:p>
+        </w:tc>
+        <w:tc>
+          <w:tcPr>
+            <w:tcW w:type="dxa" w:w="1872"/>
+          </w:tcPr>
+          <w:p>
+            <w:r>
+              <w:rPr>
+                <w:sz w:val="18"/>
+              </w:rPr>
+              <w:t>אתרי יצרנים מאומתים</w:t>
+            </w:r>
+          </w:p>
+        </w:tc>
+      </w:tr>
+      <w:tr>
+        <w:tc>
+          <w:tcPr>
+            <w:tcW w:type="dxa" w:w="1872"/>
+          </w:tcPr>
+          <w:p>
+            <w:r>
+              <w:rPr>
+                <w:sz w:val="18"/>
+              </w:rPr>
+              <w:t>P1</w:t>
+            </w:r>
+          </w:p>
+        </w:tc>
+        <w:tc>
+          <w:tcPr>
+            <w:tcW w:type="dxa" w:w="1872"/>
+          </w:tcPr>
+          <w:p>
+            <w:r>
+              <w:rPr>
+                <w:sz w:val="18"/>
+              </w:rPr>
+              <w:t>פטנט PCNS EP3769030A1</w:t>
+            </w:r>
+          </w:p>
+        </w:tc>
+        <w:tc>
+          <w:tcPr>
+            <w:tcW w:type="dxa" w:w="1872"/>
+          </w:tcPr>
+          <w:p>
+            <w:r>
+              <w:rPr>
+                <w:sz w:val="18"/>
+              </w:rPr>
+              <w:t>מאומת</w:t>
+            </w:r>
+          </w:p>
+        </w:tc>
+        <w:tc>
+          <w:tcPr>
+            <w:tcW w:type="dxa" w:w="1872"/>
+          </w:tcPr>
+          <w:p>
+            <w:r>
+              <w:rPr>
+                <w:sz w:val="18"/>
+              </w:rPr>
+              <w:t>95%</w:t>
+            </w:r>
+          </w:p>
+        </w:tc>
+        <w:tc>
+          <w:tcPr>
+            <w:tcW w:type="dxa" w:w="1872"/>
+          </w:tcPr>
+          <w:p>
+            <w:r>
+              <w:rPr>
+                <w:sz w:val="18"/>
+              </w:rPr>
+              <w:t>רשומות משרד הפטנטים האירופי</w:t>
+            </w:r>
+          </w:p>
+        </w:tc>
+      </w:tr>
+      <w:tr>
+        <w:tc>
+          <w:tcPr>
+            <w:tcW w:type="dxa" w:w="1872"/>
+          </w:tcPr>
+          <w:p>
+            <w:r>
+              <w:rPr>
+                <w:sz w:val="18"/>
+              </w:rPr>
+              <w:t>E1, E2, E3</w:t>
+            </w:r>
+          </w:p>
+        </w:tc>
+        <w:tc>
+          <w:tcPr>
+            <w:tcW w:type="dxa" w:w="1872"/>
+          </w:tcPr>
+          <w:p>
+            <w:r>
+              <w:rPr>
+                <w:sz w:val="18"/>
+              </w:rPr>
+              <w:t>כלכלת הגנת רחפנים אוקראינית</w:t>
+            </w:r>
+          </w:p>
+        </w:tc>
+        <w:tc>
+          <w:tcPr>
+            <w:tcW w:type="dxa" w:w="1872"/>
+          </w:tcPr>
+          <w:p>
+            <w:r>
+              <w:rPr>
+                <w:sz w:val="18"/>
+              </w:rPr>
+              <w:t>מאומת חלקית</w:t>
+            </w:r>
+          </w:p>
+        </w:tc>
+        <w:tc>
+          <w:tcPr>
+            <w:tcW w:type="dxa" w:w="1872"/>
+          </w:tcPr>
+          <w:p>
+            <w:r>
+              <w:rPr>
+                <w:sz w:val="18"/>
+              </w:rPr>
+              <w:t>80%</w:t>
+            </w:r>
+          </w:p>
+        </w:tc>
+        <w:tc>
+          <w:tcPr>
+            <w:tcW w:type="dxa" w:w="1872"/>
+          </w:tcPr>
+          <w:p>
+            <w:r>
+              <w:rPr>
+                <w:sz w:val="18"/>
+              </w:rPr>
+              <w:t>אומדנים משתנים בין מקורות</w:t>
+            </w:r>
+          </w:p>
+        </w:tc>
+      </w:tr>
+    </w:tbl>
+    <w:p/>
+    <w:p>
+      <w:pPr>
+        <w:pStyle w:val="Heading2"/>
+      </w:pPr>
+      <w:r>
+        <w:t>אימות חישובים</w:t>
+      </w:r>
+    </w:p>
+    <w:tbl>
+      <w:tblPr>
+        <w:tblStyle w:val="TableGrid"/>
+        <w:tblW w:type="auto" w:w="0"/>
+        <w:jc w:val="center"/>
+        <w:tblLook w:firstColumn="1" w:firstRow="1" w:lastColumn="0" w:lastRow="0" w:noHBand="0" w:noVBand="1" w:val="04A0"/>
+      </w:tblPr>
+      <w:tblGrid>
+        <w:gridCol w:w="2340"/>
+        <w:gridCol w:w="2340"/>
+        <w:gridCol w:w="2340"/>
+        <w:gridCol w:w="2340"/>
+      </w:tblGrid>
+      <w:tr>
+        <w:tc>
+          <w:tcPr>
+            <w:tcW w:type="dxa" w:w="2340"/>
+          </w:tcPr>
+          <w:p>
+            <w:r>
+              <w:rPr>
+                <w:b/>
+                <w:sz w:val="18"/>
+              </w:rPr>
+              <w:t>מס'</w:t>
+            </w:r>
+          </w:p>
+        </w:tc>
+        <w:tc>
+          <w:tcPr>
+            <w:tcW w:type="dxa" w:w="2340"/>
+          </w:tcPr>
+          <w:p>
+            <w:r>
+              <w:rPr>
+                <w:b/>
+                <w:sz w:val="18"/>
+              </w:rPr>
+              <w:t>חישוב</w:t>
+            </w:r>
+          </w:p>
+        </w:tc>
+        <w:tc>
+          <w:tcPr>
+            <w:tcW w:type="dxa" w:w="2340"/>
+          </w:tcPr>
+          <w:p>
+            <w:r>
+              <w:rPr>
+                <w:b/>
+                <w:sz w:val="18"/>
+              </w:rPr>
+              <w:t>סטטוס</w:t>
+            </w:r>
+          </w:p>
+        </w:tc>
+        <w:tc>
+          <w:tcPr>
+            <w:tcW w:type="dxa" w:w="2340"/>
+          </w:tcPr>
+          <w:p>
+            <w:r>
+              <w:rPr>
+                <w:b/>
+                <w:sz w:val="18"/>
+              </w:rPr>
+              <w:t>הערות</w:t>
+            </w:r>
+          </w:p>
+        </w:tc>
+      </w:tr>
+      <w:tr>
+        <w:tc>
+          <w:tcPr>
+            <w:tcW w:type="dxa" w:w="2340"/>
+          </w:tcPr>
+          <w:p>
+            <w:r>
+              <w:rPr>
+                <w:sz w:val="18"/>
+              </w:rPr>
+              <w:t>א1</w:t>
+            </w:r>
+          </w:p>
+        </w:tc>
+        <w:tc>
+          <w:tcPr>
+            <w:tcW w:type="dxa" w:w="2340"/>
+          </w:tcPr>
+          <w:p>
+            <w:r>
+              <w:rPr>
+                <w:sz w:val="18"/>
+              </w:rPr>
+              <w:t>כיסוי למטען 10 טון = 50,000–62,500 מ"ר</w:t>
+            </w:r>
+          </w:p>
+        </w:tc>
+        <w:tc>
+          <w:tcPr>
+            <w:tcW w:type="dxa" w:w="2340"/>
+          </w:tcPr>
+          <w:p>
+            <w:r>
+              <w:rPr>
+                <w:sz w:val="18"/>
+              </w:rPr>
+              <w:t>מאושר</w:t>
+            </w:r>
+          </w:p>
+        </w:tc>
+        <w:tc>
+          <w:tcPr>
+            <w:tcW w:type="dxa" w:w="2340"/>
+          </w:tcPr>
+          <w:p>
+            <w:r>
+              <w:rPr>
+                <w:sz w:val="18"/>
+              </w:rPr>
+              <w:t>8,000 ק"ג ÷ 0.16 ק"ג/מ"ר = 50,000 מ"ר ✓</w:t>
+            </w:r>
+          </w:p>
+        </w:tc>
+      </w:tr>
+      <w:tr>
+        <w:tc>
+          <w:tcPr>
+            <w:tcW w:type="dxa" w:w="2340"/>
+          </w:tcPr>
+          <w:p>
+            <w:r>
+              <w:rPr>
+                <w:sz w:val="18"/>
+              </w:rPr>
+              <w:t>א2</w:t>
+            </w:r>
+          </w:p>
+        </w:tc>
+        <w:tc>
+          <w:tcPr>
+            <w:tcW w:type="dxa" w:w="2340"/>
+          </w:tcPr>
+          <w:p>
+            <w:r>
+              <w:rPr>
+                <w:sz w:val="18"/>
+              </w:rPr>
+              <w:t>עלות רשת קרקעית לבנון: $16–40M</w:t>
+            </w:r>
+          </w:p>
+        </w:tc>
+        <w:tc>
+          <w:tcPr>
+            <w:tcW w:type="dxa" w:w="2340"/>
+          </w:tcPr>
+          <w:p>
+            <w:r>
+              <w:rPr>
+                <w:sz w:val="18"/>
+              </w:rPr>
+              <w:t>מאושר</w:t>
+            </w:r>
+          </w:p>
+        </w:tc>
+        <w:tc>
+          <w:tcPr>
+            <w:tcW w:type="dxa" w:w="2340"/>
+          </w:tcPr>
+          <w:p>
+            <w:r>
+              <w:rPr>
+                <w:sz w:val="18"/>
+              </w:rPr>
+              <w:t>3,950,000 מ"ר × $4–10/מ"ר ✓</w:t>
+            </w:r>
+          </w:p>
+        </w:tc>
+      </w:tr>
+      <w:tr>
+        <w:tc>
+          <w:tcPr>
+            <w:tcW w:type="dxa" w:w="2340"/>
+          </w:tcPr>
+          <w:p>
+            <w:r>
+              <w:rPr>
+                <w:sz w:val="18"/>
+              </w:rPr>
+              <w:t>א3</w:t>
+            </w:r>
+          </w:p>
+        </w:tc>
+        <w:tc>
+          <w:tcPr>
+            <w:tcW w:type="dxa" w:w="2340"/>
+          </w:tcPr>
+          <w:p>
+            <w:r>
+              <w:rPr>
+                <w:sz w:val="18"/>
+              </w:rPr>
+              <w:t>אנרגיה קינטית Shahed: 264 kJ</w:t>
+            </w:r>
+          </w:p>
+        </w:tc>
+        <w:tc>
+          <w:tcPr>
+            <w:tcW w:type="dxa" w:w="2340"/>
+          </w:tcPr>
+          <w:p>
+            <w:r>
+              <w:rPr>
+                <w:sz w:val="18"/>
+              </w:rPr>
+              <w:t>מאושר</w:t>
+            </w:r>
+          </w:p>
+        </w:tc>
+        <w:tc>
+          <w:tcPr>
+            <w:tcW w:type="dxa" w:w="2340"/>
+          </w:tcPr>
+          <w:p>
+            <w:r>
+              <w:rPr>
+                <w:sz w:val="18"/>
+              </w:rPr>
+              <w:t>½ × 200 × 51.39² = 264,090 J ✓</w:t>
+            </w:r>
+          </w:p>
+        </w:tc>
+      </w:tr>
+      <w:tr>
+        <w:tc>
+          <w:tcPr>
+            <w:tcW w:type="dxa" w:w="2340"/>
+          </w:tcPr>
+          <w:p>
+            <w:r>
+              <w:rPr>
+                <w:sz w:val="18"/>
+              </w:rPr>
+              <w:t>א4</w:t>
+            </w:r>
+          </w:p>
+        </w:tc>
+        <w:tc>
+          <w:tcPr>
+            <w:tcW w:type="dxa" w:w="2340"/>
+          </w:tcPr>
+          <w:p>
+            <w:r>
+              <w:rPr>
+                <w:sz w:val="18"/>
+              </w:rPr>
+              <w:t>סך עלות גבולות: $401M–$1.1B</w:t>
+            </w:r>
+          </w:p>
+        </w:tc>
+        <w:tc>
+          <w:tcPr>
+            <w:tcW w:type="dxa" w:w="2340"/>
+          </w:tcPr>
+          <w:p>
+            <w:r>
+              <w:rPr>
+                <w:sz w:val="18"/>
+              </w:rPr>
+              <w:t>מאושר</w:t>
+            </w:r>
+          </w:p>
+        </w:tc>
+        <w:tc>
+          <w:tcPr>
+            <w:tcW w:type="dxa" w:w="2340"/>
+          </w:tcPr>
+          <w:p>
+            <w:r>
+              <w:rPr>
+                <w:sz w:val="18"/>
+              </w:rPr>
+              <w:t>$170+$90+$141 = $401M; $430+$264+$405 = $1,099M ✓</w:t>
+            </w:r>
+          </w:p>
+        </w:tc>
+      </w:tr>
+      <w:tr>
+        <w:tc>
+          <w:tcPr>
+            <w:tcW w:type="dxa" w:w="2340"/>
+          </w:tcPr>
+          <w:p>
+            <w:r>
+              <w:rPr>
+                <w:sz w:val="18"/>
+              </w:rPr>
+              <w:t>א5</w:t>
+            </w:r>
+          </w:p>
+        </w:tc>
+        <w:tc>
+          <w:tcPr>
+            <w:tcW w:type="dxa" w:w="2340"/>
+          </w:tcPr>
+          <w:p>
+            <w:r>
+              <w:rPr>
+                <w:sz w:val="18"/>
+              </w:rPr>
+              <w:t>עלות/מ"ר Airlander 10: $805–$1,010</w:t>
+            </w:r>
+          </w:p>
+        </w:tc>
+        <w:tc>
+          <w:tcPr>
+            <w:tcW w:type="dxa" w:w="2340"/>
+          </w:tcPr>
+          <w:p>
+            <w:r>
+              <w:rPr>
+                <w:sz w:val="18"/>
+              </w:rPr>
+              <w:t>מאושר</w:t>
+            </w:r>
+          </w:p>
+        </w:tc>
+        <w:tc>
+          <w:tcPr>
+            <w:tcW w:type="dxa" w:w="2340"/>
+          </w:tcPr>
+          <w:p>
+            <w:r>
+              <w:rPr>
+                <w:sz w:val="18"/>
+              </w:rPr>
+              <w:t>$40.2M ÷ 50,000 = $804; $50.5M ÷ 50,000 = $1,010 ✓</w:t>
+            </w:r>
+          </w:p>
+        </w:tc>
+      </w:tr>
+      <w:tr>
+        <w:tc>
+          <w:tcPr>
+            <w:tcW w:type="dxa" w:w="2340"/>
+          </w:tcPr>
+          <w:p>
+            <w:r>
+              <w:rPr>
+                <w:sz w:val="18"/>
+              </w:rPr>
+              <w:t>—</w:t>
+            </w:r>
+          </w:p>
+        </w:tc>
+        <w:tc>
+          <w:tcPr>
+            <w:tcW w:type="dxa" w:w="2340"/>
+          </w:tcPr>
+          <w:p>
+            <w:r>
+              <w:rPr>
+                <w:sz w:val="18"/>
+              </w:rPr>
+              <w:t>נוסחת שקיעה שרשרתי: d = wL²/(8H)</w:t>
+            </w:r>
+          </w:p>
+        </w:tc>
+        <w:tc>
+          <w:tcPr>
+            <w:tcW w:type="dxa" w:w="2340"/>
+          </w:tcPr>
+          <w:p>
+            <w:r>
+              <w:rPr>
+                <w:sz w:val="18"/>
+              </w:rPr>
+              <w:t>מאושר</w:t>
+            </w:r>
+          </w:p>
+        </w:tc>
+        <w:tc>
+          <w:tcPr>
+            <w:tcW w:type="dxa" w:w="2340"/>
+          </w:tcPr>
+          <w:p>
+            <w:r>
+              <w:rPr>
+                <w:sz w:val="18"/>
+              </w:rPr>
+              <w:t>נוסחת קטנרי סטנדרטית מאומתת</w:t>
+            </w:r>
+          </w:p>
+        </w:tc>
+      </w:tr>
+      <w:tr>
+        <w:tc>
+          <w:tcPr>
+            <w:tcW w:type="dxa" w:w="2340"/>
+          </w:tcPr>
+          <w:p>
+            <w:r>
+              <w:rPr>
+                <w:sz w:val="18"/>
+              </w:rPr>
+              <w:t>—</w:t>
+            </w:r>
+          </w:p>
+        </w:tc>
+        <w:tc>
+          <w:tcPr>
+            <w:tcW w:type="dxa" w:w="2340"/>
+          </w:tcPr>
+          <w:p>
+            <w:r>
+              <w:rPr>
+                <w:sz w:val="18"/>
+              </w:rPr>
+              <w:t>משקל מטוטלות למקטע: ~231 ק"ג</w:t>
+            </w:r>
+          </w:p>
+        </w:tc>
+        <w:tc>
+          <w:tcPr>
+            <w:tcW w:type="dxa" w:w="2340"/>
+          </w:tcPr>
+          <w:p>
+            <w:r>
+              <w:rPr>
+                <w:sz w:val="18"/>
+              </w:rPr>
+              <w:t>מאושר</w:t>
+            </w:r>
+          </w:p>
+        </w:tc>
+        <w:tc>
+          <w:tcPr>
+            <w:tcW w:type="dxa" w:w="2340"/>
+          </w:tcPr>
+          <w:p>
+            <w:r>
+              <w:rPr>
+                <w:sz w:val="18"/>
+              </w:rPr>
+              <w:t>125 × 0.85 + 125 = 231.25 ק"ג ✓</w:t>
+            </w:r>
+          </w:p>
+        </w:tc>
+      </w:tr>
+    </w:tbl>
+    <w:p/>
+    <w:p>
+      <w:pPr>
+        <w:pStyle w:val="Heading2"/>
+      </w:pPr>
+      <w:r>
+        <w:t>סיכום אימות</w:t>
+      </w:r>
+    </w:p>
+    <w:tbl>
+      <w:tblPr>
+        <w:tblStyle w:val="TableGrid"/>
+        <w:tblW w:type="auto" w:w="0"/>
+        <w:jc w:val="center"/>
+        <w:tblLook w:firstColumn="1" w:firstRow="1" w:lastColumn="0" w:lastRow="0" w:noHBand="0" w:noVBand="1" w:val="04A0"/>
+      </w:tblPr>
+      <w:tblGrid>
+        <w:gridCol w:w="4680"/>
+        <w:gridCol w:w="4680"/>
+      </w:tblGrid>
+      <w:tr>
+        <w:tc>
+          <w:tcPr>
+            <w:tcW w:type="dxa" w:w="4680"/>
+          </w:tcPr>
+          <w:p>
+            <w:r>
+              <w:rPr>
+                <w:b/>
+                <w:sz w:val="18"/>
+              </w:rPr>
+              <w:t>מדד</w:t>
+            </w:r>
+          </w:p>
+        </w:tc>
+        <w:tc>
+          <w:tcPr>
+            <w:tcW w:type="dxa" w:w="4680"/>
+          </w:tcPr>
+          <w:p>
+            <w:r>
+              <w:rPr>
+                <w:b/>
+                <w:sz w:val="18"/>
+              </w:rPr>
+              <w:t>תוצאה</w:t>
+            </w:r>
+          </w:p>
+        </w:tc>
+      </w:tr>
+      <w:tr>
+        <w:tc>
+          <w:tcPr>
+            <w:tcW w:type="dxa" w:w="4680"/>
+          </w:tcPr>
+          <w:p>
+            <w:r>
+              <w:rPr>
+                <w:sz w:val="18"/>
+              </w:rPr>
+              <w:t>סך מקורות</w:t>
+            </w:r>
+          </w:p>
+        </w:tc>
+        <w:tc>
+          <w:tcPr>
+            <w:tcW w:type="dxa" w:w="4680"/>
+          </w:tcPr>
+          <w:p>
+            <w:r>
+              <w:rPr>
+                <w:sz w:val="18"/>
+              </w:rPr>
+              <w:t>53</w:t>
+            </w:r>
+          </w:p>
+        </w:tc>
+      </w:tr>
+      <w:tr>
+        <w:tc>
+          <w:tcPr>
+            <w:tcW w:type="dxa" w:w="4680"/>
+          </w:tcPr>
+          <w:p>
+            <w:r>
+              <w:rPr>
+                <w:sz w:val="18"/>
+              </w:rPr>
+              <w:t>מאומת במלואו</w:t>
+            </w:r>
+          </w:p>
+        </w:tc>
+        <w:tc>
+          <w:tcPr>
+            <w:tcW w:type="dxa" w:w="4680"/>
+          </w:tcPr>
+          <w:p>
+            <w:r>
+              <w:rPr>
+                <w:sz w:val="18"/>
+              </w:rPr>
+              <w:t>45 (85%)</w:t>
+            </w:r>
+          </w:p>
+        </w:tc>
+      </w:tr>
+      <w:tr>
+        <w:tc>
+          <w:tcPr>
+            <w:tcW w:type="dxa" w:w="4680"/>
+          </w:tcPr>
+          <w:p>
+            <w:r>
+              <w:rPr>
+                <w:sz w:val="18"/>
+              </w:rPr>
+              <w:t>מאומת חלקית</w:t>
+            </w:r>
+          </w:p>
+        </w:tc>
+        <w:tc>
+          <w:tcPr>
+            <w:tcW w:type="dxa" w:w="4680"/>
+          </w:tcPr>
+          <w:p>
+            <w:r>
+              <w:rPr>
+                <w:sz w:val="18"/>
+              </w:rPr>
+              <w:t>8 (15%)</w:t>
+            </w:r>
+          </w:p>
+        </w:tc>
+      </w:tr>
+      <w:tr>
+        <w:tc>
+          <w:tcPr>
+            <w:tcW w:type="dxa" w:w="4680"/>
+          </w:tcPr>
+          <w:p>
+            <w:r>
+              <w:rPr>
+                <w:sz w:val="18"/>
+              </w:rPr>
+              <w:t>מקורות מפוברקים</w:t>
+            </w:r>
+          </w:p>
+        </w:tc>
+        <w:tc>
+          <w:tcPr>
+            <w:tcW w:type="dxa" w:w="4680"/>
+          </w:tcPr>
+          <w:p>
+            <w:r>
+              <w:rPr>
+                <w:sz w:val="18"/>
+              </w:rPr>
+              <w:t>0</w:t>
+            </w:r>
+          </w:p>
+        </w:tc>
+      </w:tr>
+      <w:tr>
+        <w:tc>
+          <w:tcPr>
+            <w:tcW w:type="dxa" w:w="4680"/>
+          </w:tcPr>
+          <w:p>
+            <w:r>
+              <w:rPr>
+                <w:sz w:val="18"/>
+              </w:rPr>
+              <w:t>חישובים שנבדקו</w:t>
+            </w:r>
+          </w:p>
+        </w:tc>
+        <w:tc>
+          <w:tcPr>
+            <w:tcW w:type="dxa" w:w="4680"/>
+          </w:tcPr>
+          <w:p>
+            <w:r>
+              <w:rPr>
+                <w:sz w:val="18"/>
+              </w:rPr>
+              <w:t>7/7 מאושרים</w:t>
+            </w:r>
+          </w:p>
+        </w:tc>
+      </w:tr>
+      <w:tr>
+        <w:tc>
+          <w:tcPr>
+            <w:tcW w:type="dxa" w:w="4680"/>
+          </w:tcPr>
+          <w:p>
+            <w:r>
+              <w:rPr>
+                <w:sz w:val="18"/>
+              </w:rPr>
+              <w:t>תאריך אימות</w:t>
+            </w:r>
+          </w:p>
+        </w:tc>
+        <w:tc>
+          <w:tcPr>
+            <w:tcW w:type="dxa" w:w="4680"/>
+          </w:tcPr>
+          <w:p>
+            <w:r>
+              <w:rPr>
+                <w:sz w:val="18"/>
+              </w:rPr>
+              <w:t>3 ביולי 2026</w:t>
+            </w:r>
+          </w:p>
+        </w:tc>
+      </w:tr>
+    </w:tbl>
+    <w:p/>
     <w:p>
       <w:r>
         <w:br w:type="page"/>

--- a/exports/research-he.docx
+++ b/exports/research-he.docx
@@ -304,53 +304,11 @@
       </w:r>
     </w:p>
     <w:p>
-      <w:pPr/>
-      <w:r>
-        <w:rPr>
-          <w:rFonts w:ascii="Consolas" w:hAnsi="Consolas"/>
-          <w:sz w:val="18"/>
-        </w:rPr>
-        <w:t>┌─────────────────────────────────────────────────────────────┐</w:t>
-        <w:br/>
-        <w:t>│                    FEASIBILITY ASSESSMENT                     │</w:t>
-        <w:br/>
-        <w:t>├──────────────────┬──────────────────┬───────────────────────┤</w:t>
-        <w:br/>
-        <w:t>│  TECHNICAL       │  ECONOMIC        │  OPERATIONAL          │</w:t>
-        <w:br/>
-        <w:t>│  - Physics       │  - Material cost │  - Deployment time    │</w:t>
-        <w:br/>
-        <w:t>│  - Materials     │  - Platform cost │  - Maintainability    │</w:t>
-        <w:br/>
-        <w:t>│  - Platforms     │  - Operations    │  - Survivability      │</w:t>
-        <w:br/>
-        <w:t>│  - Engineering   │  - Comparison    │  - Scalability        │</w:t>
-        <w:br/>
-        <w:t>└──────────────────┴──────────────────┴───────────────────────┘</w:t>
-        <w:br/>
-        <w:t xml:space="preserve">         │                    │                    │</w:t>
-        <w:br/>
-        <w:t xml:space="preserve">         ▼                    ▼                    ▼</w:t>
-        <w:br/>
-        <w:t>┌─────────────────────────────────────────────────────────────┐</w:t>
-        <w:br/>
-        <w:t>│              CASE STUDY APPLICATION                           │</w:t>
-        <w:br/>
-        <w:t>│  Israel-Lebanon │ Israel-Syria │ Israel-Jordan               │</w:t>
-        <w:br/>
-        <w:t>└─────────────────────────────────────────────────────────────┘</w:t>
-        <w:br/>
-        <w:t xml:space="preserve">         │                    │                    │</w:t>
-        <w:br/>
-        <w:t xml:space="preserve">         ▼                    ▼                    ▼</w:t>
-        <w:br/>
-        <w:t>┌─────────────────────────────────────────────────────────────┐</w:t>
-        <w:br/>
-        <w:t>│              DEVELOPMENT ROADMAP                             │</w:t>
-        <w:br/>
-        <w:t>│  Phase 1 (0-6mo) │ Phase 2 (6-18mo) │ Phase 3 (18-36mo)   │</w:t>
-        <w:br/>
-        <w:t>└─────────────────────────────────────────────────────────────┘</w:t>
+      <w:pPr>
+        <w:jc w:val="center"/>
+      </w:pPr>
+      <w:r>
+        <w:t>[Image: ../images/diagrams/diagram-feasibility-framework.png]</w:t>
       </w:r>
     </w:p>
     <w:p>
@@ -1495,61 +1453,11 @@
       </w:r>
     </w:p>
     <w:p>
-      <w:pPr/>
-      <w:r>
-        <w:rPr>
-          <w:rFonts w:ascii="Consolas" w:hAnsi="Consolas"/>
-          <w:sz w:val="18"/>
-        </w:rPr>
-        <w:t xml:space="preserve">                          ┌─────────────────┐</w:t>
-        <w:br/>
-        <w:t xml:space="preserve">                          │  AIRLANDER 10   │</w:t>
-        <w:br/>
-        <w:t xml:space="preserve">                          │  (Strategic)     │</w:t>
-        <w:br/>
-        <w:t xml:space="preserve">                          │  Alt: 3-6 km    │</w:t>
-        <w:br/>
-        <w:t xml:space="preserve">                          │  Coverage: 6 ha  │</w:t>
-        <w:br/>
-        <w:t xml:space="preserve">                          └────────┬────────┘</w:t>
-        <w:br/>
-        <w:t xml:space="preserve">                                   │ CF Net</w:t>
-        <w:br/>
-        <w:t xml:space="preserve">                    ┌──────────────┼──────────────┐</w:t>
-        <w:br/>
-        <w:t xml:space="preserve">                    │              │              │</w:t>
-        <w:br/>
-        <w:t xml:space="preserve">              ┌─────┴─────┐ ┌─────┴─────┐ ┌─────┴─────┐</w:t>
-        <w:br/>
-        <w:t xml:space="preserve">              │ AEROSTAT  │ │ AEROSTAT  │ │ AEROSTAT  │</w:t>
-        <w:br/>
-        <w:t xml:space="preserve">              │ (420K)    │ │ (420K)    │ │ (420K)    │</w:t>
-        <w:br/>
-        <w:t xml:space="preserve">              │ Alt: 1-3km│ │ Alt: 1-3km│ │ Alt: 1-3km│</w:t>
-        <w:br/>
-        <w:t xml:space="preserve">              └─────┬─────┘ └─────┬─────┘ └─────┬─────┘</w:t>
-        <w:br/>
-        <w:t xml:space="preserve">                    │ CF Net      │ CF Net      │ CF Net</w:t>
-        <w:br/>
-        <w:t xml:space="preserve">              ┌─────┴─────┐ ┌─────┴─────┐ ┌─────┴─────┐</w:t>
-        <w:br/>
-        <w:t xml:space="preserve">              │ AEROSTAT  │ │ AEROSTAT  │ │ AEROSTAT  │</w:t>
-        <w:br/>
-        <w:t xml:space="preserve">              │ (74K)     │ │ (74K)     │ │ (74K)     │</w:t>
-        <w:br/>
-        <w:t xml:space="preserve">              │ Alt: 300m │ │ Alt: 500m │ │ Alt: 300m │</w:t>
-        <w:br/>
-        <w:t xml:space="preserve">              └─────┬─────┘ └─────┬─────┘ └─────┬─────┘</w:t>
-        <w:br/>
-        <w:t xml:space="preserve">                    │ CF Net      │ CF Net      │ CF Net</w:t>
-        <w:br/>
-        <w:t xml:space="preserve">    ════════════════╧═════════════╧═════════════╧══════════════</w:t>
-        <w:br/>
-        <w:t xml:space="preserve">                    GROUND LEVEL: Poles + CF Mesh (3-15m)</w:t>
-        <w:br/>
-        <w:t xml:space="preserve">    ══════════════════════════════════════════════════════════</w:t>
-        <w:br/>
-        <w:t xml:space="preserve">                         PROTECTED ZONE</w:t>
+      <w:pPr>
+        <w:jc w:val="center"/>
+      </w:pPr>
+      <w:r>
+        <w:t>[Image: ../images/diagrams/diagram-system-architecture.png]</w:t>
       </w:r>
     </w:p>
     <w:p>
@@ -7193,45 +7101,11 @@
       </w:r>
     </w:p>
     <w:p>
-      <w:pPr/>
-      <w:r>
-        <w:rPr>
-          <w:rFonts w:ascii="Consolas" w:hAnsi="Consolas"/>
-          <w:sz w:val="18"/>
-        </w:rPr>
-        <w:t>6,000m ─────────────────────────────── Airlander 10 max ceiling</w:t>
-        <w:br/>
-        <w:t xml:space="preserve">        │                              │</w:t>
-        <w:br/>
-        <w:t>4,000m ─┤  Shaheds (high mode)         │ ZONE D: Strategic</w:t>
-        <w:br/>
-        <w:t xml:space="preserve">        │  Recon drones                │ Platform: Airlander 10</w:t>
-        <w:br/>
-        <w:t>4,600m ─┤─────────────────────────────── TCOM 420K max ceiling</w:t>
-        <w:br/>
-        <w:t xml:space="preserve">        │                              │</w:t>
-        <w:br/>
-        <w:t>2,000m ─┤  Jet drones                  │ ZONE C: High barrier</w:t>
-        <w:br/>
-        <w:t xml:space="preserve">        │  Shaheds (variable)          │ Platform: TCOM 420K</w:t>
-        <w:br/>
-        <w:t>1,500m ─┤─────────────────────────────── TCOM 74K max ceiling</w:t>
-        <w:br/>
-        <w:t xml:space="preserve">        │                              │</w:t>
-        <w:br/>
-        <w:t xml:space="preserve">  500m ─┤  Shaheds (low mode)          │ ZONE B: Mid barrier</w:t>
-        <w:br/>
-        <w:t xml:space="preserve">        │  Kalibr approach             │ Platform: TCOM 74K</w:t>
-        <w:br/>
-        <w:t xml:space="preserve">  200m ─┤                              │</w:t>
-        <w:br/>
-        <w:t xml:space="preserve">        │  Kh-101 terrain-following    │</w:t>
-        <w:br/>
-        <w:t xml:space="preserve">   50m ─┤                              │ ZONE A: Ground barrier</w:t>
-        <w:br/>
-        <w:t xml:space="preserve">        │  FPV drones (1-10m)          │ Platform: Poles + mesh</w:t>
-        <w:br/>
-        <w:t xml:space="preserve">    0m ─┤─────────────────────────────── Ground level</w:t>
+      <w:pPr>
+        <w:jc w:val="center"/>
+      </w:pPr>
+      <w:r>
+        <w:t>[Image: ../images/diagrams/diagram-altitude-zones.png]</w:t>
       </w:r>
     </w:p>
     <w:p>

--- a/exports/research-he.docx
+++ b/exports/research-he.docx
@@ -737,7 +737,7 @@
     </w:p>
     <w:p>
       <w:r>
-        <w:t>2. אסימטריית עלויות אינה ברת-קיימא — מגינים מוציאים $3–4M לטיל Patriot נגד רחפנים של $10–30K</w:t>
+        <w:t>2. אסימטריית עלויות אינה ברת-קיימא — מגינים מוציאים $4–5M לטיל Patriot MSE נגד רחפנים של $20–50K</w:t>
       </w:r>
     </w:p>
     <w:p>
@@ -967,7 +967,7 @@
               <w:rPr>
                 <w:sz w:val="18"/>
               </w:rPr>
-              <w:t>Patriot PAC-3</w:t>
+              <w:t>Patriot PAC-3 MSE</w:t>
             </w:r>
           </w:p>
         </w:tc>
@@ -980,7 +980,7 @@
               <w:rPr>
                 <w:sz w:val="18"/>
               </w:rPr>
-              <w:t>$3–4M</w:t>
+              <w:t>$4–5M</w:t>
             </w:r>
           </w:p>
         </w:tc>
@@ -1217,7 +1217,7 @@
               <w:rPr>
                 <w:sz w:val="18"/>
               </w:rPr>
-              <w:t>$2,100–5,000</w:t>
+              <w:t>$1,000–2,500</w:t>
             </w:r>
           </w:p>
         </w:tc>
@@ -6428,7 +6428,7 @@
               <w:rPr>
                 <w:sz w:val="18"/>
               </w:rPr>
-              <w:t>$10–20K</w:t>
+              <w:t>$20–50K</w:t>
             </w:r>
           </w:p>
         </w:tc>
@@ -6520,7 +6520,7 @@
               <w:rPr>
                 <w:sz w:val="18"/>
               </w:rPr>
-              <w:t>$10–20K</w:t>
+              <w:t>$20–50K</w:t>
             </w:r>
           </w:p>
         </w:tc>
@@ -6691,7 +6691,7 @@
               <w:rPr>
                 <w:sz w:val="18"/>
               </w:rPr>
-              <w:t>880+ קמ"ש</w:t>
+              <w:t>~980 קמ"ש (Mach 0.8)</w:t>
             </w:r>
           </w:p>
         </w:tc>
@@ -6875,7 +6875,7 @@
               <w:rPr>
                 <w:sz w:val="18"/>
               </w:rPr>
-              <w:t>40–50 קמ"ש</w:t>
+              <w:t>50–80 קמ"ש</w:t>
             </w:r>
           </w:p>
         </w:tc>
@@ -9147,7 +9147,7 @@
     </w:p>
     <w:p>
       <w:r>
-        <w:t>1. Iron Beam (לייזר אנרגיה גבוהה 100kW): נמסר לצה"ל ב-28 בדצמבר 2025. מערכת הגנת אוויר בלייזר תפעולית ראשונה בעולם. מתמודדת עם רחפנים, רקטות ומרגמות בטווח עד 7-10 ק"מ. עלות למעורבות: ~$3.50 באנרגיה. משולבת ברשת C2 של כיפת ברזל. (מקור: הודעת לשכת משרד הביטחון, דצמבר 2025; עמוד מוצר רשמי של רפאל; Army Technology)</w:t>
+        <w:t>1. Iron Beam (לייזר אנרגיה גבוהה 100kW): נמסר לצה"ל ב-28 בדצמבר 2025. מערכת הגנת אוויר בלייזר תפעולית ראשונה בעולם. מתמודדת עם רחפנים, רקטות ומרגמות בטווח עד 7-10 ק"מ. עלות למעורבות: ~$5–10 באנרגיה. משולבת ברשת C2 של כיפת ברזל. (מקור: הודעת לשכת משרד הביטחון, דצמבר 2025; עמוד מוצר רשמי של רפאל; Army Technology)</w:t>
       </w:r>
     </w:p>
     <w:p>
@@ -9308,7 +9308,7 @@
               <w:rPr>
                 <w:sz w:val="18"/>
               </w:rPr>
-              <w:t>~$3.50 (אנרגיה בלבד)</w:t>
+              <w:t>~$5–10 (אנרגיה בלבד)</w:t>
             </w:r>
           </w:p>
         </w:tc>
@@ -10406,7 +10406,7 @@
     </w:p>
     <w:p>
       <w:r>
-        <w:t>4. עלות שולית אפסית בקנה מידה: $3.50 ליריית Iron Beam נשמע זול, אבל המערכת עולה $50-100M. העלות המופחתת ליחידה כולל רכישת מערכת היא $500-2,000 (Ukraine War Analytics). רשת CF: $0 ליירוט, לנצח, לאחר פריסה חד-פעמית.</w:t>
+        <w:t>4. עלות שולית אפסית בקנה מידה: $5–10 ליריית Iron Beam נשמע זול, אבל המערכת עולה $50-100M. העלות המופחתת ליחידה כולל רכישת מערכת היא $500-2,000 (Ukraine War Analytics). רשת CF: $0 ליירוט, לנצח, לאחר פריסה חד-פעמית.</w:t>
       </w:r>
     </w:p>
     <w:p>
@@ -12616,7 +12616,7 @@
     <w:p/>
     <w:p>
       <w:r>
-        <w:t>הקשר: תקציב הביטחון השנתי של ישראל עולה על $30B. פיתוח כיפת ברזל עלה ~$3B. לילה בודד של הגנה מדרג Patriot עולה $200M+. זוהי השקעה חד-פעמית להגנה קבועה.</w:t>
+        <w:t>הקשר: תקציב הביטחון השנתי של ישראל עולה על $45B (2026). פיתוח כיפת ברזל עלה ~$3B. לילה בודד של הגנה מדרג Patriot עולה $200M+. זוהי השקעה חד-פעמית להגנה קבועה.</w:t>
       </w:r>
     </w:p>
     <w:p>

--- a/exports/research-he.docx
+++ b/exports/research-he.docx
@@ -14725,6 +14725,2202 @@
       </w:tr>
     </w:tbl>
     <w:p/>
+    <w:p>
+      <w:r>
+        <w:br w:type="page"/>
+      </w:r>
+    </w:p>
+    <w:p>
+      <w:pPr>
+        <w:pStyle w:val="Heading1"/>
+      </w:pPr>
+      <w:r>
+        <w:t>14א. פתרון ביניים: יכולת מבצעית תוך 6 חודשים</w:t>
+      </w:r>
+    </w:p>
+    <w:p>
+      <w:r>
+        <w:t>סעיף זה מציג פתרון ביניים הניתן לפריסה תוך 6 חודשים תוך שימוש ברכיבים מסחריים בלבד, ללא המתנה לפיתוח מלא של Airlander 10.</w:t>
+      </w:r>
+    </w:p>
+    <w:p>
+      <w:pPr>
+        <w:pStyle w:val="Heading2"/>
+      </w:pPr>
+      <w:r>
+        <w:t>קונספט: אווירוסטט טקטי + תליוני כבל CF</w:t>
+      </w:r>
+    </w:p>
+    <w:p>
+      <w:r>
+        <w:t>באמצעות אווירוסטטים טקטיים קיימים (TCOM 12M/22M, Skystar 180, Silicis DURUS, או Aerobavovna AB12TC) בשילוב תליוני כבל סיבי פחמן, ניתן לפרוס מחסום פעיל תוך 6 חודשים בהשקעה של $3–10M למגזר גבול.</w:t>
+      </w:r>
+    </w:p>
+    <w:p>
+      <w:pPr>
+        <w:pStyle w:val="Heading2"/>
+      </w:pPr>
+      <w:r>
+        <w:t>פלטפורמות זמינות (מבצעיות היום)</w:t>
+      </w:r>
+    </w:p>
+    <w:tbl>
+      <w:tblPr>
+        <w:tblStyle w:val="TableGrid"/>
+        <w:tblW w:type="auto" w:w="0"/>
+        <w:jc w:val="center"/>
+        <w:tblLook w:firstColumn="1" w:firstRow="1" w:lastColumn="0" w:lastRow="0" w:noHBand="0" w:noVBand="1" w:val="04A0"/>
+      </w:tblPr>
+      <w:tblGrid>
+        <w:gridCol w:w="1337"/>
+        <w:gridCol w:w="1337"/>
+        <w:gridCol w:w="1337"/>
+        <w:gridCol w:w="1337"/>
+        <w:gridCol w:w="1337"/>
+        <w:gridCol w:w="1337"/>
+        <w:gridCol w:w="1337"/>
+      </w:tblGrid>
+      <w:tr>
+        <w:tc>
+          <w:tcPr>
+            <w:tcW w:type="dxa" w:w="1337"/>
+          </w:tcPr>
+          <w:p>
+            <w:r>
+              <w:rPr>
+                <w:b/>
+                <w:sz w:val="18"/>
+              </w:rPr>
+              <w:t>פלטפורמה</w:t>
+            </w:r>
+          </w:p>
+        </w:tc>
+        <w:tc>
+          <w:tcPr>
+            <w:tcW w:type="dxa" w:w="1337"/>
+          </w:tcPr>
+          <w:p>
+            <w:r>
+              <w:rPr>
+                <w:b/>
+                <w:sz w:val="18"/>
+              </w:rPr>
+              <w:t>מטען</w:t>
+            </w:r>
+          </w:p>
+        </w:tc>
+        <w:tc>
+          <w:tcPr>
+            <w:tcW w:type="dxa" w:w="1337"/>
+          </w:tcPr>
+          <w:p>
+            <w:r>
+              <w:rPr>
+                <w:b/>
+                <w:sz w:val="18"/>
+              </w:rPr>
+              <w:t>גובה</w:t>
+            </w:r>
+          </w:p>
+        </w:tc>
+        <w:tc>
+          <w:tcPr>
+            <w:tcW w:type="dxa" w:w="1337"/>
+          </w:tcPr>
+          <w:p>
+            <w:r>
+              <w:rPr>
+                <w:b/>
+                <w:sz w:val="18"/>
+              </w:rPr>
+              <w:t>סיבולת</w:t>
+            </w:r>
+          </w:p>
+        </w:tc>
+        <w:tc>
+          <w:tcPr>
+            <w:tcW w:type="dxa" w:w="1337"/>
+          </w:tcPr>
+          <w:p>
+            <w:r>
+              <w:rPr>
+                <w:b/>
+                <w:sz w:val="18"/>
+              </w:rPr>
+              <w:t>זמן פריסה</w:t>
+            </w:r>
+          </w:p>
+        </w:tc>
+        <w:tc>
+          <w:tcPr>
+            <w:tcW w:type="dxa" w:w="1337"/>
+          </w:tcPr>
+          <w:p>
+            <w:r>
+              <w:rPr>
+                <w:b/>
+                <w:sz w:val="18"/>
+              </w:rPr>
+              <w:t>עלות</w:t>
+            </w:r>
+          </w:p>
+        </w:tc>
+        <w:tc>
+          <w:tcPr>
+            <w:tcW w:type="dxa" w:w="1337"/>
+          </w:tcPr>
+          <w:p>
+            <w:r>
+              <w:rPr>
+                <w:b/>
+                <w:sz w:val="18"/>
+              </w:rPr>
+              <w:t>מקור</w:t>
+            </w:r>
+          </w:p>
+        </w:tc>
+      </w:tr>
+      <w:tr>
+        <w:tc>
+          <w:tcPr>
+            <w:tcW w:type="dxa" w:w="1337"/>
+          </w:tcPr>
+          <w:p>
+            <w:r>
+              <w:rPr>
+                <w:sz w:val="18"/>
+              </w:rPr>
+              <w:t>TCOM 12M</w:t>
+            </w:r>
+          </w:p>
+        </w:tc>
+        <w:tc>
+          <w:tcPr>
+            <w:tcW w:type="dxa" w:w="1337"/>
+          </w:tcPr>
+          <w:p>
+            <w:r>
+              <w:rPr>
+                <w:sz w:val="18"/>
+              </w:rPr>
+              <w:t>~15 ק"ג</w:t>
+            </w:r>
+          </w:p>
+        </w:tc>
+        <w:tc>
+          <w:tcPr>
+            <w:tcW w:type="dxa" w:w="1337"/>
+          </w:tcPr>
+          <w:p>
+            <w:r>
+              <w:rPr>
+                <w:sz w:val="18"/>
+              </w:rPr>
+              <w:t>300 מ'</w:t>
+            </w:r>
+          </w:p>
+        </w:tc>
+        <w:tc>
+          <w:tcPr>
+            <w:tcW w:type="dxa" w:w="1337"/>
+          </w:tcPr>
+          <w:p>
+            <w:r>
+              <w:rPr>
+                <w:sz w:val="18"/>
+              </w:rPr>
+              <w:t>ימים</w:t>
+            </w:r>
+          </w:p>
+        </w:tc>
+        <w:tc>
+          <w:tcPr>
+            <w:tcW w:type="dxa" w:w="1337"/>
+          </w:tcPr>
+          <w:p>
+            <w:r>
+              <w:rPr>
+                <w:sz w:val="18"/>
+              </w:rPr>
+              <w:t>שעות</w:t>
+            </w:r>
+          </w:p>
+        </w:tc>
+        <w:tc>
+          <w:tcPr>
+            <w:tcW w:type="dxa" w:w="1337"/>
+          </w:tcPr>
+          <w:p>
+            <w:r>
+              <w:rPr>
+                <w:sz w:val="18"/>
+              </w:rPr>
+              <w:t>~$200K</w:t>
+            </w:r>
+          </w:p>
+        </w:tc>
+        <w:tc>
+          <w:tcPr>
+            <w:tcW w:type="dxa" w:w="1337"/>
+          </w:tcPr>
+          <w:p>
+            <w:r>
+              <w:rPr>
+                <w:sz w:val="18"/>
+              </w:rPr>
+              <w:t>[T16]</w:t>
+            </w:r>
+          </w:p>
+        </w:tc>
+      </w:tr>
+      <w:tr>
+        <w:tc>
+          <w:tcPr>
+            <w:tcW w:type="dxa" w:w="1337"/>
+          </w:tcPr>
+          <w:p>
+            <w:r>
+              <w:rPr>
+                <w:sz w:val="18"/>
+              </w:rPr>
+              <w:t>TCOM 22M</w:t>
+            </w:r>
+          </w:p>
+        </w:tc>
+        <w:tc>
+          <w:tcPr>
+            <w:tcW w:type="dxa" w:w="1337"/>
+          </w:tcPr>
+          <w:p>
+            <w:r>
+              <w:rPr>
+                <w:sz w:val="18"/>
+              </w:rPr>
+              <w:t>~50 ק"ג</w:t>
+            </w:r>
+          </w:p>
+        </w:tc>
+        <w:tc>
+          <w:tcPr>
+            <w:tcW w:type="dxa" w:w="1337"/>
+          </w:tcPr>
+          <w:p>
+            <w:r>
+              <w:rPr>
+                <w:sz w:val="18"/>
+              </w:rPr>
+              <w:t>500 מ'</w:t>
+            </w:r>
+          </w:p>
+        </w:tc>
+        <w:tc>
+          <w:tcPr>
+            <w:tcW w:type="dxa" w:w="1337"/>
+          </w:tcPr>
+          <w:p>
+            <w:r>
+              <w:rPr>
+                <w:sz w:val="18"/>
+              </w:rPr>
+              <w:t>ימים–שבועות</w:t>
+            </w:r>
+          </w:p>
+        </w:tc>
+        <w:tc>
+          <w:tcPr>
+            <w:tcW w:type="dxa" w:w="1337"/>
+          </w:tcPr>
+          <w:p>
+            <w:r>
+              <w:rPr>
+                <w:sz w:val="18"/>
+              </w:rPr>
+              <w:t>שעות</w:t>
+            </w:r>
+          </w:p>
+        </w:tc>
+        <w:tc>
+          <w:tcPr>
+            <w:tcW w:type="dxa" w:w="1337"/>
+          </w:tcPr>
+          <w:p>
+            <w:r>
+              <w:rPr>
+                <w:sz w:val="18"/>
+              </w:rPr>
+              <w:t>~$500K</w:t>
+            </w:r>
+          </w:p>
+        </w:tc>
+        <w:tc>
+          <w:tcPr>
+            <w:tcW w:type="dxa" w:w="1337"/>
+          </w:tcPr>
+          <w:p>
+            <w:r>
+              <w:rPr>
+                <w:sz w:val="18"/>
+              </w:rPr>
+              <w:t>[T16]</w:t>
+            </w:r>
+          </w:p>
+        </w:tc>
+      </w:tr>
+      <w:tr>
+        <w:tc>
+          <w:tcPr>
+            <w:tcW w:type="dxa" w:w="1337"/>
+          </w:tcPr>
+          <w:p>
+            <w:r>
+              <w:rPr>
+                <w:sz w:val="18"/>
+              </w:rPr>
+              <w:t>Skystar 180 (RT LTA)</w:t>
+            </w:r>
+          </w:p>
+        </w:tc>
+        <w:tc>
+          <w:tcPr>
+            <w:tcW w:type="dxa" w:w="1337"/>
+          </w:tcPr>
+          <w:p>
+            <w:r>
+              <w:rPr>
+                <w:sz w:val="18"/>
+              </w:rPr>
+              <w:t>18 ק"ג</w:t>
+            </w:r>
+          </w:p>
+        </w:tc>
+        <w:tc>
+          <w:tcPr>
+            <w:tcW w:type="dxa" w:w="1337"/>
+          </w:tcPr>
+          <w:p>
+            <w:r>
+              <w:rPr>
+                <w:sz w:val="18"/>
+              </w:rPr>
+              <w:t>300 מ'</w:t>
+            </w:r>
+          </w:p>
+        </w:tc>
+        <w:tc>
+          <w:tcPr>
+            <w:tcW w:type="dxa" w:w="1337"/>
+          </w:tcPr>
+          <w:p>
+            <w:r>
+              <w:rPr>
+                <w:sz w:val="18"/>
+              </w:rPr>
+              <w:t>72 שעות רצופות</w:t>
+            </w:r>
+          </w:p>
+        </w:tc>
+        <w:tc>
+          <w:tcPr>
+            <w:tcW w:type="dxa" w:w="1337"/>
+          </w:tcPr>
+          <w:p>
+            <w:r>
+              <w:rPr>
+                <w:sz w:val="18"/>
+              </w:rPr>
+              <w:t>20 דקות</w:t>
+            </w:r>
+          </w:p>
+        </w:tc>
+        <w:tc>
+          <w:tcPr>
+            <w:tcW w:type="dxa" w:w="1337"/>
+          </w:tcPr>
+          <w:p>
+            <w:r>
+              <w:rPr>
+                <w:sz w:val="18"/>
+              </w:rPr>
+              <w:t>~$300K</w:t>
+            </w:r>
+          </w:p>
+        </w:tc>
+        <w:tc>
+          <w:tcPr>
+            <w:tcW w:type="dxa" w:w="1337"/>
+          </w:tcPr>
+          <w:p>
+            <w:r>
+              <w:rPr>
+                <w:sz w:val="18"/>
+              </w:rPr>
+              <w:t>[T13]</w:t>
+            </w:r>
+          </w:p>
+        </w:tc>
+      </w:tr>
+      <w:tr>
+        <w:tc>
+          <w:tcPr>
+            <w:tcW w:type="dxa" w:w="1337"/>
+          </w:tcPr>
+          <w:p>
+            <w:r>
+              <w:rPr>
+                <w:sz w:val="18"/>
+              </w:rPr>
+              <w:t>Silicis DURUS</w:t>
+            </w:r>
+          </w:p>
+        </w:tc>
+        <w:tc>
+          <w:tcPr>
+            <w:tcW w:type="dxa" w:w="1337"/>
+          </w:tcPr>
+          <w:p>
+            <w:r>
+              <w:rPr>
+                <w:sz w:val="18"/>
+              </w:rPr>
+              <w:t>30+ ק"ג</w:t>
+            </w:r>
+          </w:p>
+        </w:tc>
+        <w:tc>
+          <w:tcPr>
+            <w:tcW w:type="dxa" w:w="1337"/>
+          </w:tcPr>
+          <w:p>
+            <w:r>
+              <w:rPr>
+                <w:sz w:val="18"/>
+              </w:rPr>
+              <w:t>500 מ'</w:t>
+            </w:r>
+          </w:p>
+        </w:tc>
+        <w:tc>
+          <w:tcPr>
+            <w:tcW w:type="dxa" w:w="1337"/>
+          </w:tcPr>
+          <w:p>
+            <w:r>
+              <w:rPr>
+                <w:sz w:val="18"/>
+              </w:rPr>
+              <w:t>ימים–שבועות</w:t>
+            </w:r>
+          </w:p>
+        </w:tc>
+        <w:tc>
+          <w:tcPr>
+            <w:tcW w:type="dxa" w:w="1337"/>
+          </w:tcPr>
+          <w:p>
+            <w:r>
+              <w:rPr>
+                <w:sz w:val="18"/>
+              </w:rPr>
+              <w:t>דקות</w:t>
+            </w:r>
+          </w:p>
+        </w:tc>
+        <w:tc>
+          <w:tcPr>
+            <w:tcW w:type="dxa" w:w="1337"/>
+          </w:tcPr>
+          <w:p>
+            <w:r>
+              <w:rPr>
+                <w:sz w:val="18"/>
+              </w:rPr>
+              <w:t>~$500K</w:t>
+            </w:r>
+          </w:p>
+        </w:tc>
+        <w:tc>
+          <w:tcPr>
+            <w:tcW w:type="dxa" w:w="1337"/>
+          </w:tcPr>
+          <w:p>
+            <w:r>
+              <w:rPr>
+                <w:sz w:val="18"/>
+              </w:rPr>
+              <w:t>[T14]</w:t>
+            </w:r>
+          </w:p>
+        </w:tc>
+      </w:tr>
+      <w:tr>
+        <w:tc>
+          <w:tcPr>
+            <w:tcW w:type="dxa" w:w="1337"/>
+          </w:tcPr>
+          <w:p>
+            <w:r>
+              <w:rPr>
+                <w:sz w:val="18"/>
+              </w:rPr>
+              <w:t>Aerobavovna AB12TC</w:t>
+            </w:r>
+          </w:p>
+        </w:tc>
+        <w:tc>
+          <w:tcPr>
+            <w:tcW w:type="dxa" w:w="1337"/>
+          </w:tcPr>
+          <w:p>
+            <w:r>
+              <w:rPr>
+                <w:sz w:val="18"/>
+              </w:rPr>
+              <w:t>5.66 ק"ג (דגמי 10/25 ק"ג בהכנה)</w:t>
+            </w:r>
+          </w:p>
+        </w:tc>
+        <w:tc>
+          <w:tcPr>
+            <w:tcW w:type="dxa" w:w="1337"/>
+          </w:tcPr>
+          <w:p>
+            <w:r>
+              <w:rPr>
+                <w:sz w:val="18"/>
+              </w:rPr>
+              <w:t>100–700 מ'</w:t>
+            </w:r>
+          </w:p>
+        </w:tc>
+        <w:tc>
+          <w:tcPr>
+            <w:tcW w:type="dxa" w:w="1337"/>
+          </w:tcPr>
+          <w:p>
+            <w:r>
+              <w:rPr>
+                <w:sz w:val="18"/>
+              </w:rPr>
+              <w:t>72 שעות</w:t>
+            </w:r>
+          </w:p>
+        </w:tc>
+        <w:tc>
+          <w:tcPr>
+            <w:tcW w:type="dxa" w:w="1337"/>
+          </w:tcPr>
+          <w:p>
+            <w:r>
+              <w:rPr>
+                <w:sz w:val="18"/>
+              </w:rPr>
+              <w:t>7 דקות</w:t>
+            </w:r>
+          </w:p>
+        </w:tc>
+        <w:tc>
+          <w:tcPr>
+            <w:tcW w:type="dxa" w:w="1337"/>
+          </w:tcPr>
+          <w:p>
+            <w:r>
+              <w:rPr>
+                <w:sz w:val="18"/>
+              </w:rPr>
+              <w:t>~$40K</w:t>
+            </w:r>
+          </w:p>
+        </w:tc>
+        <w:tc>
+          <w:tcPr>
+            <w:tcW w:type="dxa" w:w="1337"/>
+          </w:tcPr>
+          <w:p>
+            <w:r>
+              <w:rPr>
+                <w:sz w:val="18"/>
+              </w:rPr>
+              <w:t>[T15]</w:t>
+            </w:r>
+          </w:p>
+        </w:tc>
+      </w:tr>
+    </w:tbl>
+    <w:p/>
+    <w:p>
+      <w:pPr>
+        <w:pStyle w:val="Heading2"/>
+      </w:pPr>
+      <w:r>
+        <w:t>תוכנית פריסה ל-6 חודשים</w:t>
+      </w:r>
+    </w:p>
+    <w:p>
+      <w:r>
+        <w:t>חודשים 1–2: רכש ובדיקות</w:t>
+      </w:r>
+    </w:p>
+    <w:p>
+      <w:pPr>
+        <w:pStyle w:val="ListBullet"/>
+      </w:pPr>
+      <w:r>
+        <w:t>רכש 10–20 אווירוסטטים טקטיים (Skystar 180 או DURUS)</w:t>
+      </w:r>
+    </w:p>
+    <w:p>
+      <w:pPr>
+        <w:pStyle w:val="ListBullet"/>
+      </w:pPr>
+      <w:r>
+        <w:t>הזמנת חומר כבל CF: כבלי CF בקוטר 1 מ"מ, 100,000 מ' ב-~$1/מ' = $100K</w:t>
+      </w:r>
+    </w:p>
+    <w:p>
+      <w:pPr>
+        <w:pStyle w:val="ListBullet"/>
+      </w:pPr>
+      <w:r>
+        <w:t>תחילת בדיקות שילוב תליוני כבל (כבלי CF תלויים מכבל העגינה)</w:t>
+      </w:r>
+    </w:p>
+    <w:p>
+      <w:r>
+        <w:t>חודשים 3–4: שילוב וניסויי שדה</w:t>
+      </w:r>
+    </w:p>
+    <w:p>
+      <w:pPr>
+        <w:pStyle w:val="ListBullet"/>
+      </w:pPr>
+      <w:r>
+        <w:t>שילוב תליוני כבל CF עם מערכות כבל העגינה של האווירוסטט</w:t>
+      </w:r>
+    </w:p>
+    <w:p>
+      <w:pPr>
+        <w:pStyle w:val="ListBullet"/>
+      </w:pPr>
+      <w:r>
+        <w:t>כל אווירוסטט פורש 50–100 תליונים אנכיים (מרווח 2 מ', אורך 100–300 מ')</w:t>
+      </w:r>
+    </w:p>
+    <w:p>
+      <w:pPr>
+        <w:pStyle w:val="ListBullet"/>
+      </w:pPr>
+      <w:r>
+        <w:t>בדיקות מול רחפני מטרה במגרש ניסויים צבאי</w:t>
+      </w:r>
+    </w:p>
+    <w:p>
+      <w:pPr>
+        <w:pStyle w:val="ListBullet"/>
+      </w:pPr>
+      <w:r>
+        <w:t>שילוב עם מכ"ם C-UAS קיים לתיאום איומים</w:t>
+      </w:r>
+    </w:p>
+    <w:p>
+      <w:r>
+        <w:t>חודשים 5–6: יכולת מבצעית ראשונית (IOC)</w:t>
+      </w:r>
+    </w:p>
+    <w:p>
+      <w:pPr>
+        <w:pStyle w:val="ListBullet"/>
+      </w:pPr>
+      <w:r>
+        <w:t>פריסת סוללה ראשונה של 10 אווירוסטטים לאורך גבול ישראל-לבנון בנקודות חנק קריטיות</w:t>
+      </w:r>
+    </w:p>
+    <w:p>
+      <w:pPr>
+        <w:pStyle w:val="ListBullet"/>
+      </w:pPr>
+      <w:r>
+        <w:t>תצורה: אווירוסטטים ב-300–500 מ', תליוני CF יורדים כמעט עד לקרקע</w:t>
+      </w:r>
+    </w:p>
+    <w:p>
+      <w:pPr>
+        <w:pStyle w:val="ListBullet"/>
+      </w:pPr>
+      <w:r>
+        <w:t>כיסוי: 10 אווירוסטטים × מרווח 250 מ' = 2.5 ק"מ מחסום רציף לסוללה</w:t>
+      </w:r>
+    </w:p>
+    <w:p>
+      <w:pPr>
+        <w:pStyle w:val="ListBullet"/>
+      </w:pPr>
+      <w:r>
+        <w:t>4 סוללות = 10 ק"מ כיסוי במגזרים בעדיפות עליונה</w:t>
+      </w:r>
+    </w:p>
+    <w:p>
+      <w:pPr>
+        <w:pStyle w:val="Heading2"/>
+      </w:pPr>
+      <w:r>
+        <w:t>מפרטי פתרון הביניים</w:t>
+      </w:r>
+    </w:p>
+    <w:tbl>
+      <w:tblPr>
+        <w:tblStyle w:val="TableGrid"/>
+        <w:tblW w:type="auto" w:w="0"/>
+        <w:jc w:val="center"/>
+        <w:tblLook w:firstColumn="1" w:firstRow="1" w:lastColumn="0" w:lastRow="0" w:noHBand="0" w:noVBand="1" w:val="04A0"/>
+      </w:tblPr>
+      <w:tblGrid>
+        <w:gridCol w:w="4680"/>
+        <w:gridCol w:w="4680"/>
+      </w:tblGrid>
+      <w:tr>
+        <w:tc>
+          <w:tcPr>
+            <w:tcW w:type="dxa" w:w="4680"/>
+          </w:tcPr>
+          <w:p>
+            <w:r>
+              <w:rPr>
+                <w:b/>
+                <w:sz w:val="18"/>
+              </w:rPr>
+              <w:t>פרמטר</w:t>
+            </w:r>
+          </w:p>
+        </w:tc>
+        <w:tc>
+          <w:tcPr>
+            <w:tcW w:type="dxa" w:w="4680"/>
+          </w:tcPr>
+          <w:p>
+            <w:r>
+              <w:rPr>
+                <w:b/>
+                <w:sz w:val="18"/>
+              </w:rPr>
+              <w:t>ערך</w:t>
+            </w:r>
+          </w:p>
+        </w:tc>
+      </w:tr>
+      <w:tr>
+        <w:tc>
+          <w:tcPr>
+            <w:tcW w:type="dxa" w:w="4680"/>
+          </w:tcPr>
+          <w:p>
+            <w:r>
+              <w:rPr>
+                <w:sz w:val="18"/>
+              </w:rPr>
+              <w:t>לוח זמנים לפריסה</w:t>
+            </w:r>
+          </w:p>
+        </w:tc>
+        <w:tc>
+          <w:tcPr>
+            <w:tcW w:type="dxa" w:w="4680"/>
+          </w:tcPr>
+          <w:p>
+            <w:r>
+              <w:rPr>
+                <w:sz w:val="18"/>
+              </w:rPr>
+              <w:t>6 חודשים עד IOC</w:t>
+            </w:r>
+          </w:p>
+        </w:tc>
+      </w:tr>
+      <w:tr>
+        <w:tc>
+          <w:tcPr>
+            <w:tcW w:type="dxa" w:w="4680"/>
+          </w:tcPr>
+          <w:p>
+            <w:r>
+              <w:rPr>
+                <w:sz w:val="18"/>
+              </w:rPr>
+              <w:t>השקעה</w:t>
+            </w:r>
+          </w:p>
+        </w:tc>
+        <w:tc>
+          <w:tcPr>
+            <w:tcW w:type="dxa" w:w="4680"/>
+          </w:tcPr>
+          <w:p>
+            <w:r>
+              <w:rPr>
+                <w:sz w:val="18"/>
+              </w:rPr>
+              <w:t>$3–10M למגזר גבול</w:t>
+            </w:r>
+          </w:p>
+        </w:tc>
+      </w:tr>
+      <w:tr>
+        <w:tc>
+          <w:tcPr>
+            <w:tcW w:type="dxa" w:w="4680"/>
+          </w:tcPr>
+          <w:p>
+            <w:r>
+              <w:rPr>
+                <w:sz w:val="18"/>
+              </w:rPr>
+              <w:t>יחידות אווירוסטט (פריסה ראשונה)</w:t>
+            </w:r>
+          </w:p>
+        </w:tc>
+        <w:tc>
+          <w:tcPr>
+            <w:tcW w:type="dxa" w:w="4680"/>
+          </w:tcPr>
+          <w:p>
+            <w:r>
+              <w:rPr>
+                <w:sz w:val="18"/>
+              </w:rPr>
+              <w:t>10–40 אווירוסטטים טקטיים</w:t>
+            </w:r>
+          </w:p>
+        </w:tc>
+      </w:tr>
+      <w:tr>
+        <w:tc>
+          <w:tcPr>
+            <w:tcW w:type="dxa" w:w="4680"/>
+          </w:tcPr>
+          <w:p>
+            <w:r>
+              <w:rPr>
+                <w:sz w:val="18"/>
+              </w:rPr>
+              <w:t>כיסוי לסוללה (10 יחידות)</w:t>
+            </w:r>
+          </w:p>
+        </w:tc>
+        <w:tc>
+          <w:tcPr>
+            <w:tcW w:type="dxa" w:w="4680"/>
+          </w:tcPr>
+          <w:p>
+            <w:r>
+              <w:rPr>
+                <w:sz w:val="18"/>
+              </w:rPr>
+              <w:t>2.5 ק"מ מחסום רציף</w:t>
+            </w:r>
+          </w:p>
+        </w:tc>
+      </w:tr>
+      <w:tr>
+        <w:tc>
+          <w:tcPr>
+            <w:tcW w:type="dxa" w:w="4680"/>
+          </w:tcPr>
+          <w:p>
+            <w:r>
+              <w:rPr>
+                <w:sz w:val="18"/>
+              </w:rPr>
+              <w:t>גובה מחסום</w:t>
+            </w:r>
+          </w:p>
+        </w:tc>
+        <w:tc>
+          <w:tcPr>
+            <w:tcW w:type="dxa" w:w="4680"/>
+          </w:tcPr>
+          <w:p>
+            <w:r>
+              <w:rPr>
+                <w:sz w:val="18"/>
+              </w:rPr>
+              <w:t>מפני הקרקע עד 300–500 מ'</w:t>
+            </w:r>
+          </w:p>
+        </w:tc>
+      </w:tr>
+      <w:tr>
+        <w:tc>
+          <w:tcPr>
+            <w:tcW w:type="dxa" w:w="4680"/>
+          </w:tcPr>
+          <w:p>
+            <w:r>
+              <w:rPr>
+                <w:sz w:val="18"/>
+              </w:rPr>
+              <w:t>מרווח תליוני CF</w:t>
+            </w:r>
+          </w:p>
+        </w:tc>
+        <w:tc>
+          <w:tcPr>
+            <w:tcW w:type="dxa" w:w="4680"/>
+          </w:tcPr>
+          <w:p>
+            <w:r>
+              <w:rPr>
+                <w:sz w:val="18"/>
+              </w:rPr>
+              <w:t>2 מ' (צר מדי לכל רחפן לנווט דרכו)</w:t>
+            </w:r>
+          </w:p>
+        </w:tc>
+      </w:tr>
+      <w:tr>
+        <w:tc>
+          <w:tcPr>
+            <w:tcW w:type="dxa" w:w="4680"/>
+          </w:tcPr>
+          <w:p>
+            <w:r>
+              <w:rPr>
+                <w:sz w:val="18"/>
+              </w:rPr>
+              <w:t>אורך תליון</w:t>
+            </w:r>
+          </w:p>
+        </w:tc>
+        <w:tc>
+          <w:tcPr>
+            <w:tcW w:type="dxa" w:w="4680"/>
+          </w:tcPr>
+          <w:p>
+            <w:r>
+              <w:rPr>
+                <w:sz w:val="18"/>
+              </w:rPr>
+              <w:t>100–300 מ' (מהקרקע לאווירוסטט)</w:t>
+            </w:r>
+          </w:p>
+        </w:tc>
+      </w:tr>
+      <w:tr>
+        <w:tc>
+          <w:tcPr>
+            <w:tcW w:type="dxa" w:w="4680"/>
+          </w:tcPr>
+          <w:p>
+            <w:r>
+              <w:rPr>
+                <w:sz w:val="18"/>
+              </w:rPr>
+              <w:t>משקל לתליון (CF 1 מ"מ, 300 מ')</w:t>
+            </w:r>
+          </w:p>
+        </w:tc>
+        <w:tc>
+          <w:tcPr>
+            <w:tcW w:type="dxa" w:w="4680"/>
+          </w:tcPr>
+          <w:p>
+            <w:r>
+              <w:rPr>
+                <w:sz w:val="18"/>
+              </w:rPr>
+              <w:t>~0.5 ק"ג</w:t>
+            </w:r>
+          </w:p>
+        </w:tc>
+      </w:tr>
+      <w:tr>
+        <w:tc>
+          <w:tcPr>
+            <w:tcW w:type="dxa" w:w="4680"/>
+          </w:tcPr>
+          <w:p>
+            <w:r>
+              <w:rPr>
+                <w:sz w:val="18"/>
+              </w:rPr>
+              <w:t>משקל כולל תליונים לאווירוסטט (100 תליונים)</w:t>
+            </w:r>
+          </w:p>
+        </w:tc>
+        <w:tc>
+          <w:tcPr>
+            <w:tcW w:type="dxa" w:w="4680"/>
+          </w:tcPr>
+          <w:p>
+            <w:r>
+              <w:rPr>
+                <w:sz w:val="18"/>
+              </w:rPr>
+              <w:t>~50 ק"ג (בתוך קיבולת TCOM 22M / DURUS; Skystar משתמש בפחות/קצרים יותר)</w:t>
+            </w:r>
+          </w:p>
+        </w:tc>
+      </w:tr>
+      <w:tr>
+        <w:tc>
+          <w:tcPr>
+            <w:tcW w:type="dxa" w:w="4680"/>
+          </w:tcPr>
+          <w:p>
+            <w:r>
+              <w:rPr>
+                <w:sz w:val="18"/>
+              </w:rPr>
+              <w:t>סיבולת מבצעית</w:t>
+            </w:r>
+          </w:p>
+        </w:tc>
+        <w:tc>
+          <w:tcPr>
+            <w:tcW w:type="dxa" w:w="4680"/>
+          </w:tcPr>
+          <w:p>
+            <w:r>
+              <w:rPr>
+                <w:sz w:val="18"/>
+              </w:rPr>
+              <w:t>72 שעות (Skystar); ימים–שבועות (DURUS/TCOM)</w:t>
+            </w:r>
+          </w:p>
+        </w:tc>
+      </w:tr>
+    </w:tbl>
+    <w:p/>
+    <w:p>
+      <w:pPr>
+        <w:pStyle w:val="Heading2"/>
+      </w:pPr>
+      <w:r>
+        <w:t>למה זה לא סותר את התוכנית המלאה</w:t>
+      </w:r>
+    </w:p>
+    <w:p>
+      <w:r>
+        <w:t>זהו שלב 1 של מפת הדרכים — משתמש באותו חומר CF ובאותו קונספט תליוני כבל. כשפלטפורמות שלב 2/3 (TCOM 74K/420K, Airlander 10) יגיעו, האווירוסטטים הטקטיים הופכים ל:</w:t>
+      </w:r>
+    </w:p>
+    <w:p>
+      <w:pPr>
+        <w:pStyle w:val="ListBullet"/>
+      </w:pPr>
+      <w:r>
+        <w:t>אלמנטי סינון קדמיים למערכת הגדולה</w:t>
+      </w:r>
+    </w:p>
+    <w:p>
+      <w:pPr>
+        <w:pStyle w:val="ListBullet"/>
+      </w:pPr>
+      <w:r>
+        <w:t>יחידות ניידות לתגובה מהירה שסוגרות פערים</w:t>
+      </w:r>
+    </w:p>
+    <w:p>
+      <w:pPr>
+        <w:pStyle w:val="ListBullet"/>
+      </w:pPr>
+      <w:r>
+        <w:t>פלטפורמות אימון לפיתוח מפעילים</w:t>
+      </w:r>
+    </w:p>
+    <w:p>
+      <w:pPr>
+        <w:pStyle w:val="ListBullet"/>
+      </w:pPr>
+      <w:r>
+        <w:t>מערכות רזרבה לקיבולת עודפת בזמן מתקפות המוניות</w:t>
+      </w:r>
+    </w:p>
+    <w:p>
+      <w:pPr>
+        <w:pStyle w:val="Heading2"/>
+      </w:pPr>
+      <w:r>
+        <w:t>אימות קרבי</w:t>
+      </w:r>
+    </w:p>
+    <w:p>
+      <w:pPr>
+        <w:pStyle w:val="ListBullet"/>
+      </w:pPr>
+      <w:r>
+        <w:t>אוקראינה פרסה 50+ אווירוסטטים של Aerobavovna מבצעית (קודיפיקציה מאי 2026, The Defender Media)</w:t>
+      </w:r>
+    </w:p>
+    <w:p>
+      <w:pPr>
+        <w:pStyle w:val="ListBullet"/>
+      </w:pPr>
+      <w:r>
+        <w:t>צבא ארה"ב הערכת DURUS ב-Camp Atterbury 2025: 100% FMC, 97.5% שעות משימה (Defence Blog)</w:t>
+      </w:r>
+    </w:p>
+    <w:p>
+      <w:pPr>
+        <w:pStyle w:val="ListBullet"/>
+      </w:pPr>
+      <w:r>
+        <w:t>Skystar 180 מוכח מבצעית על ידי צה"ל וכוחות NATO מרובים (RT LTA Systems)</w:t>
+      </w:r>
+    </w:p>
+    <w:p>
+      <w:pPr>
+        <w:pStyle w:val="ListBullet"/>
+      </w:pPr>
+      <w:r>
+        <w:t>מערכת Barrier של רוסיה משתמשת באווירוסטטים דומים עם רשתות — נבדקה, הזמנות התקבלו (Business Insider, Militarnyi)</w:t>
+      </w:r>
+    </w:p>
+    <w:p>
+      <w:r>
+        <w:br w:type="page"/>
+      </w:r>
+    </w:p>
+    <w:p>
+      <w:pPr>
+        <w:pStyle w:val="Heading1"/>
+      </w:pPr>
+      <w:r>
+        <w:t>14ב. שימוש טקטי: פעולות אווירוסטט ניידות עם כוחות קרקע</w:t>
+      </w:r>
+    </w:p>
+    <w:p>
+      <w:pPr>
+        <w:pStyle w:val="Heading2"/>
+      </w:pPr>
+      <w:r>
+        <w:t>קונספט: סוללות אווירוסטט כהגנה אורגנית ליחידה</w:t>
+      </w:r>
+    </w:p>
+    <w:p>
+      <w:r>
+        <w:t>אווירוסטטים טקטיים עם תליוני CF יכולים לשמש כנכסי הגנה ניידים המוצמדים ליחידות כוחות קרקע, ומספקים הגנה מפני רחפנים בתנועה ובעמדה.</w:t>
+      </w:r>
+    </w:p>
+    <w:p>
+      <w:pPr>
+        <w:pStyle w:val="Heading2"/>
+      </w:pPr>
+      <w:r>
+        <w:t>תצורה 1: הגנת בסיס מבצעי מתקדם (FOB)</w:t>
+      </w:r>
+    </w:p>
+    <w:tbl>
+      <w:tblPr>
+        <w:tblStyle w:val="TableGrid"/>
+        <w:tblW w:type="auto" w:w="0"/>
+        <w:jc w:val="center"/>
+        <w:tblLook w:firstColumn="1" w:firstRow="1" w:lastColumn="0" w:lastRow="0" w:noHBand="0" w:noVBand="1" w:val="04A0"/>
+      </w:tblPr>
+      <w:tblGrid>
+        <w:gridCol w:w="4680"/>
+        <w:gridCol w:w="4680"/>
+      </w:tblGrid>
+      <w:tr>
+        <w:tc>
+          <w:tcPr>
+            <w:tcW w:type="dxa" w:w="4680"/>
+          </w:tcPr>
+          <w:p>
+            <w:r>
+              <w:rPr>
+                <w:b/>
+                <w:sz w:val="18"/>
+              </w:rPr>
+              <w:t>אלמנט</w:t>
+            </w:r>
+          </w:p>
+        </w:tc>
+        <w:tc>
+          <w:tcPr>
+            <w:tcW w:type="dxa" w:w="4680"/>
+          </w:tcPr>
+          <w:p>
+            <w:r>
+              <w:rPr>
+                <w:b/>
+                <w:sz w:val="18"/>
+              </w:rPr>
+              <w:t>מפרט</w:t>
+            </w:r>
+          </w:p>
+        </w:tc>
+      </w:tr>
+      <w:tr>
+        <w:tc>
+          <w:tcPr>
+            <w:tcW w:type="dxa" w:w="4680"/>
+          </w:tcPr>
+          <w:p>
+            <w:r>
+              <w:rPr>
+                <w:sz w:val="18"/>
+              </w:rPr>
+              <w:t>תצורה</w:t>
+            </w:r>
+          </w:p>
+        </w:tc>
+        <w:tc>
+          <w:tcPr>
+            <w:tcW w:type="dxa" w:w="4680"/>
+          </w:tcPr>
+          <w:p>
+            <w:r>
+              <w:rPr>
+                <w:sz w:val="18"/>
+              </w:rPr>
+              <w:t>4–8 אווירוסטטים בהיקף מעגלי</w:t>
+            </w:r>
+          </w:p>
+        </w:tc>
+      </w:tr>
+      <w:tr>
+        <w:tc>
+          <w:tcPr>
+            <w:tcW w:type="dxa" w:w="4680"/>
+          </w:tcPr>
+          <w:p>
+            <w:r>
+              <w:rPr>
+                <w:sz w:val="18"/>
+              </w:rPr>
+              <w:t>מרווח</w:t>
+            </w:r>
+          </w:p>
+        </w:tc>
+        <w:tc>
+          <w:tcPr>
+            <w:tcW w:type="dxa" w:w="4680"/>
+          </w:tcPr>
+          <w:p>
+            <w:r>
+              <w:rPr>
+                <w:sz w:val="18"/>
+              </w:rPr>
+              <w:t>200–250 מ' בין אווירוסטטים</w:t>
+            </w:r>
+          </w:p>
+        </w:tc>
+      </w:tr>
+      <w:tr>
+        <w:tc>
+          <w:tcPr>
+            <w:tcW w:type="dxa" w:w="4680"/>
+          </w:tcPr>
+          <w:p>
+            <w:r>
+              <w:rPr>
+                <w:sz w:val="18"/>
+              </w:rPr>
+              <w:t>כיסוי</w:t>
+            </w:r>
+          </w:p>
+        </w:tc>
+        <w:tc>
+          <w:tcPr>
+            <w:tcW w:type="dxa" w:w="4680"/>
+          </w:tcPr>
+          <w:p>
+            <w:r>
+              <w:rPr>
+                <w:sz w:val="18"/>
+              </w:rPr>
+              <w:t>אזור מוגן בקוטר 600–800 מ'</w:t>
+            </w:r>
+          </w:p>
+        </w:tc>
+      </w:tr>
+      <w:tr>
+        <w:tc>
+          <w:tcPr>
+            <w:tcW w:type="dxa" w:w="4680"/>
+          </w:tcPr>
+          <w:p>
+            <w:r>
+              <w:rPr>
+                <w:sz w:val="18"/>
+              </w:rPr>
+              <w:t>גובה</w:t>
+            </w:r>
+          </w:p>
+        </w:tc>
+        <w:tc>
+          <w:tcPr>
+            <w:tcW w:type="dxa" w:w="4680"/>
+          </w:tcPr>
+          <w:p>
+            <w:r>
+              <w:rPr>
+                <w:sz w:val="18"/>
+              </w:rPr>
+              <w:t>300–500 מ' עם תליונים לקרקע</w:t>
+            </w:r>
+          </w:p>
+        </w:tc>
+      </w:tr>
+      <w:tr>
+        <w:tc>
+          <w:tcPr>
+            <w:tcW w:type="dxa" w:w="4680"/>
+          </w:tcPr>
+          <w:p>
+            <w:r>
+              <w:rPr>
+                <w:sz w:val="18"/>
+              </w:rPr>
+              <w:t>זמן הקמה</w:t>
+            </w:r>
+          </w:p>
+        </w:tc>
+        <w:tc>
+          <w:tcPr>
+            <w:tcW w:type="dxa" w:w="4680"/>
+          </w:tcPr>
+          <w:p>
+            <w:r>
+              <w:rPr>
+                <w:sz w:val="18"/>
+              </w:rPr>
+              <w:t>20–30 דקות (Skystar/DURUS)</w:t>
+            </w:r>
+          </w:p>
+        </w:tc>
+      </w:tr>
+      <w:tr>
+        <w:tc>
+          <w:tcPr>
+            <w:tcW w:type="dxa" w:w="4680"/>
+          </w:tcPr>
+          <w:p>
+            <w:r>
+              <w:rPr>
+                <w:sz w:val="18"/>
+              </w:rPr>
+              <w:t>זמן פירוק</w:t>
+            </w:r>
+          </w:p>
+        </w:tc>
+        <w:tc>
+          <w:tcPr>
+            <w:tcW w:type="dxa" w:w="4680"/>
+          </w:tcPr>
+          <w:p>
+            <w:r>
+              <w:rPr>
+                <w:sz w:val="18"/>
+              </w:rPr>
+              <w:t>20–30 דקות</w:t>
+            </w:r>
+          </w:p>
+        </w:tc>
+      </w:tr>
+    </w:tbl>
+    <w:p/>
+    <w:p>
+      <w:pPr>
+        <w:pStyle w:val="Heading2"/>
+      </w:pPr>
+      <w:r>
+        <w:t>תצורה 2: הגנת שיירה (שיטת דילוג)</w:t>
+      </w:r>
+    </w:p>
+    <w:p>
+      <w:r>
+        <w:t>כוחות נעים לא יכולים לגרור אווירוסטטים מקושרים בנסיעה. פתרון: פריסת דילוג.</w:t>
+      </w:r>
+    </w:p>
+    <w:p>
+      <w:pPr>
+        <w:pStyle w:val="ListBullet"/>
+      </w:pPr>
+      <w:r>
+        <w:t>2 צוותים של 3 אווירוסטטים כל אחד</w:t>
+      </w:r>
+    </w:p>
+    <w:p>
+      <w:pPr>
+        <w:pStyle w:val="ListBullet"/>
+      </w:pPr>
+      <w:r>
+        <w:t>צוות א' פורש בנקודת ציון 1, מספק כיסוי בזמן שהשיירה עוברת</w:t>
+      </w:r>
+    </w:p>
+    <w:p>
+      <w:pPr>
+        <w:pStyle w:val="ListBullet"/>
+      </w:pPr>
+      <w:r>
+        <w:t>צוות ב' פורש בנקודת ציון 2 (5–10 ק"מ קדימה)</w:t>
+      </w:r>
+    </w:p>
+    <w:p>
+      <w:pPr>
+        <w:pStyle w:val="ListBullet"/>
+      </w:pPr>
+      <w:r>
+        <w:t>צוות א' אוסף, נוסע קדימה לנקודת ציון 3</w:t>
+      </w:r>
+    </w:p>
+    <w:p>
+      <w:pPr>
+        <w:pStyle w:val="ListBullet"/>
+      </w:pPr>
+      <w:r>
+        <w:t>המחזור ממשיך לאורך המסלול</w:t>
+      </w:r>
+    </w:p>
+    <w:tbl>
+      <w:tblPr>
+        <w:tblStyle w:val="TableGrid"/>
+        <w:tblW w:type="auto" w:w="0"/>
+        <w:jc w:val="center"/>
+        <w:tblLook w:firstColumn="1" w:firstRow="1" w:lastColumn="0" w:lastRow="0" w:noHBand="0" w:noVBand="1" w:val="04A0"/>
+      </w:tblPr>
+      <w:tblGrid>
+        <w:gridCol w:w="4680"/>
+        <w:gridCol w:w="4680"/>
+      </w:tblGrid>
+      <w:tr>
+        <w:tc>
+          <w:tcPr>
+            <w:tcW w:type="dxa" w:w="4680"/>
+          </w:tcPr>
+          <w:p>
+            <w:r>
+              <w:rPr>
+                <w:b/>
+                <w:sz w:val="18"/>
+              </w:rPr>
+              <w:t>אלמנט</w:t>
+            </w:r>
+          </w:p>
+        </w:tc>
+        <w:tc>
+          <w:tcPr>
+            <w:tcW w:type="dxa" w:w="4680"/>
+          </w:tcPr>
+          <w:p>
+            <w:r>
+              <w:rPr>
+                <w:b/>
+                <w:sz w:val="18"/>
+              </w:rPr>
+              <w:t>מפרט</w:t>
+            </w:r>
+          </w:p>
+        </w:tc>
+      </w:tr>
+      <w:tr>
+        <w:tc>
+          <w:tcPr>
+            <w:tcW w:type="dxa" w:w="4680"/>
+          </w:tcPr>
+          <w:p>
+            <w:r>
+              <w:rPr>
+                <w:sz w:val="18"/>
+              </w:rPr>
+              <w:t>צוותים</w:t>
+            </w:r>
+          </w:p>
+        </w:tc>
+        <w:tc>
+          <w:tcPr>
+            <w:tcW w:type="dxa" w:w="4680"/>
+          </w:tcPr>
+          <w:p>
+            <w:r>
+              <w:rPr>
+                <w:sz w:val="18"/>
+              </w:rPr>
+              <w:t>2 צוותים × 3 אווירוסטטים = 6 סה"כ</w:t>
+            </w:r>
+          </w:p>
+        </w:tc>
+      </w:tr>
+      <w:tr>
+        <w:tc>
+          <w:tcPr>
+            <w:tcW w:type="dxa" w:w="4680"/>
+          </w:tcPr>
+          <w:p>
+            <w:r>
+              <w:rPr>
+                <w:sz w:val="18"/>
+              </w:rPr>
+              <w:t>כלי רכב</w:t>
+            </w:r>
+          </w:p>
+        </w:tc>
+        <w:tc>
+          <w:tcPr>
+            <w:tcW w:type="dxa" w:w="4680"/>
+          </w:tcPr>
+          <w:p>
+            <w:r>
+              <w:rPr>
+                <w:sz w:val="18"/>
+              </w:rPr>
+              <w:t>6 מערכות על נגררים</w:t>
+            </w:r>
+          </w:p>
+        </w:tc>
+      </w:tr>
+      <w:tr>
+        <w:tc>
+          <w:tcPr>
+            <w:tcW w:type="dxa" w:w="4680"/>
+          </w:tcPr>
+          <w:p>
+            <w:r>
+              <w:rPr>
+                <w:sz w:val="18"/>
+              </w:rPr>
+              <w:t>מרחק דילוג</w:t>
+            </w:r>
+          </w:p>
+        </w:tc>
+        <w:tc>
+          <w:tcPr>
+            <w:tcW w:type="dxa" w:w="4680"/>
+          </w:tcPr>
+          <w:p>
+            <w:r>
+              <w:rPr>
+                <w:sz w:val="18"/>
+              </w:rPr>
+              <w:t>מקטעי 5–10 ק"מ</w:t>
+            </w:r>
+          </w:p>
+        </w:tc>
+      </w:tr>
+      <w:tr>
+        <w:tc>
+          <w:tcPr>
+            <w:tcW w:type="dxa" w:w="4680"/>
+          </w:tcPr>
+          <w:p>
+            <w:r>
+              <w:rPr>
+                <w:sz w:val="18"/>
+              </w:rPr>
+              <w:t>הקמה/פירוק</w:t>
+            </w:r>
+          </w:p>
+        </w:tc>
+        <w:tc>
+          <w:tcPr>
+            <w:tcW w:type="dxa" w:w="4680"/>
+          </w:tcPr>
+          <w:p>
+            <w:r>
+              <w:rPr>
+                <w:sz w:val="18"/>
+              </w:rPr>
+              <w:t>20 דקות כל אחד (Skystar 180)</w:t>
+            </w:r>
+          </w:p>
+        </w:tc>
+      </w:tr>
+      <w:tr>
+        <w:tc>
+          <w:tcPr>
+            <w:tcW w:type="dxa" w:w="4680"/>
+          </w:tcPr>
+          <w:p>
+            <w:r>
+              <w:rPr>
+                <w:sz w:val="18"/>
+              </w:rPr>
+              <w:t>תאימות מהירות שיירה</w:t>
+            </w:r>
+          </w:p>
+        </w:tc>
+        <w:tc>
+          <w:tcPr>
+            <w:tcW w:type="dxa" w:w="4680"/>
+          </w:tcPr>
+          <w:p>
+            <w:r>
+              <w:rPr>
+                <w:sz w:val="18"/>
+              </w:rPr>
+              <w:t>30–50 קמ"ש</w:t>
+            </w:r>
+          </w:p>
+        </w:tc>
+      </w:tr>
+      <w:tr>
+        <w:tc>
+          <w:tcPr>
+            <w:tcW w:type="dxa" w:w="4680"/>
+          </w:tcPr>
+          <w:p>
+            <w:r>
+              <w:rPr>
+                <w:sz w:val="18"/>
+              </w:rPr>
+              <w:t>כיסוי לעמדה</w:t>
+            </w:r>
+          </w:p>
+        </w:tc>
+        <w:tc>
+          <w:tcPr>
+            <w:tcW w:type="dxa" w:w="4680"/>
+          </w:tcPr>
+          <w:p>
+            <w:r>
+              <w:rPr>
+                <w:sz w:val="18"/>
+              </w:rPr>
+              <w:t>מחסום עילי בקוטר 750 מ'</w:t>
+            </w:r>
+          </w:p>
+        </w:tc>
+      </w:tr>
+    </w:tbl>
+    <w:p/>
+    <w:p>
+      <w:pPr>
+        <w:pStyle w:val="Heading2"/>
+      </w:pPr>
+      <w:r>
+        <w:t>תצורה 3: הגנת אזור כינוס / אזור הסתדרות</w:t>
+      </w:r>
+    </w:p>
+    <w:p>
+      <w:r>
+        <w:t>כאשר כוחות מרוכזים (הסתדרות לפני תקיפה, מוקד לוגיסטי, מפקדה):</w:t>
+      </w:r>
+    </w:p>
+    <w:p>
+      <w:pPr>
+        <w:pStyle w:val="ListBullet"/>
+      </w:pPr>
+      <w:r>
+        <w:t>פריסת 6–12 אווירוסטטים בתבנית רשת</w:t>
+      </w:r>
+    </w:p>
+    <w:p>
+      <w:pPr>
+        <w:pStyle w:val="ListBullet"/>
+      </w:pPr>
+      <w:r>
+        <w:t>מרווח 250 מ' יוצר מחסום עילי + צדדי רציף</w:t>
+      </w:r>
+    </w:p>
+    <w:p>
+      <w:pPr>
+        <w:pStyle w:val="ListBullet"/>
+      </w:pPr>
+      <w:r>
+        <w:t>מעבר מנייד לסטטי תוך 20–30 דקות</w:t>
+      </w:r>
+    </w:p>
+    <w:p>
+      <w:pPr>
+        <w:pStyle w:val="Heading2"/>
+      </w:pPr>
+      <w:r>
+        <w:t>תצורה 4: חיזוק מגזר גבול (גל)</w:t>
+      </w:r>
+    </w:p>
+    <w:p>
+      <w:r>
+        <w:t>בזמן הסלמת איום מודיעינית:</w:t>
+      </w:r>
+    </w:p>
+    <w:p>
+      <w:pPr>
+        <w:pStyle w:val="ListBullet"/>
+      </w:pPr>
+      <w:r>
+        <w:t>סוללות אווירוסטט ניידות ממוקמות מחדש ממגזרים שקטים למגזרים מאוימים</w:t>
+      </w:r>
+    </w:p>
+    <w:p>
+      <w:pPr>
+        <w:pStyle w:val="ListBullet"/>
+      </w:pPr>
+      <w:r>
+        <w:t>4 אווירוסטטים על נגררים יכולים להתפרס מחדש 50–100 ק"מ תוך 1–2 שעות</w:t>
+      </w:r>
+    </w:p>
+    <w:p>
+      <w:pPr>
+        <w:pStyle w:val="ListBullet"/>
+      </w:pPr>
+      <w:r>
+        <w:t>מבצעיים 20 דקות אחרי הגעה</w:t>
+      </w:r>
+    </w:p>
+    <w:p>
+      <w:pPr>
+        <w:pStyle w:val="Heading2"/>
+      </w:pPr>
+      <w:r>
+        <w:t>דוקטרינת ריכוז</w:t>
+      </w:r>
+    </w:p>
+    <w:tbl>
+      <w:tblPr>
+        <w:tblStyle w:val="TableGrid"/>
+        <w:tblW w:type="auto" w:w="0"/>
+        <w:jc w:val="center"/>
+        <w:tblLook w:firstColumn="1" w:firstRow="1" w:lastColumn="0" w:lastRow="0" w:noHBand="0" w:noVBand="1" w:val="04A0"/>
+      </w:tblPr>
+      <w:tblGrid>
+        <w:gridCol w:w="2340"/>
+        <w:gridCol w:w="2340"/>
+        <w:gridCol w:w="2340"/>
+        <w:gridCol w:w="2340"/>
+      </w:tblGrid>
+      <w:tr>
+        <w:tc>
+          <w:tcPr>
+            <w:tcW w:type="dxa" w:w="2340"/>
+          </w:tcPr>
+          <w:p>
+            <w:r>
+              <w:rPr>
+                <w:b/>
+                <w:sz w:val="18"/>
+              </w:rPr>
+              <w:t>גודל יחידה</w:t>
+            </w:r>
+          </w:p>
+        </w:tc>
+        <w:tc>
+          <w:tcPr>
+            <w:tcW w:type="dxa" w:w="2340"/>
+          </w:tcPr>
+          <w:p>
+            <w:r>
+              <w:rPr>
+                <w:b/>
+                <w:sz w:val="18"/>
+              </w:rPr>
+              <w:t>אווירוסטטים</w:t>
+            </w:r>
+          </w:p>
+        </w:tc>
+        <w:tc>
+          <w:tcPr>
+            <w:tcW w:type="dxa" w:w="2340"/>
+          </w:tcPr>
+          <w:p>
+            <w:r>
+              <w:rPr>
+                <w:b/>
+                <w:sz w:val="18"/>
+              </w:rPr>
+              <w:t>כיסוי</w:t>
+            </w:r>
+          </w:p>
+        </w:tc>
+        <w:tc>
+          <w:tcPr>
+            <w:tcW w:type="dxa" w:w="2340"/>
+          </w:tcPr>
+          <w:p>
+            <w:r>
+              <w:rPr>
+                <w:b/>
+                <w:sz w:val="18"/>
+              </w:rPr>
+              <w:t>דרג פיקוד</w:t>
+            </w:r>
+          </w:p>
+        </w:tc>
+      </w:tr>
+      <w:tr>
+        <w:tc>
+          <w:tcPr>
+            <w:tcW w:type="dxa" w:w="2340"/>
+          </w:tcPr>
+          <w:p>
+            <w:r>
+              <w:rPr>
+                <w:sz w:val="18"/>
+              </w:rPr>
+              <w:t>מסך מחלקתי</w:t>
+            </w:r>
+          </w:p>
+        </w:tc>
+        <w:tc>
+          <w:tcPr>
+            <w:tcW w:type="dxa" w:w="2340"/>
+          </w:tcPr>
+          <w:p>
+            <w:r>
+              <w:rPr>
+                <w:sz w:val="18"/>
+              </w:rPr>
+              <w:t>2–3</w:t>
+            </w:r>
+          </w:p>
+        </w:tc>
+        <w:tc>
+          <w:tcPr>
+            <w:tcW w:type="dxa" w:w="2340"/>
+          </w:tcPr>
+          <w:p>
+            <w:r>
+              <w:rPr>
+                <w:sz w:val="18"/>
+              </w:rPr>
+              <w:t>נקודתי (500 מ')</w:t>
+            </w:r>
+          </w:p>
+        </w:tc>
+        <w:tc>
+          <w:tcPr>
+            <w:tcW w:type="dxa" w:w="2340"/>
+          </w:tcPr>
+          <w:p>
+            <w:r>
+              <w:rPr>
+                <w:sz w:val="18"/>
+              </w:rPr>
+              <w:t>סמל מחלקה</w:t>
+            </w:r>
+          </w:p>
+        </w:tc>
+      </w:tr>
+      <w:tr>
+        <w:tc>
+          <w:tcPr>
+            <w:tcW w:type="dxa" w:w="2340"/>
+          </w:tcPr>
+          <w:p>
+            <w:r>
+              <w:rPr>
+                <w:sz w:val="18"/>
+              </w:rPr>
+              <w:t>עמדת פלוגה</w:t>
+            </w:r>
+          </w:p>
+        </w:tc>
+        <w:tc>
+          <w:tcPr>
+            <w:tcW w:type="dxa" w:w="2340"/>
+          </w:tcPr>
+          <w:p>
+            <w:r>
+              <w:rPr>
+                <w:sz w:val="18"/>
+              </w:rPr>
+              <w:t>4–8</w:t>
+            </w:r>
+          </w:p>
+        </w:tc>
+        <w:tc>
+          <w:tcPr>
+            <w:tcW w:type="dxa" w:w="2340"/>
+          </w:tcPr>
+          <w:p>
+            <w:r>
+              <w:rPr>
+                <w:sz w:val="18"/>
+              </w:rPr>
+              <w:t>היקף (קוטר 800 מ')</w:t>
+            </w:r>
+          </w:p>
+        </w:tc>
+        <w:tc>
+          <w:tcPr>
+            <w:tcW w:type="dxa" w:w="2340"/>
+          </w:tcPr>
+          <w:p>
+            <w:r>
+              <w:rPr>
+                <w:sz w:val="18"/>
+              </w:rPr>
+              <w:t>מפקד פלוגה</w:t>
+            </w:r>
+          </w:p>
+        </w:tc>
+      </w:tr>
+      <w:tr>
+        <w:tc>
+          <w:tcPr>
+            <w:tcW w:type="dxa" w:w="2340"/>
+          </w:tcPr>
+          <w:p>
+            <w:r>
+              <w:rPr>
+                <w:sz w:val="18"/>
+              </w:rPr>
+              <w:t>אזור כינוס גדוד</w:t>
+            </w:r>
+          </w:p>
+        </w:tc>
+        <w:tc>
+          <w:tcPr>
+            <w:tcW w:type="dxa" w:w="2340"/>
+          </w:tcPr>
+          <w:p>
+            <w:r>
+              <w:rPr>
+                <w:sz w:val="18"/>
+              </w:rPr>
+              <w:t>8–16</w:t>
+            </w:r>
+          </w:p>
+        </w:tc>
+        <w:tc>
+          <w:tcPr>
+            <w:tcW w:type="dxa" w:w="2340"/>
+          </w:tcPr>
+          <w:p>
+            <w:r>
+              <w:rPr>
+                <w:sz w:val="18"/>
+              </w:rPr>
+              <w:t>מלא (קוטר 1.5 ק"מ)</w:t>
+            </w:r>
+          </w:p>
+        </w:tc>
+        <w:tc>
+          <w:tcPr>
+            <w:tcW w:type="dxa" w:w="2340"/>
+          </w:tcPr>
+          <w:p>
+            <w:r>
+              <w:rPr>
+                <w:sz w:val="18"/>
+              </w:rPr>
+              <w:t>קמ"ב גדוד</w:t>
+            </w:r>
+          </w:p>
+        </w:tc>
+      </w:tr>
+      <w:tr>
+        <w:tc>
+          <w:tcPr>
+            <w:tcW w:type="dxa" w:w="2340"/>
+          </w:tcPr>
+          <w:p>
+            <w:r>
+              <w:rPr>
+                <w:sz w:val="18"/>
+              </w:rPr>
+              <w:t>אזור הסתדרות חטיבה</w:t>
+            </w:r>
+          </w:p>
+        </w:tc>
+        <w:tc>
+          <w:tcPr>
+            <w:tcW w:type="dxa" w:w="2340"/>
+          </w:tcPr>
+          <w:p>
+            <w:r>
+              <w:rPr>
+                <w:sz w:val="18"/>
+              </w:rPr>
+              <w:t>16–32</w:t>
+            </w:r>
+          </w:p>
+        </w:tc>
+        <w:tc>
+          <w:tcPr>
+            <w:tcW w:type="dxa" w:w="2340"/>
+          </w:tcPr>
+          <w:p>
+            <w:r>
+              <w:rPr>
+                <w:sz w:val="18"/>
+              </w:rPr>
+              <w:t>רחב (קוטר 3 ק"מ)</w:t>
+            </w:r>
+          </w:p>
+        </w:tc>
+        <w:tc>
+          <w:tcPr>
+            <w:tcW w:type="dxa" w:w="2340"/>
+          </w:tcPr>
+          <w:p>
+            <w:r>
+              <w:rPr>
+                <w:sz w:val="18"/>
+              </w:rPr>
+              <w:t>קצין הגנה אווירית חטיבתי</w:t>
+            </w:r>
+          </w:p>
+        </w:tc>
+      </w:tr>
+      <w:tr>
+        <w:tc>
+          <w:tcPr>
+            <w:tcW w:type="dxa" w:w="2340"/>
+          </w:tcPr>
+          <w:p>
+            <w:r>
+              <w:rPr>
+                <w:sz w:val="18"/>
+              </w:rPr>
+              <w:t>מגזר גבול (סטטי)</w:t>
+            </w:r>
+          </w:p>
+        </w:tc>
+        <w:tc>
+          <w:tcPr>
+            <w:tcW w:type="dxa" w:w="2340"/>
+          </w:tcPr>
+          <w:p>
+            <w:r>
+              <w:rPr>
+                <w:sz w:val="18"/>
+              </w:rPr>
+              <w:t>40–100</w:t>
+            </w:r>
+          </w:p>
+        </w:tc>
+        <w:tc>
+          <w:tcPr>
+            <w:tcW w:type="dxa" w:w="2340"/>
+          </w:tcPr>
+          <w:p>
+            <w:r>
+              <w:rPr>
+                <w:sz w:val="18"/>
+              </w:rPr>
+              <w:t>רציף (10–25 ק"מ)</w:t>
+            </w:r>
+          </w:p>
+        </w:tc>
+        <w:tc>
+          <w:tcPr>
+            <w:tcW w:type="dxa" w:w="2340"/>
+          </w:tcPr>
+          <w:p>
+            <w:r>
+              <w:rPr>
+                <w:sz w:val="18"/>
+              </w:rPr>
+              <w:t>אוגדה/פיקוד</w:t>
+            </w:r>
+          </w:p>
+        </w:tc>
+      </w:tr>
+    </w:tbl>
+    <w:p/>
+    <w:p>
+      <w:pPr>
+        <w:pStyle w:val="Heading2"/>
+      </w:pPr>
+      <w:r>
+        <w:t>עקרונות שימוש נייד</w:t>
+      </w:r>
+    </w:p>
+    <w:p>
+      <w:r>
+        <w:t>1. נע עם הכוח — אווירוסטטים על נגררים נעים בשיירה, נפרשים בעצירות</w:t>
+      </w:r>
+    </w:p>
+    <w:p>
+      <w:r>
+        <w:t>2. דילוג לכיסוי רציף — צוותים מתחלפים מבטיחים אין פער בהגנה</w:t>
+      </w:r>
+    </w:p>
+    <w:p>
+      <w:r>
+        <w:t>3. ריכוז למסה — ריכוז אווירוסטטים כשכוחות מרוכזים</w:t>
+      </w:r>
+    </w:p>
+    <w:p>
+      <w:r>
+        <w:t>4. פיזור לשרידות — פיזור כשקיים איום ארטילרי/רקטי</w:t>
+      </w:r>
+    </w:p>
+    <w:p>
+      <w:r>
+        <w:t>5. שילוב עם C-UAS — מחסום רשת תופס; לוחמה אלקטרונית/תותחים מטפלים בחודרים</w:t>
+      </w:r>
+    </w:p>
+    <w:p>
+      <w:r>
+        <w:t>6. מעבר מהיר — אותו ציוד משרת משימות ניידות, חצי-סטטיות וסטטיות</w:t>
+      </w:r>
+    </w:p>
+    <w:p>
+      <w:pPr>
+        <w:pStyle w:val="Heading2"/>
+      </w:pPr>
+      <w:r>
+        <w:t>שילוב עם דוקטרינת צה"ל הקיימת</w:t>
+      </w:r>
+    </w:p>
+    <w:p>
+      <w:r>
+        <w:t>צה"ל כבר משתמש באווירוסטטים של Skystar לסקירה. הוספת תליוני כבל CF היא שדרוג מצטבר:</w:t>
+      </w:r>
+    </w:p>
+    <w:p>
+      <w:pPr>
+        <w:pStyle w:val="ListBullet"/>
+      </w:pPr>
+      <w:r>
+        <w:t>Skystar 180 (RT LTA Systems, ישראל) — בשירות צה"ל, מבוסס נגרר, 20 דקות פריסה</w:t>
+      </w:r>
+    </w:p>
+    <w:p>
+      <w:pPr>
+        <w:pStyle w:val="ListBullet"/>
+      </w:pPr>
+      <w:r>
+        <w:t>DURUS (Silicis, ארה"ב) — צבא ארה"ב הערכה, דקות לפריסה, מסוגל C-UAS</w:t>
+      </w:r>
+    </w:p>
+    <w:p>
+      <w:pPr>
+        <w:pStyle w:val="ListBullet"/>
+      </w:pPr>
+      <w:r>
+        <w:t>AB12TC (Aerobavovna, אוקראינה) — מוכח בקרב, $40K/יחידה, 50+ נפרשו מבצעית</w:t>
+      </w:r>
+    </w:p>
+    <w:p>
+      <w:r>
+        <w:t>לפלטפורמות אלה ערוצי רכש, תוכניות אימון ותמיכה לוגיסטית קיימים.</w:t>
+      </w:r>
+    </w:p>
+    <w:p>
+      <w:pPr>
+        <w:pStyle w:val="Heading2"/>
+      </w:pPr>
+      <w:r>
+        <w:t>מקורות</w:t>
+      </w:r>
+    </w:p>
+    <w:p>
+      <w:r>
+        <w:t>[T12] Defence Blog, "U.S. Army evaluates aerostats for counter-drone role." https://defence-blog.com/u-s-army-evaluates-aerostats-for-counter-drone-role/</w:t>
+      </w:r>
+    </w:p>
+    <w:p>
+      <w:r>
+        <w:t>[T13] RT Aerostat (RT LTA Systems), "Skystar 180." https://rtaerostat.com/skystar-180</w:t>
+      </w:r>
+    </w:p>
+    <w:p>
+      <w:r>
+        <w:t>[T14] Silicis Technologies, "DURUS Tactical Aerostat." https://www.silicis.com/durus-01</w:t>
+      </w:r>
+    </w:p>
+    <w:p>
+      <w:r>
+        <w:t>[T15] The Defender Media, "Ministry of Defence codifies Aerobavovna's first aerostat," מאי 2026. https://thedefender.media/en/2026/05/aerostat-aerobavovna/</w:t>
+      </w:r>
+    </w:p>
+    <w:p>
+      <w:r>
+        <w:t>[T16] TCOM LP, "Tethered Aerostats — Tactical Platforms." https://tcomlp.com/aerospace-platforms/tethered-aerostats/</w:t>
+      </w:r>
+    </w:p>
     <w:p>
       <w:r>
         <w:br w:type="page"/>

--- a/exports/research-he.docx
+++ b/exports/research-he.docx
@@ -14739,6 +14739,14 @@
       </w:r>
     </w:p>
     <w:p>
+      <w:pPr>
+        <w:jc w:val="center"/>
+      </w:pPr>
+      <w:r>
+        <w:t>[Image: ../images/infographics/intermediate-solution-timeline.png]</w:t>
+      </w:r>
+    </w:p>
+    <w:p>
       <w:r>
         <w:t>סעיף זה מציג פתרון ביניים הניתן לפריסה תוך 6 חודשים תוך שימוש ברכיבים מסחריים בלבד, ללא המתנה לפיתוח מלא של Airlander 10.</w:t>
       </w:r>
@@ -15885,6 +15893,14 @@
       </w:pPr>
       <w:r>
         <w:t>14ב. שימוש טקטי: פעולות אווירוסטט ניידות עם כוחות קרקע</w:t>
+      </w:r>
+    </w:p>
+    <w:p>
+      <w:pPr>
+        <w:jc w:val="center"/>
+      </w:pPr>
+      <w:r>
+        <w:t>[Image: ../images/infographics/tactical-employment-configs.png]</w:t>
       </w:r>
     </w:p>
     <w:p>
